--- a/Assignment-1a POS Tagging Using HMM Group 68-.docx
+++ b/Assignment-1a POS Tagging Using HMM Group 68-.docx
@@ -1248,7 +1248,17 @@
           <w:szCs w:val="32"/>
           <w:lang w:val="en-IN"/>
         </w:rPr>
-        <w:t>: 0.746</w:t>
+        <w:t>: 0.</w:t>
+      </w:r>
+      <w:r>
+        <w:rPr>
+          <w:rFonts w:ascii="Aptos" w:eastAsia="Aptos" w:hAnsi="Aptos" w:cs="Aptos"/>
+          <w:color w:val="002060"/>
+          <w:sz w:val="32"/>
+          <w:szCs w:val="32"/>
+          <w:lang w:val="en-IN"/>
+        </w:rPr>
+        <w:t>870</w:t>
       </w:r>
       <w:r>
         <w:rPr>
@@ -1305,7 +1315,17 @@
           <w:szCs w:val="32"/>
           <w:lang w:val="en-IN"/>
         </w:rPr>
-        <w:t>: 0.799</w:t>
+        <w:t>: 0.</w:t>
+      </w:r>
+      <w:r>
+        <w:rPr>
+          <w:rFonts w:ascii="Aptos" w:eastAsia="Aptos" w:hAnsi="Aptos" w:cs="Aptos"/>
+          <w:color w:val="002060"/>
+          <w:sz w:val="32"/>
+          <w:szCs w:val="32"/>
+          <w:lang w:val="en-IN"/>
+        </w:rPr>
+        <w:t>862</w:t>
       </w:r>
       <w:r>
         <w:rPr>
@@ -1410,7 +1430,17 @@
           <w:szCs w:val="32"/>
           <w:lang w:val="en-IN"/>
         </w:rPr>
-        <w:t>: 0.755</w:t>
+        <w:t>: 0.</w:t>
+      </w:r>
+      <w:r>
+        <w:rPr>
+          <w:rFonts w:ascii="Aptos" w:eastAsia="Aptos" w:hAnsi="Aptos" w:cs="Aptos"/>
+          <w:color w:val="002060"/>
+          <w:sz w:val="32"/>
+          <w:szCs w:val="32"/>
+          <w:lang w:val="en-IN"/>
+        </w:rPr>
+        <w:t>865</w:t>
       </w:r>
       <w:r>
         <w:rPr>
@@ -1505,7 +1535,17 @@
           <w:szCs w:val="32"/>
           <w:lang w:val="en-IN"/>
         </w:rPr>
-        <w:t>: 0.757</w:t>
+        <w:t>: 0.</w:t>
+      </w:r>
+      <w:r>
+        <w:rPr>
+          <w:rFonts w:ascii="Aptos" w:eastAsia="Aptos" w:hAnsi="Aptos" w:cs="Aptos"/>
+          <w:color w:val="002060"/>
+          <w:sz w:val="32"/>
+          <w:szCs w:val="32"/>
+          <w:lang w:val="en-IN"/>
+        </w:rPr>
+        <w:t>870</w:t>
       </w:r>
       <w:r>
         <w:rPr>
@@ -1610,7 +1650,17 @@
           <w:szCs w:val="32"/>
           <w:lang w:val="en-IN"/>
         </w:rPr>
-        <w:t>: 0.788</w:t>
+        <w:t>: 0.</w:t>
+      </w:r>
+      <w:r>
+        <w:rPr>
+          <w:rFonts w:ascii="Aptos" w:eastAsia="Aptos" w:hAnsi="Aptos" w:cs="Aptos"/>
+          <w:color w:val="002060"/>
+          <w:sz w:val="32"/>
+          <w:szCs w:val="32"/>
+          <w:lang w:val="en-IN"/>
+        </w:rPr>
+        <w:t>585</w:t>
       </w:r>
       <w:r>
         <w:rPr>
@@ -1660,107 +1710,79 @@
     </w:p>
     <w:p>
       <w:pPr>
+        <w:rPr>
+          <w:rFonts w:ascii="Aptos" w:eastAsia="Aptos" w:hAnsi="Aptos" w:cs="Aptos"/>
+          <w:color w:val="002060"/>
+          <w:lang w:val="en-IN"/>
+        </w:rPr>
+      </w:pPr>
+      <w:r>
+        <w:rPr>
+          <w:rFonts w:ascii="Aptos" w:eastAsia="Aptos" w:hAnsi="Aptos" w:cs="Aptos"/>
+          <w:color w:val="002060"/>
+          <w:lang w:val="en-IN"/>
+        </w:rPr>
+        <w:t xml:space="preserve">The table below summarizes the performance metrics for each part-of-speech (POS) tag in the Hidden Markov Model (HMM) POS tagger. These metrics include </w:t>
+      </w:r>
+      <w:r>
+        <w:rPr>
+          <w:rFonts w:ascii="Aptos" w:eastAsia="Aptos" w:hAnsi="Aptos" w:cs="Aptos"/>
+          <w:b/>
+          <w:bCs/>
+          <w:color w:val="002060"/>
+          <w:lang w:val="en-IN"/>
+        </w:rPr>
+        <w:t>precision</w:t>
+      </w:r>
+      <w:r>
+        <w:rPr>
+          <w:rFonts w:ascii="Aptos" w:eastAsia="Aptos" w:hAnsi="Aptos" w:cs="Aptos"/>
+          <w:color w:val="002060"/>
+          <w:lang w:val="en-IN"/>
+        </w:rPr>
+        <w:t xml:space="preserve">, </w:t>
+      </w:r>
+      <w:r>
+        <w:rPr>
+          <w:rFonts w:ascii="Aptos" w:eastAsia="Aptos" w:hAnsi="Aptos" w:cs="Aptos"/>
+          <w:b/>
+          <w:bCs/>
+          <w:color w:val="002060"/>
+          <w:lang w:val="en-IN"/>
+        </w:rPr>
+        <w:t>recall</w:t>
+      </w:r>
+      <w:r>
+        <w:rPr>
+          <w:rFonts w:ascii="Aptos" w:eastAsia="Aptos" w:hAnsi="Aptos" w:cs="Aptos"/>
+          <w:color w:val="002060"/>
+          <w:lang w:val="en-IN"/>
+        </w:rPr>
+        <w:t xml:space="preserve">, and </w:t>
+      </w:r>
+      <w:r>
+        <w:rPr>
+          <w:rFonts w:ascii="Aptos" w:eastAsia="Aptos" w:hAnsi="Aptos" w:cs="Aptos"/>
+          <w:b/>
+          <w:bCs/>
+          <w:color w:val="002060"/>
+          <w:lang w:val="en-IN"/>
+        </w:rPr>
+        <w:t>F1 score</w:t>
+      </w:r>
+      <w:r>
+        <w:rPr>
+          <w:rFonts w:ascii="Aptos" w:eastAsia="Aptos" w:hAnsi="Aptos" w:cs="Aptos"/>
+          <w:color w:val="002060"/>
+          <w:lang w:val="en-IN"/>
+        </w:rPr>
+        <w:t>, providing insight into how well the model performs for each specific tag.</w:t>
+      </w:r>
+    </w:p>
+    <w:p>
+      <w:pPr>
+        <w:spacing w:after="0" w:line="240" w:lineRule="auto"/>
         <w:ind w:left="720"/>
-        <w:jc w:val="center"/>
-        <w:rPr>
-          <w:rFonts w:ascii="Aptos" w:eastAsia="Aptos" w:hAnsi="Aptos" w:cs="Aptos"/>
-          <w:color w:val="002060"/>
-          <w:sz w:val="32"/>
-          <w:szCs w:val="32"/>
-          <w:lang w:val="en-IN"/>
-        </w:rPr>
-      </w:pPr>
-    </w:p>
-    <w:p>
-      <w:pPr>
-        <w:rPr>
-          <w:rFonts w:ascii="Aptos" w:eastAsia="Aptos" w:hAnsi="Aptos" w:cs="Aptos"/>
-          <w:color w:val="002060"/>
-          <w:sz w:val="32"/>
-          <w:szCs w:val="32"/>
-          <w:lang w:val="en-IN"/>
-        </w:rPr>
-      </w:pPr>
-      <w:r>
-        <w:rPr>
-          <w:rFonts w:ascii="Aptos" w:eastAsia="Aptos" w:hAnsi="Aptos" w:cs="Aptos"/>
-          <w:color w:val="002060"/>
-          <w:sz w:val="32"/>
-          <w:szCs w:val="32"/>
-          <w:lang w:val="en-IN"/>
-        </w:rPr>
-        <w:t xml:space="preserve">The table below summarizes the performance metrics for each part-of-speech (POS) tag in the Hidden Markov Model (HMM) POS tagger. These metrics include </w:t>
-      </w:r>
-      <w:r>
-        <w:rPr>
-          <w:rFonts w:ascii="Aptos" w:eastAsia="Aptos" w:hAnsi="Aptos" w:cs="Aptos"/>
-          <w:b/>
-          <w:bCs/>
-          <w:color w:val="002060"/>
-          <w:sz w:val="32"/>
-          <w:szCs w:val="32"/>
-          <w:lang w:val="en-IN"/>
-        </w:rPr>
-        <w:t>precision</w:t>
-      </w:r>
-      <w:r>
-        <w:rPr>
-          <w:rFonts w:ascii="Aptos" w:eastAsia="Aptos" w:hAnsi="Aptos" w:cs="Aptos"/>
-          <w:color w:val="002060"/>
-          <w:sz w:val="32"/>
-          <w:szCs w:val="32"/>
-          <w:lang w:val="en-IN"/>
-        </w:rPr>
-        <w:t xml:space="preserve">, </w:t>
-      </w:r>
-      <w:r>
-        <w:rPr>
-          <w:rFonts w:ascii="Aptos" w:eastAsia="Aptos" w:hAnsi="Aptos" w:cs="Aptos"/>
-          <w:b/>
-          <w:bCs/>
-          <w:color w:val="002060"/>
-          <w:sz w:val="32"/>
-          <w:szCs w:val="32"/>
-          <w:lang w:val="en-IN"/>
-        </w:rPr>
-        <w:t>recall</w:t>
-      </w:r>
-      <w:r>
-        <w:rPr>
-          <w:rFonts w:ascii="Aptos" w:eastAsia="Aptos" w:hAnsi="Aptos" w:cs="Aptos"/>
-          <w:color w:val="002060"/>
-          <w:sz w:val="32"/>
-          <w:szCs w:val="32"/>
-          <w:lang w:val="en-IN"/>
-        </w:rPr>
-        <w:t xml:space="preserve">, and </w:t>
-      </w:r>
-      <w:r>
-        <w:rPr>
-          <w:rFonts w:ascii="Aptos" w:eastAsia="Aptos" w:hAnsi="Aptos" w:cs="Aptos"/>
-          <w:b/>
-          <w:bCs/>
-          <w:color w:val="002060"/>
-          <w:sz w:val="32"/>
-          <w:szCs w:val="32"/>
-          <w:lang w:val="en-IN"/>
-        </w:rPr>
-        <w:t>F1 score</w:t>
-      </w:r>
-      <w:r>
-        <w:rPr>
-          <w:rFonts w:ascii="Aptos" w:eastAsia="Aptos" w:hAnsi="Aptos" w:cs="Aptos"/>
-          <w:color w:val="002060"/>
-          <w:sz w:val="32"/>
-          <w:szCs w:val="32"/>
-          <w:lang w:val="en-IN"/>
-        </w:rPr>
-        <w:t>, providing insight into how well the model performs for each specific tag.</w:t>
-      </w:r>
-    </w:p>
-    <w:p>
-      <w:pPr>
-        <w:spacing w:after="0"/>
         <w:rPr>
           <w:rFonts w:ascii="Aptos" w:eastAsia="Aptos" w:hAnsi="Aptos" w:cs="Aptos"/>
           <w:b/>
@@ -1784,149 +1806,97 @@
       <w:pPr>
         <w:numPr>
           <w:ilvl w:val="0"/>
-          <w:numId w:val="3"/>
+          <w:numId w:val="34"/>
         </w:numPr>
-        <w:spacing w:after="0"/>
-        <w:rPr>
-          <w:rFonts w:ascii="Aptos" w:eastAsia="Aptos" w:hAnsi="Aptos" w:cs="Aptos"/>
-          <w:color w:val="002060"/>
-          <w:lang w:val="en-IN"/>
-        </w:rPr>
-      </w:pPr>
-      <w:r>
-        <w:rPr>
-          <w:rFonts w:ascii="Aptos" w:eastAsia="Aptos" w:hAnsi="Aptos" w:cs="Aptos"/>
-          <w:b/>
-          <w:bCs/>
-          <w:color w:val="002060"/>
-          <w:lang w:val="en-IN"/>
-        </w:rPr>
-        <w:t>Precision</w:t>
-      </w:r>
-      <w:r>
-        <w:rPr>
-          <w:rFonts w:ascii="Aptos" w:eastAsia="Aptos" w:hAnsi="Aptos" w:cs="Aptos"/>
-          <w:color w:val="002060"/>
-          <w:lang w:val="en-IN"/>
-        </w:rPr>
-        <w:t>: 0.83</w:t>
-      </w:r>
-      <w:r>
-        <w:rPr>
-          <w:rFonts w:ascii="Aptos" w:eastAsia="Aptos" w:hAnsi="Aptos" w:cs="Aptos"/>
-          <w:color w:val="002060"/>
-          <w:lang w:val="en-IN"/>
-        </w:rPr>
-        <w:t xml:space="preserve"> </w:t>
-      </w:r>
-      <w:r>
-        <w:rPr>
-          <w:rFonts w:ascii="Aptos" w:eastAsia="Aptos" w:hAnsi="Aptos" w:cs="Aptos"/>
-          <w:color w:val="002060"/>
-          <w:lang w:val="en-IN"/>
-        </w:rPr>
-        <w:t>– The model identified particles with 83% precision.</w:t>
+        <w:spacing w:after="0" w:line="240" w:lineRule="auto"/>
+        <w:rPr>
+          <w:rFonts w:ascii="Aptos" w:eastAsia="Aptos" w:hAnsi="Aptos" w:cs="Aptos"/>
+          <w:b/>
+          <w:bCs/>
+          <w:color w:val="002060"/>
+          <w:lang w:val="en-IN"/>
+        </w:rPr>
+      </w:pPr>
+      <w:r>
+        <w:rPr>
+          <w:rFonts w:ascii="Aptos" w:eastAsia="Aptos" w:hAnsi="Aptos" w:cs="Aptos"/>
+          <w:b/>
+          <w:bCs/>
+          <w:color w:val="002060"/>
+          <w:lang w:val="en-IN"/>
+        </w:rPr>
+        <w:t>Precision: 0.87 – The model identified particles with 87% precision.</w:t>
       </w:r>
     </w:p>
     <w:p>
       <w:pPr>
         <w:numPr>
           <w:ilvl w:val="0"/>
-          <w:numId w:val="3"/>
+          <w:numId w:val="34"/>
         </w:numPr>
-        <w:spacing w:after="0"/>
-        <w:rPr>
-          <w:rFonts w:ascii="Aptos" w:eastAsia="Aptos" w:hAnsi="Aptos" w:cs="Aptos"/>
-          <w:color w:val="002060"/>
-          <w:lang w:val="en-IN"/>
-        </w:rPr>
-      </w:pPr>
-      <w:r>
-        <w:rPr>
-          <w:rFonts w:ascii="Aptos" w:eastAsia="Aptos" w:hAnsi="Aptos" w:cs="Aptos"/>
-          <w:b/>
-          <w:bCs/>
-          <w:color w:val="002060"/>
-          <w:lang w:val="en-IN"/>
-        </w:rPr>
-        <w:t>Recall</w:t>
-      </w:r>
-      <w:r>
-        <w:rPr>
-          <w:rFonts w:ascii="Aptos" w:eastAsia="Aptos" w:hAnsi="Aptos" w:cs="Aptos"/>
-          <w:color w:val="002060"/>
-          <w:lang w:val="en-IN"/>
-        </w:rPr>
-        <w:t>: 0.56</w:t>
-      </w:r>
-      <w:r>
-        <w:rPr>
-          <w:rFonts w:ascii="Aptos" w:eastAsia="Aptos" w:hAnsi="Aptos" w:cs="Aptos"/>
-          <w:color w:val="002060"/>
-          <w:lang w:val="en-IN"/>
-        </w:rPr>
-        <w:t xml:space="preserve"> </w:t>
-      </w:r>
-      <w:r>
-        <w:rPr>
-          <w:rFonts w:ascii="Aptos" w:eastAsia="Aptos" w:hAnsi="Aptos" w:cs="Aptos"/>
-          <w:color w:val="002060"/>
-          <w:lang w:val="en-IN"/>
-        </w:rPr>
-        <w:t>– It detected only 56% of all particles present in the dataset.</w:t>
+        <w:spacing w:after="0" w:line="240" w:lineRule="auto"/>
+        <w:rPr>
+          <w:rFonts w:ascii="Aptos" w:eastAsia="Aptos" w:hAnsi="Aptos" w:cs="Aptos"/>
+          <w:b/>
+          <w:bCs/>
+          <w:color w:val="002060"/>
+          <w:lang w:val="en-IN"/>
+        </w:rPr>
+      </w:pPr>
+      <w:r>
+        <w:rPr>
+          <w:rFonts w:ascii="Aptos" w:eastAsia="Aptos" w:hAnsi="Aptos" w:cs="Aptos"/>
+          <w:b/>
+          <w:bCs/>
+          <w:color w:val="002060"/>
+          <w:lang w:val="en-IN"/>
+        </w:rPr>
+        <w:t>Recall: 0.85 – It detected 85% of all particles present in the dataset.</w:t>
       </w:r>
     </w:p>
     <w:p>
       <w:pPr>
         <w:numPr>
           <w:ilvl w:val="0"/>
-          <w:numId w:val="3"/>
+          <w:numId w:val="34"/>
         </w:numPr>
-        <w:spacing w:after="0"/>
-        <w:rPr>
-          <w:rFonts w:ascii="Aptos" w:eastAsia="Aptos" w:hAnsi="Aptos" w:cs="Aptos"/>
-          <w:color w:val="002060"/>
-          <w:lang w:val="en-IN"/>
-        </w:rPr>
-      </w:pPr>
-      <w:r>
-        <w:rPr>
-          <w:rFonts w:ascii="Aptos" w:eastAsia="Aptos" w:hAnsi="Aptos" w:cs="Aptos"/>
-          <w:b/>
-          <w:bCs/>
-          <w:color w:val="002060"/>
-          <w:lang w:val="en-IN"/>
-        </w:rPr>
-        <w:t>F1 Score</w:t>
-      </w:r>
-      <w:r>
-        <w:rPr>
-          <w:rFonts w:ascii="Aptos" w:eastAsia="Aptos" w:hAnsi="Aptos" w:cs="Aptos"/>
-          <w:color w:val="002060"/>
-          <w:lang w:val="en-IN"/>
-        </w:rPr>
-        <w:t>: 0.67</w:t>
-      </w:r>
-      <w:r>
-        <w:rPr>
-          <w:rFonts w:ascii="Aptos" w:eastAsia="Aptos" w:hAnsi="Aptos" w:cs="Aptos"/>
-          <w:color w:val="002060"/>
-          <w:lang w:val="en-IN"/>
-        </w:rPr>
-        <w:t xml:space="preserve"> </w:t>
-      </w:r>
-      <w:r>
-        <w:rPr>
-          <w:rFonts w:ascii="Aptos" w:eastAsia="Aptos" w:hAnsi="Aptos" w:cs="Aptos"/>
-          <w:color w:val="002060"/>
-          <w:lang w:val="en-IN"/>
-        </w:rPr>
-        <w:t>– Indicates a low balance between precision and recall, highlighting challenges in identifying particles.</w:t>
-      </w:r>
-    </w:p>
-    <w:p>
-      <w:pPr>
-        <w:spacing w:after="0"/>
+        <w:spacing w:after="0" w:line="240" w:lineRule="auto"/>
+        <w:rPr>
+          <w:rFonts w:ascii="Aptos" w:eastAsia="Aptos" w:hAnsi="Aptos" w:cs="Aptos"/>
+          <w:b/>
+          <w:bCs/>
+          <w:color w:val="002060"/>
+          <w:lang w:val="en-IN"/>
+        </w:rPr>
+      </w:pPr>
+      <w:r>
+        <w:rPr>
+          <w:rFonts w:ascii="Aptos" w:eastAsia="Aptos" w:hAnsi="Aptos" w:cs="Aptos"/>
+          <w:b/>
+          <w:bCs/>
+          <w:color w:val="002060"/>
+          <w:lang w:val="en-IN"/>
+        </w:rPr>
+        <w:t>F1 Score: 0.86 – Indicates a good balance between precision and recall for particles.</w:t>
+      </w:r>
+    </w:p>
+    <w:p>
+      <w:pPr>
+        <w:spacing w:after="0" w:line="240" w:lineRule="auto"/>
+        <w:ind w:left="720"/>
+        <w:rPr>
+          <w:rFonts w:ascii="Aptos" w:eastAsia="Aptos" w:hAnsi="Aptos" w:cs="Aptos"/>
+          <w:b/>
+          <w:bCs/>
+          <w:color w:val="002060"/>
+          <w:lang w:val="en-IN"/>
+        </w:rPr>
+      </w:pPr>
+    </w:p>
+    <w:p>
+      <w:pPr>
+        <w:spacing w:after="0" w:line="240" w:lineRule="auto"/>
+        <w:ind w:left="720"/>
         <w:rPr>
           <w:rFonts w:ascii="Aptos" w:eastAsia="Aptos" w:hAnsi="Aptos" w:cs="Aptos"/>
           <w:b/>
@@ -1950,133 +1920,97 @@
       <w:pPr>
         <w:numPr>
           <w:ilvl w:val="0"/>
-          <w:numId w:val="4"/>
+          <w:numId w:val="35"/>
         </w:numPr>
-        <w:spacing w:after="0"/>
-        <w:rPr>
-          <w:rFonts w:ascii="Aptos" w:eastAsia="Aptos" w:hAnsi="Aptos" w:cs="Aptos"/>
-          <w:color w:val="002060"/>
-          <w:lang w:val="en-IN"/>
-        </w:rPr>
-      </w:pPr>
-      <w:r>
-        <w:rPr>
-          <w:rFonts w:ascii="Aptos" w:eastAsia="Aptos" w:hAnsi="Aptos" w:cs="Aptos"/>
-          <w:b/>
-          <w:bCs/>
-          <w:color w:val="002060"/>
-          <w:lang w:val="en-IN"/>
-        </w:rPr>
-        <w:t>Precision</w:t>
-      </w:r>
-      <w:r>
-        <w:rPr>
-          <w:rFonts w:ascii="Aptos" w:eastAsia="Aptos" w:hAnsi="Aptos" w:cs="Aptos"/>
-          <w:color w:val="002060"/>
-          <w:lang w:val="en-IN"/>
-        </w:rPr>
-        <w:t>: 0</w:t>
-      </w:r>
-      <w:r>
-        <w:rPr>
-          <w:rFonts w:ascii="Aptos" w:eastAsia="Aptos" w:hAnsi="Aptos" w:cs="Aptos"/>
-          <w:color w:val="002060"/>
-          <w:lang w:val="en-IN"/>
-        </w:rPr>
-        <w:t>.</w:t>
-      </w:r>
-      <w:r>
-        <w:rPr>
-          <w:rFonts w:ascii="Aptos" w:eastAsia="Aptos" w:hAnsi="Aptos" w:cs="Aptos"/>
-          <w:color w:val="002060"/>
-          <w:lang w:val="en-IN"/>
-        </w:rPr>
-        <w:t>83</w:t>
+        <w:spacing w:after="0" w:line="240" w:lineRule="auto"/>
+        <w:rPr>
+          <w:rFonts w:ascii="Aptos" w:eastAsia="Aptos" w:hAnsi="Aptos" w:cs="Aptos"/>
+          <w:b/>
+          <w:bCs/>
+          <w:color w:val="002060"/>
+          <w:lang w:val="en-IN"/>
+        </w:rPr>
+      </w:pPr>
+      <w:r>
+        <w:rPr>
+          <w:rFonts w:ascii="Aptos" w:eastAsia="Aptos" w:hAnsi="Aptos" w:cs="Aptos"/>
+          <w:b/>
+          <w:bCs/>
+          <w:color w:val="002060"/>
+          <w:lang w:val="en-IN"/>
+        </w:rPr>
+        <w:t>Precision: 0.94</w:t>
       </w:r>
     </w:p>
     <w:p>
       <w:pPr>
         <w:numPr>
           <w:ilvl w:val="0"/>
-          <w:numId w:val="4"/>
+          <w:numId w:val="35"/>
         </w:numPr>
-        <w:spacing w:after="0"/>
-        <w:rPr>
-          <w:rFonts w:ascii="Aptos" w:eastAsia="Aptos" w:hAnsi="Aptos" w:cs="Aptos"/>
-          <w:color w:val="002060"/>
-          <w:lang w:val="en-IN"/>
-        </w:rPr>
-      </w:pPr>
-      <w:r>
-        <w:rPr>
-          <w:rFonts w:ascii="Aptos" w:eastAsia="Aptos" w:hAnsi="Aptos" w:cs="Aptos"/>
-          <w:b/>
-          <w:bCs/>
-          <w:color w:val="002060"/>
-          <w:lang w:val="en-IN"/>
-        </w:rPr>
-        <w:t>Recall</w:t>
-      </w:r>
-      <w:r>
-        <w:rPr>
-          <w:rFonts w:ascii="Aptos" w:eastAsia="Aptos" w:hAnsi="Aptos" w:cs="Aptos"/>
-          <w:color w:val="002060"/>
-          <w:lang w:val="en-IN"/>
-        </w:rPr>
-        <w:t>: 0.62</w:t>
+        <w:spacing w:after="0" w:line="240" w:lineRule="auto"/>
+        <w:rPr>
+          <w:rFonts w:ascii="Aptos" w:eastAsia="Aptos" w:hAnsi="Aptos" w:cs="Aptos"/>
+          <w:b/>
+          <w:bCs/>
+          <w:color w:val="002060"/>
+          <w:lang w:val="en-IN"/>
+        </w:rPr>
+      </w:pPr>
+      <w:r>
+        <w:rPr>
+          <w:rFonts w:ascii="Aptos" w:eastAsia="Aptos" w:hAnsi="Aptos" w:cs="Aptos"/>
+          <w:b/>
+          <w:bCs/>
+          <w:color w:val="002060"/>
+          <w:lang w:val="en-IN"/>
+        </w:rPr>
+        <w:t>Recall: 0.82</w:t>
       </w:r>
     </w:p>
     <w:p>
       <w:pPr>
         <w:numPr>
           <w:ilvl w:val="0"/>
-          <w:numId w:val="4"/>
+          <w:numId w:val="35"/>
         </w:numPr>
-        <w:spacing w:after="0"/>
-        <w:rPr>
-          <w:rFonts w:ascii="Aptos" w:eastAsia="Aptos" w:hAnsi="Aptos" w:cs="Aptos"/>
-          <w:color w:val="002060"/>
-          <w:lang w:val="en-IN"/>
-        </w:rPr>
-      </w:pPr>
-      <w:r>
-        <w:rPr>
-          <w:rFonts w:ascii="Aptos" w:eastAsia="Aptos" w:hAnsi="Aptos" w:cs="Aptos"/>
-          <w:b/>
-          <w:bCs/>
-          <w:color w:val="002060"/>
-          <w:lang w:val="en-IN"/>
-        </w:rPr>
-        <w:t>F1 Score</w:t>
-      </w:r>
-      <w:r>
-        <w:rPr>
-          <w:rFonts w:ascii="Aptos" w:eastAsia="Aptos" w:hAnsi="Aptos" w:cs="Aptos"/>
-          <w:color w:val="002060"/>
-          <w:lang w:val="en-IN"/>
-        </w:rPr>
-        <w:t>: 0.71</w:t>
-      </w:r>
-      <w:r>
-        <w:rPr>
-          <w:rFonts w:ascii="Aptos" w:eastAsia="Aptos" w:hAnsi="Aptos" w:cs="Aptos"/>
-          <w:color w:val="002060"/>
-          <w:lang w:val="en-IN"/>
-        </w:rPr>
-        <w:t xml:space="preserve"> </w:t>
-      </w:r>
-      <w:r>
-        <w:rPr>
-          <w:rFonts w:ascii="Aptos" w:eastAsia="Aptos" w:hAnsi="Aptos" w:cs="Aptos"/>
-          <w:color w:val="002060"/>
-          <w:lang w:val="en-IN"/>
-        </w:rPr>
-        <w:t>– The model’s performance for numbers is slightly better but still low overall.</w:t>
-      </w:r>
-    </w:p>
-    <w:p>
-      <w:pPr>
-        <w:spacing w:after="0"/>
+        <w:spacing w:after="0" w:line="240" w:lineRule="auto"/>
+        <w:rPr>
+          <w:rFonts w:ascii="Aptos" w:eastAsia="Aptos" w:hAnsi="Aptos" w:cs="Aptos"/>
+          <w:b/>
+          <w:bCs/>
+          <w:color w:val="002060"/>
+          <w:lang w:val="en-IN"/>
+        </w:rPr>
+      </w:pPr>
+      <w:r>
+        <w:rPr>
+          <w:rFonts w:ascii="Aptos" w:eastAsia="Aptos" w:hAnsi="Aptos" w:cs="Aptos"/>
+          <w:b/>
+          <w:bCs/>
+          <w:color w:val="002060"/>
+          <w:lang w:val="en-IN"/>
+        </w:rPr>
+        <w:t>F1 Score: 0.88 – The model performs well with numbers, though recall could be improved.</w:t>
+      </w:r>
+    </w:p>
+    <w:p>
+      <w:pPr>
+        <w:spacing w:after="0" w:line="240" w:lineRule="auto"/>
+        <w:ind w:left="720"/>
+        <w:rPr>
+          <w:rFonts w:ascii="Aptos" w:eastAsia="Aptos" w:hAnsi="Aptos" w:cs="Aptos"/>
+          <w:b/>
+          <w:bCs/>
+          <w:color w:val="002060"/>
+          <w:lang w:val="en-IN"/>
+        </w:rPr>
+      </w:pPr>
+    </w:p>
+    <w:p>
+      <w:pPr>
+        <w:spacing w:after="0" w:line="240" w:lineRule="auto"/>
+        <w:ind w:left="720"/>
         <w:rPr>
           <w:rFonts w:ascii="Aptos" w:eastAsia="Aptos" w:hAnsi="Aptos" w:cs="Aptos"/>
           <w:b/>
@@ -2100,117 +2034,97 @@
       <w:pPr>
         <w:numPr>
           <w:ilvl w:val="0"/>
-          <w:numId w:val="5"/>
+          <w:numId w:val="36"/>
         </w:numPr>
-        <w:spacing w:after="0"/>
-        <w:rPr>
-          <w:rFonts w:ascii="Aptos" w:eastAsia="Aptos" w:hAnsi="Aptos" w:cs="Aptos"/>
-          <w:color w:val="002060"/>
-          <w:lang w:val="en-IN"/>
-        </w:rPr>
-      </w:pPr>
-      <w:r>
-        <w:rPr>
-          <w:rFonts w:ascii="Aptos" w:eastAsia="Aptos" w:hAnsi="Aptos" w:cs="Aptos"/>
-          <w:b/>
-          <w:bCs/>
-          <w:color w:val="002060"/>
-          <w:lang w:val="en-IN"/>
-        </w:rPr>
-        <w:t>Precision</w:t>
-      </w:r>
-      <w:r>
-        <w:rPr>
-          <w:rFonts w:ascii="Aptos" w:eastAsia="Aptos" w:hAnsi="Aptos" w:cs="Aptos"/>
-          <w:color w:val="002060"/>
-          <w:lang w:val="en-IN"/>
-        </w:rPr>
-        <w:t>: 0.83</w:t>
+        <w:spacing w:after="0" w:line="240" w:lineRule="auto"/>
+        <w:rPr>
+          <w:rFonts w:ascii="Aptos" w:eastAsia="Aptos" w:hAnsi="Aptos" w:cs="Aptos"/>
+          <w:b/>
+          <w:bCs/>
+          <w:color w:val="002060"/>
+          <w:lang w:val="en-IN"/>
+        </w:rPr>
+      </w:pPr>
+      <w:r>
+        <w:rPr>
+          <w:rFonts w:ascii="Aptos" w:eastAsia="Aptos" w:hAnsi="Aptos" w:cs="Aptos"/>
+          <w:b/>
+          <w:bCs/>
+          <w:color w:val="002060"/>
+          <w:lang w:val="en-IN"/>
+        </w:rPr>
+        <w:t>Precision: 0.98</w:t>
       </w:r>
     </w:p>
     <w:p>
       <w:pPr>
         <w:numPr>
           <w:ilvl w:val="0"/>
-          <w:numId w:val="5"/>
+          <w:numId w:val="36"/>
         </w:numPr>
-        <w:spacing w:after="0"/>
-        <w:rPr>
-          <w:rFonts w:ascii="Aptos" w:eastAsia="Aptos" w:hAnsi="Aptos" w:cs="Aptos"/>
-          <w:color w:val="002060"/>
-          <w:lang w:val="en-IN"/>
-        </w:rPr>
-      </w:pPr>
-      <w:r>
-        <w:rPr>
-          <w:rFonts w:ascii="Aptos" w:eastAsia="Aptos" w:hAnsi="Aptos" w:cs="Aptos"/>
-          <w:b/>
-          <w:bCs/>
-          <w:color w:val="002060"/>
-          <w:lang w:val="en-IN"/>
-        </w:rPr>
-        <w:t>Recall</w:t>
-      </w:r>
-      <w:r>
-        <w:rPr>
-          <w:rFonts w:ascii="Aptos" w:eastAsia="Aptos" w:hAnsi="Aptos" w:cs="Aptos"/>
-          <w:color w:val="002060"/>
-          <w:lang w:val="en-IN"/>
-        </w:rPr>
-        <w:t>: 0.70</w:t>
+        <w:spacing w:after="0" w:line="240" w:lineRule="auto"/>
+        <w:rPr>
+          <w:rFonts w:ascii="Aptos" w:eastAsia="Aptos" w:hAnsi="Aptos" w:cs="Aptos"/>
+          <w:b/>
+          <w:bCs/>
+          <w:color w:val="002060"/>
+          <w:lang w:val="en-IN"/>
+        </w:rPr>
+      </w:pPr>
+      <w:r>
+        <w:rPr>
+          <w:rFonts w:ascii="Aptos" w:eastAsia="Aptos" w:hAnsi="Aptos" w:cs="Aptos"/>
+          <w:b/>
+          <w:bCs/>
+          <w:color w:val="002060"/>
+          <w:lang w:val="en-IN"/>
+        </w:rPr>
+        <w:t>Recall: 0.99</w:t>
       </w:r>
     </w:p>
     <w:p>
       <w:pPr>
         <w:numPr>
           <w:ilvl w:val="0"/>
-          <w:numId w:val="5"/>
+          <w:numId w:val="36"/>
         </w:numPr>
-        <w:spacing w:after="0"/>
-        <w:rPr>
-          <w:rFonts w:ascii="Aptos" w:eastAsia="Aptos" w:hAnsi="Aptos" w:cs="Aptos"/>
-          <w:color w:val="002060"/>
-          <w:lang w:val="en-IN"/>
-        </w:rPr>
-      </w:pPr>
-      <w:r>
-        <w:rPr>
-          <w:rFonts w:ascii="Aptos" w:eastAsia="Aptos" w:hAnsi="Aptos" w:cs="Aptos"/>
-          <w:b/>
-          <w:bCs/>
-          <w:color w:val="002060"/>
-          <w:lang w:val="en-IN"/>
-        </w:rPr>
-        <w:t>F1 Score</w:t>
-      </w:r>
-      <w:r>
-        <w:rPr>
-          <w:rFonts w:ascii="Aptos" w:eastAsia="Aptos" w:hAnsi="Aptos" w:cs="Aptos"/>
-          <w:color w:val="002060"/>
-          <w:lang w:val="en-IN"/>
-        </w:rPr>
-        <w:t>: 0.76</w:t>
-      </w:r>
-      <w:r>
-        <w:rPr>
-          <w:rFonts w:ascii="Aptos" w:eastAsia="Aptos" w:hAnsi="Aptos" w:cs="Aptos"/>
-          <w:color w:val="002060"/>
-          <w:lang w:val="en-IN"/>
-        </w:rPr>
-        <w:t xml:space="preserve"> </w:t>
-      </w:r>
-      <w:r>
-        <w:rPr>
-          <w:rFonts w:ascii="Aptos" w:eastAsia="Aptos" w:hAnsi="Aptos" w:cs="Aptos"/>
-          <w:color w:val="002060"/>
-          <w:lang w:val="en-IN"/>
-        </w:rPr>
-        <w:t>– Shows moderate difficulty in predicting conjunctions accurately.</w:t>
-      </w:r>
-    </w:p>
-    <w:p>
-      <w:pPr>
-        <w:spacing w:after="0"/>
+        <w:spacing w:after="0" w:line="240" w:lineRule="auto"/>
+        <w:rPr>
+          <w:rFonts w:ascii="Aptos" w:eastAsia="Aptos" w:hAnsi="Aptos" w:cs="Aptos"/>
+          <w:b/>
+          <w:bCs/>
+          <w:color w:val="002060"/>
+          <w:lang w:val="en-IN"/>
+        </w:rPr>
+      </w:pPr>
+      <w:r>
+        <w:rPr>
+          <w:rFonts w:ascii="Aptos" w:eastAsia="Aptos" w:hAnsi="Aptos" w:cs="Aptos"/>
+          <w:b/>
+          <w:bCs/>
+          <w:color w:val="002060"/>
+          <w:lang w:val="en-IN"/>
+        </w:rPr>
+        <w:t>F1 Score: 0.99 – Shows excellent performance in predicting conjunctions accurately.</w:t>
+      </w:r>
+    </w:p>
+    <w:p>
+      <w:pPr>
+        <w:spacing w:after="0" w:line="240" w:lineRule="auto"/>
+        <w:ind w:left="720"/>
+        <w:rPr>
+          <w:rFonts w:ascii="Aptos" w:eastAsia="Aptos" w:hAnsi="Aptos" w:cs="Aptos"/>
+          <w:b/>
+          <w:bCs/>
+          <w:color w:val="002060"/>
+          <w:lang w:val="en-IN"/>
+        </w:rPr>
+      </w:pPr>
+    </w:p>
+    <w:p>
+      <w:pPr>
+        <w:spacing w:after="0" w:line="240" w:lineRule="auto"/>
+        <w:ind w:left="720"/>
         <w:rPr>
           <w:rFonts w:ascii="Aptos" w:eastAsia="Aptos" w:hAnsi="Aptos" w:cs="Aptos"/>
           <w:b/>
@@ -2234,117 +2148,97 @@
       <w:pPr>
         <w:numPr>
           <w:ilvl w:val="0"/>
-          <w:numId w:val="6"/>
+          <w:numId w:val="37"/>
         </w:numPr>
-        <w:spacing w:after="0"/>
-        <w:rPr>
-          <w:rFonts w:ascii="Aptos" w:eastAsia="Aptos" w:hAnsi="Aptos" w:cs="Aptos"/>
-          <w:color w:val="002060"/>
-          <w:lang w:val="en-IN"/>
-        </w:rPr>
-      </w:pPr>
-      <w:r>
-        <w:rPr>
-          <w:rFonts w:ascii="Aptos" w:eastAsia="Aptos" w:hAnsi="Aptos" w:cs="Aptos"/>
-          <w:b/>
-          <w:bCs/>
-          <w:color w:val="002060"/>
-          <w:lang w:val="en-IN"/>
-        </w:rPr>
-        <w:t>Precision</w:t>
-      </w:r>
-      <w:r>
-        <w:rPr>
-          <w:rFonts w:ascii="Aptos" w:eastAsia="Aptos" w:hAnsi="Aptos" w:cs="Aptos"/>
-          <w:color w:val="002060"/>
-          <w:lang w:val="en-IN"/>
-        </w:rPr>
-        <w:t>: 0.83</w:t>
+        <w:spacing w:after="0" w:line="240" w:lineRule="auto"/>
+        <w:rPr>
+          <w:rFonts w:ascii="Aptos" w:eastAsia="Aptos" w:hAnsi="Aptos" w:cs="Aptos"/>
+          <w:b/>
+          <w:bCs/>
+          <w:color w:val="002060"/>
+          <w:lang w:val="en-IN"/>
+        </w:rPr>
+      </w:pPr>
+      <w:r>
+        <w:rPr>
+          <w:rFonts w:ascii="Aptos" w:eastAsia="Aptos" w:hAnsi="Aptos" w:cs="Aptos"/>
+          <w:b/>
+          <w:bCs/>
+          <w:color w:val="002060"/>
+          <w:lang w:val="en-IN"/>
+        </w:rPr>
+        <w:t>Precision: 0.94</w:t>
       </w:r>
     </w:p>
     <w:p>
       <w:pPr>
         <w:numPr>
           <w:ilvl w:val="0"/>
-          <w:numId w:val="6"/>
+          <w:numId w:val="37"/>
         </w:numPr>
-        <w:spacing w:after="0"/>
-        <w:rPr>
-          <w:rFonts w:ascii="Aptos" w:eastAsia="Aptos" w:hAnsi="Aptos" w:cs="Aptos"/>
-          <w:color w:val="002060"/>
-          <w:lang w:val="en-IN"/>
-        </w:rPr>
-      </w:pPr>
-      <w:r>
-        <w:rPr>
-          <w:rFonts w:ascii="Aptos" w:eastAsia="Aptos" w:hAnsi="Aptos" w:cs="Aptos"/>
-          <w:b/>
-          <w:bCs/>
-          <w:color w:val="002060"/>
-          <w:lang w:val="en-IN"/>
-        </w:rPr>
-        <w:t>Recall</w:t>
-      </w:r>
-      <w:r>
-        <w:rPr>
-          <w:rFonts w:ascii="Aptos" w:eastAsia="Aptos" w:hAnsi="Aptos" w:cs="Aptos"/>
-          <w:color w:val="002060"/>
-          <w:lang w:val="en-IN"/>
-        </w:rPr>
-        <w:t>: 0.71</w:t>
+        <w:spacing w:after="0" w:line="240" w:lineRule="auto"/>
+        <w:rPr>
+          <w:rFonts w:ascii="Aptos" w:eastAsia="Aptos" w:hAnsi="Aptos" w:cs="Aptos"/>
+          <w:b/>
+          <w:bCs/>
+          <w:color w:val="002060"/>
+          <w:lang w:val="en-IN"/>
+        </w:rPr>
+      </w:pPr>
+      <w:r>
+        <w:rPr>
+          <w:rFonts w:ascii="Aptos" w:eastAsia="Aptos" w:hAnsi="Aptos" w:cs="Aptos"/>
+          <w:b/>
+          <w:bCs/>
+          <w:color w:val="002060"/>
+          <w:lang w:val="en-IN"/>
+        </w:rPr>
+        <w:t>Recall: 0.99</w:t>
       </w:r>
     </w:p>
     <w:p>
       <w:pPr>
         <w:numPr>
           <w:ilvl w:val="0"/>
-          <w:numId w:val="6"/>
+          <w:numId w:val="37"/>
         </w:numPr>
-        <w:spacing w:after="0"/>
-        <w:rPr>
-          <w:rFonts w:ascii="Aptos" w:eastAsia="Aptos" w:hAnsi="Aptos" w:cs="Aptos"/>
-          <w:color w:val="002060"/>
-          <w:lang w:val="en-IN"/>
-        </w:rPr>
-      </w:pPr>
-      <w:r>
-        <w:rPr>
-          <w:rFonts w:ascii="Aptos" w:eastAsia="Aptos" w:hAnsi="Aptos" w:cs="Aptos"/>
-          <w:b/>
-          <w:bCs/>
-          <w:color w:val="002060"/>
-          <w:lang w:val="en-IN"/>
-        </w:rPr>
-        <w:t>F1 Score</w:t>
-      </w:r>
-      <w:r>
-        <w:rPr>
-          <w:rFonts w:ascii="Aptos" w:eastAsia="Aptos" w:hAnsi="Aptos" w:cs="Aptos"/>
-          <w:color w:val="002060"/>
-          <w:lang w:val="en-IN"/>
-        </w:rPr>
-        <w:t>: 0.76</w:t>
-      </w:r>
-      <w:r>
-        <w:rPr>
-          <w:rFonts w:ascii="Aptos" w:eastAsia="Aptos" w:hAnsi="Aptos" w:cs="Aptos"/>
-          <w:color w:val="002060"/>
-          <w:lang w:val="en-IN"/>
-        </w:rPr>
-        <w:t xml:space="preserve"> </w:t>
-      </w:r>
-      <w:r>
-        <w:rPr>
-          <w:rFonts w:ascii="Aptos" w:eastAsia="Aptos" w:hAnsi="Aptos" w:cs="Aptos"/>
-          <w:color w:val="002060"/>
-          <w:lang w:val="en-IN"/>
-        </w:rPr>
-        <w:t>– Performance in tagging determiners is on par with conjunctions.</w:t>
-      </w:r>
-    </w:p>
-    <w:p>
-      <w:pPr>
-        <w:spacing w:after="0"/>
+        <w:spacing w:after="0" w:line="240" w:lineRule="auto"/>
+        <w:rPr>
+          <w:rFonts w:ascii="Aptos" w:eastAsia="Aptos" w:hAnsi="Aptos" w:cs="Aptos"/>
+          <w:b/>
+          <w:bCs/>
+          <w:color w:val="002060"/>
+          <w:lang w:val="en-IN"/>
+        </w:rPr>
+      </w:pPr>
+      <w:r>
+        <w:rPr>
+          <w:rFonts w:ascii="Aptos" w:eastAsia="Aptos" w:hAnsi="Aptos" w:cs="Aptos"/>
+          <w:b/>
+          <w:bCs/>
+          <w:color w:val="002060"/>
+          <w:lang w:val="en-IN"/>
+        </w:rPr>
+        <w:t>F1 Score: 0.96 – Very strong performance in tagging determiners.</w:t>
+      </w:r>
+    </w:p>
+    <w:p>
+      <w:pPr>
+        <w:spacing w:after="0" w:line="240" w:lineRule="auto"/>
+        <w:ind w:left="720"/>
+        <w:rPr>
+          <w:rFonts w:ascii="Aptos" w:eastAsia="Aptos" w:hAnsi="Aptos" w:cs="Aptos"/>
+          <w:b/>
+          <w:bCs/>
+          <w:color w:val="002060"/>
+          <w:lang w:val="en-IN"/>
+        </w:rPr>
+      </w:pPr>
+    </w:p>
+    <w:p>
+      <w:pPr>
+        <w:spacing w:after="0" w:line="240" w:lineRule="auto"/>
+        <w:ind w:left="720"/>
         <w:rPr>
           <w:rFonts w:ascii="Aptos" w:eastAsia="Aptos" w:hAnsi="Aptos" w:cs="Aptos"/>
           <w:b/>
@@ -2368,134 +2262,113 @@
       <w:pPr>
         <w:numPr>
           <w:ilvl w:val="0"/>
-          <w:numId w:val="7"/>
+          <w:numId w:val="38"/>
         </w:numPr>
-        <w:spacing w:after="0"/>
-        <w:rPr>
-          <w:rFonts w:ascii="Aptos" w:eastAsia="Aptos" w:hAnsi="Aptos" w:cs="Aptos"/>
-          <w:color w:val="002060"/>
-          <w:lang w:val="en-IN"/>
-        </w:rPr>
-      </w:pPr>
-      <w:r>
-        <w:rPr>
-          <w:rFonts w:ascii="Aptos" w:eastAsia="Aptos" w:hAnsi="Aptos" w:cs="Aptos"/>
-          <w:b/>
-          <w:bCs/>
-          <w:color w:val="002060"/>
-          <w:lang w:val="en-IN"/>
-        </w:rPr>
-        <w:t>Precision</w:t>
-      </w:r>
-      <w:r>
-        <w:rPr>
-          <w:rFonts w:ascii="Aptos" w:eastAsia="Aptos" w:hAnsi="Aptos" w:cs="Aptos"/>
-          <w:color w:val="002060"/>
-          <w:lang w:val="en-IN"/>
-        </w:rPr>
-        <w:t>: 0.83</w:t>
+        <w:spacing w:after="0" w:line="240" w:lineRule="auto"/>
+        <w:rPr>
+          <w:rFonts w:ascii="Aptos" w:eastAsia="Aptos" w:hAnsi="Aptos" w:cs="Aptos"/>
+          <w:b/>
+          <w:bCs/>
+          <w:color w:val="002060"/>
+          <w:lang w:val="en-IN"/>
+        </w:rPr>
+      </w:pPr>
+      <w:r>
+        <w:rPr>
+          <w:rFonts w:ascii="Aptos" w:eastAsia="Aptos" w:hAnsi="Aptos" w:cs="Aptos"/>
+          <w:b/>
+          <w:bCs/>
+          <w:color w:val="002060"/>
+          <w:lang w:val="en-IN"/>
+        </w:rPr>
+        <w:t>Precision: 0.98</w:t>
       </w:r>
     </w:p>
     <w:p>
       <w:pPr>
         <w:numPr>
           <w:ilvl w:val="0"/>
-          <w:numId w:val="7"/>
+          <w:numId w:val="38"/>
         </w:numPr>
-        <w:spacing w:after="0"/>
-        <w:rPr>
-          <w:rFonts w:ascii="Aptos" w:eastAsia="Aptos" w:hAnsi="Aptos" w:cs="Aptos"/>
-          <w:color w:val="002060"/>
-          <w:lang w:val="en-IN"/>
-        </w:rPr>
-      </w:pPr>
-      <w:r>
-        <w:rPr>
-          <w:rFonts w:ascii="Aptos" w:eastAsia="Aptos" w:hAnsi="Aptos" w:cs="Aptos"/>
-          <w:b/>
-          <w:bCs/>
-          <w:color w:val="002060"/>
-          <w:lang w:val="en-IN"/>
-        </w:rPr>
-        <w:t>Recall</w:t>
-      </w:r>
-      <w:r>
-        <w:rPr>
-          <w:rFonts w:ascii="Aptos" w:eastAsia="Aptos" w:hAnsi="Aptos" w:cs="Aptos"/>
-          <w:color w:val="002060"/>
-          <w:lang w:val="en-IN"/>
-        </w:rPr>
-        <w:t>: 0.73</w:t>
+        <w:spacing w:after="0" w:line="240" w:lineRule="auto"/>
+        <w:rPr>
+          <w:rFonts w:ascii="Aptos" w:eastAsia="Aptos" w:hAnsi="Aptos" w:cs="Aptos"/>
+          <w:b/>
+          <w:bCs/>
+          <w:color w:val="002060"/>
+          <w:lang w:val="en-IN"/>
+        </w:rPr>
+      </w:pPr>
+      <w:r>
+        <w:rPr>
+          <w:rFonts w:ascii="Aptos" w:eastAsia="Aptos" w:hAnsi="Aptos" w:cs="Aptos"/>
+          <w:b/>
+          <w:bCs/>
+          <w:color w:val="002060"/>
+          <w:lang w:val="en-IN"/>
+        </w:rPr>
+        <w:t>Recall: 1.00</w:t>
       </w:r>
     </w:p>
     <w:p>
       <w:pPr>
         <w:numPr>
           <w:ilvl w:val="0"/>
-          <w:numId w:val="7"/>
+          <w:numId w:val="38"/>
         </w:numPr>
-        <w:spacing w:after="0"/>
-        <w:rPr>
-          <w:rFonts w:ascii="Aptos" w:eastAsia="Aptos" w:hAnsi="Aptos" w:cs="Aptos"/>
-          <w:color w:val="002060"/>
-          <w:lang w:val="en-IN"/>
-        </w:rPr>
-      </w:pPr>
-      <w:r>
-        <w:rPr>
-          <w:rFonts w:ascii="Aptos" w:eastAsia="Aptos" w:hAnsi="Aptos" w:cs="Aptos"/>
-          <w:b/>
-          <w:bCs/>
-          <w:color w:val="002060"/>
-          <w:lang w:val="en-IN"/>
-        </w:rPr>
-        <w:t>F1 Score</w:t>
-      </w:r>
-      <w:r>
-        <w:rPr>
-          <w:rFonts w:ascii="Aptos" w:eastAsia="Aptos" w:hAnsi="Aptos" w:cs="Aptos"/>
-          <w:color w:val="002060"/>
-          <w:lang w:val="en-IN"/>
-        </w:rPr>
-        <w:t>: 0.78</w:t>
-      </w:r>
-      <w:r>
-        <w:rPr>
-          <w:rFonts w:ascii="Aptos" w:eastAsia="Aptos" w:hAnsi="Aptos" w:cs="Aptos"/>
-          <w:color w:val="002060"/>
-          <w:lang w:val="en-IN"/>
-        </w:rPr>
-        <w:t xml:space="preserve"> </w:t>
-      </w:r>
-      <w:r>
-        <w:rPr>
-          <w:rFonts w:ascii="Aptos" w:eastAsia="Aptos" w:hAnsi="Aptos" w:cs="Aptos"/>
-          <w:color w:val="002060"/>
-          <w:lang w:val="en-IN"/>
-        </w:rPr>
-        <w:t>– The model achieves relatively better results for punctuation marks.</w:t>
-      </w:r>
-    </w:p>
-    <w:p>
-      <w:pPr>
-        <w:spacing w:after="0"/>
-        <w:rPr>
-          <w:rFonts w:ascii="Aptos" w:eastAsia="Aptos" w:hAnsi="Aptos" w:cs="Aptos"/>
-          <w:b/>
-          <w:bCs/>
-          <w:color w:val="002060"/>
-          <w:lang w:val="en-IN"/>
-        </w:rPr>
-      </w:pPr>
-      <w:r>
-        <w:rPr>
-          <w:rFonts w:ascii="Aptos" w:eastAsia="Aptos" w:hAnsi="Aptos" w:cs="Aptos"/>
-          <w:b/>
-          <w:bCs/>
-          <w:color w:val="002060"/>
-          <w:lang w:val="en-IN"/>
-        </w:rPr>
-        <w:lastRenderedPageBreak/>
+        <w:spacing w:after="0" w:line="240" w:lineRule="auto"/>
+        <w:rPr>
+          <w:rFonts w:ascii="Aptos" w:eastAsia="Aptos" w:hAnsi="Aptos" w:cs="Aptos"/>
+          <w:b/>
+          <w:bCs/>
+          <w:color w:val="002060"/>
+          <w:lang w:val="en-IN"/>
+        </w:rPr>
+      </w:pPr>
+      <w:r>
+        <w:rPr>
+          <w:rFonts w:ascii="Aptos" w:eastAsia="Aptos" w:hAnsi="Aptos" w:cs="Aptos"/>
+          <w:b/>
+          <w:bCs/>
+          <w:color w:val="002060"/>
+          <w:lang w:val="en-IN"/>
+        </w:rPr>
+        <w:t>F1 Score: 0.99 – Near-perfect performance for punctuation marks.</w:t>
+      </w:r>
+    </w:p>
+    <w:p>
+      <w:pPr>
+        <w:spacing w:after="0" w:line="240" w:lineRule="auto"/>
+        <w:ind w:left="720"/>
+        <w:rPr>
+          <w:rFonts w:ascii="Aptos" w:eastAsia="Aptos" w:hAnsi="Aptos" w:cs="Aptos"/>
+          <w:b/>
+          <w:bCs/>
+          <w:color w:val="002060"/>
+          <w:lang w:val="en-IN"/>
+        </w:rPr>
+      </w:pPr>
+    </w:p>
+    <w:p>
+      <w:pPr>
+        <w:spacing w:after="0" w:line="240" w:lineRule="auto"/>
+        <w:ind w:left="720"/>
+        <w:rPr>
+          <w:rFonts w:ascii="Aptos" w:eastAsia="Aptos" w:hAnsi="Aptos" w:cs="Aptos"/>
+          <w:b/>
+          <w:bCs/>
+          <w:color w:val="002060"/>
+          <w:lang w:val="en-IN"/>
+        </w:rPr>
+      </w:pPr>
+      <w:r>
+        <w:rPr>
+          <w:rFonts w:ascii="Aptos" w:eastAsia="Aptos" w:hAnsi="Aptos" w:cs="Aptos"/>
+          <w:b/>
+          <w:bCs/>
+          <w:color w:val="002060"/>
+          <w:lang w:val="en-IN"/>
+        </w:rPr>
         <w:t>6. VERB (Verb):</w:t>
       </w:r>
     </w:p>
@@ -2503,135 +2376,98 @@
       <w:pPr>
         <w:numPr>
           <w:ilvl w:val="0"/>
-          <w:numId w:val="8"/>
+          <w:numId w:val="39"/>
         </w:numPr>
-        <w:spacing w:after="0"/>
-        <w:rPr>
-          <w:rFonts w:ascii="Aptos" w:eastAsia="Aptos" w:hAnsi="Aptos" w:cs="Aptos"/>
-          <w:color w:val="002060"/>
-          <w:lang w:val="en-IN"/>
-        </w:rPr>
-      </w:pPr>
-      <w:r>
-        <w:rPr>
-          <w:rFonts w:ascii="Aptos" w:eastAsia="Aptos" w:hAnsi="Aptos" w:cs="Aptos"/>
-          <w:b/>
-          <w:bCs/>
-          <w:color w:val="002060"/>
-          <w:lang w:val="en-IN"/>
-        </w:rPr>
-        <w:t>Precision</w:t>
-      </w:r>
-      <w:r>
-        <w:rPr>
-          <w:rFonts w:ascii="Aptos" w:eastAsia="Aptos" w:hAnsi="Aptos" w:cs="Aptos"/>
-          <w:color w:val="002060"/>
-          <w:lang w:val="en-IN"/>
-        </w:rPr>
-        <w:t>: 0.83</w:t>
+        <w:spacing w:after="0" w:line="240" w:lineRule="auto"/>
+        <w:rPr>
+          <w:rFonts w:ascii="Aptos" w:eastAsia="Aptos" w:hAnsi="Aptos" w:cs="Aptos"/>
+          <w:b/>
+          <w:bCs/>
+          <w:color w:val="002060"/>
+          <w:lang w:val="en-IN"/>
+        </w:rPr>
+      </w:pPr>
+      <w:r>
+        <w:rPr>
+          <w:rFonts w:ascii="Aptos" w:eastAsia="Aptos" w:hAnsi="Aptos" w:cs="Aptos"/>
+          <w:b/>
+          <w:bCs/>
+          <w:color w:val="002060"/>
+          <w:lang w:val="en-IN"/>
+        </w:rPr>
+        <w:t>Precision: 0.96</w:t>
       </w:r>
     </w:p>
     <w:p>
       <w:pPr>
         <w:numPr>
           <w:ilvl w:val="0"/>
-          <w:numId w:val="8"/>
+          <w:numId w:val="39"/>
         </w:numPr>
-        <w:spacing w:after="0"/>
-        <w:rPr>
-          <w:rFonts w:ascii="Aptos" w:eastAsia="Aptos" w:hAnsi="Aptos" w:cs="Aptos"/>
-          <w:color w:val="002060"/>
-          <w:lang w:val="en-IN"/>
-        </w:rPr>
-      </w:pPr>
-      <w:r>
-        <w:rPr>
-          <w:rFonts w:ascii="Aptos" w:eastAsia="Aptos" w:hAnsi="Aptos" w:cs="Aptos"/>
-          <w:b/>
-          <w:bCs/>
-          <w:color w:val="002060"/>
-          <w:lang w:val="en-IN"/>
-        </w:rPr>
-        <w:t>Recall</w:t>
-      </w:r>
-      <w:r>
-        <w:rPr>
-          <w:rFonts w:ascii="Aptos" w:eastAsia="Aptos" w:hAnsi="Aptos" w:cs="Aptos"/>
-          <w:color w:val="002060"/>
-          <w:lang w:val="en-IN"/>
-        </w:rPr>
-        <w:t>: 0.70</w:t>
+        <w:spacing w:after="0" w:line="240" w:lineRule="auto"/>
+        <w:rPr>
+          <w:rFonts w:ascii="Aptos" w:eastAsia="Aptos" w:hAnsi="Aptos" w:cs="Aptos"/>
+          <w:b/>
+          <w:bCs/>
+          <w:color w:val="002060"/>
+          <w:lang w:val="en-IN"/>
+        </w:rPr>
+      </w:pPr>
+      <w:r>
+        <w:rPr>
+          <w:rFonts w:ascii="Aptos" w:eastAsia="Aptos" w:hAnsi="Aptos" w:cs="Aptos"/>
+          <w:b/>
+          <w:bCs/>
+          <w:color w:val="002060"/>
+          <w:lang w:val="en-IN"/>
+        </w:rPr>
+        <w:lastRenderedPageBreak/>
+        <w:t>Recall: 0.93</w:t>
       </w:r>
     </w:p>
     <w:p>
       <w:pPr>
         <w:numPr>
           <w:ilvl w:val="0"/>
-          <w:numId w:val="8"/>
+          <w:numId w:val="39"/>
         </w:numPr>
-        <w:spacing w:after="0"/>
-        <w:rPr>
-          <w:rFonts w:ascii="Aptos" w:eastAsia="Aptos" w:hAnsi="Aptos" w:cs="Aptos"/>
-          <w:color w:val="002060"/>
-          <w:lang w:val="en-IN"/>
-        </w:rPr>
-      </w:pPr>
-      <w:r>
-        <w:rPr>
-          <w:rFonts w:ascii="Aptos" w:eastAsia="Aptos" w:hAnsi="Aptos" w:cs="Aptos"/>
-          <w:b/>
-          <w:bCs/>
-          <w:color w:val="002060"/>
-          <w:lang w:val="en-IN"/>
-        </w:rPr>
-        <w:t>F1 Score</w:t>
-      </w:r>
-      <w:r>
-        <w:rPr>
-          <w:rFonts w:ascii="Aptos" w:eastAsia="Aptos" w:hAnsi="Aptos" w:cs="Aptos"/>
-          <w:color w:val="002060"/>
-          <w:lang w:val="en-IN"/>
-        </w:rPr>
-        <w:t>: 0.76</w:t>
-      </w:r>
-      <w:r>
-        <w:rPr>
-          <w:rFonts w:ascii="Aptos" w:eastAsia="Aptos" w:hAnsi="Aptos" w:cs="Aptos"/>
-          <w:color w:val="002060"/>
-          <w:lang w:val="en-IN"/>
-        </w:rPr>
-        <w:t xml:space="preserve"> </w:t>
-      </w:r>
-      <w:r>
-        <w:rPr>
-          <w:rFonts w:ascii="Aptos" w:eastAsia="Aptos" w:hAnsi="Aptos" w:cs="Aptos"/>
-          <w:color w:val="002060"/>
-          <w:lang w:val="en-IN"/>
-        </w:rPr>
-        <w:t xml:space="preserve">– Verbs show a similar performance level as other common word </w:t>
-      </w:r>
-      <w:proofErr w:type="gramStart"/>
-      <w:r>
-        <w:rPr>
-          <w:rFonts w:ascii="Aptos" w:eastAsia="Aptos" w:hAnsi="Aptos" w:cs="Aptos"/>
-          <w:color w:val="002060"/>
-          <w:lang w:val="en-IN"/>
-        </w:rPr>
-        <w:t>types</w:t>
-      </w:r>
-      <w:proofErr w:type="gramEnd"/>
-      <w:r>
-        <w:rPr>
-          <w:rFonts w:ascii="Aptos" w:eastAsia="Aptos" w:hAnsi="Aptos" w:cs="Aptos"/>
-          <w:color w:val="002060"/>
-          <w:lang w:val="en-IN"/>
-        </w:rPr>
-        <w:t>.</w:t>
-      </w:r>
-    </w:p>
-    <w:p>
-      <w:pPr>
-        <w:spacing w:after="0"/>
+        <w:spacing w:after="0" w:line="240" w:lineRule="auto"/>
+        <w:rPr>
+          <w:rFonts w:ascii="Aptos" w:eastAsia="Aptos" w:hAnsi="Aptos" w:cs="Aptos"/>
+          <w:b/>
+          <w:bCs/>
+          <w:color w:val="002060"/>
+          <w:lang w:val="en-IN"/>
+        </w:rPr>
+      </w:pPr>
+      <w:r>
+        <w:rPr>
+          <w:rFonts w:ascii="Aptos" w:eastAsia="Aptos" w:hAnsi="Aptos" w:cs="Aptos"/>
+          <w:b/>
+          <w:bCs/>
+          <w:color w:val="002060"/>
+          <w:lang w:val="en-IN"/>
+        </w:rPr>
+        <w:t>F1 Score: 0.95 – Very good performance in identifying verbs.</w:t>
+      </w:r>
+    </w:p>
+    <w:p>
+      <w:pPr>
+        <w:spacing w:after="0" w:line="240" w:lineRule="auto"/>
+        <w:ind w:left="720"/>
+        <w:rPr>
+          <w:rFonts w:ascii="Aptos" w:eastAsia="Aptos" w:hAnsi="Aptos" w:cs="Aptos"/>
+          <w:b/>
+          <w:bCs/>
+          <w:color w:val="002060"/>
+          <w:lang w:val="en-IN"/>
+        </w:rPr>
+      </w:pPr>
+    </w:p>
+    <w:p>
+      <w:pPr>
+        <w:spacing w:after="0" w:line="240" w:lineRule="auto"/>
+        <w:ind w:left="720"/>
         <w:rPr>
           <w:rFonts w:ascii="Aptos" w:eastAsia="Aptos" w:hAnsi="Aptos" w:cs="Aptos"/>
           <w:b/>
@@ -2655,117 +2491,119 @@
       <w:pPr>
         <w:numPr>
           <w:ilvl w:val="0"/>
-          <w:numId w:val="9"/>
+          <w:numId w:val="40"/>
         </w:numPr>
-        <w:spacing w:after="0"/>
-        <w:rPr>
-          <w:rFonts w:ascii="Aptos" w:eastAsia="Aptos" w:hAnsi="Aptos" w:cs="Aptos"/>
-          <w:color w:val="002060"/>
-          <w:lang w:val="en-IN"/>
-        </w:rPr>
-      </w:pPr>
-      <w:r>
-        <w:rPr>
-          <w:rFonts w:ascii="Aptos" w:eastAsia="Aptos" w:hAnsi="Aptos" w:cs="Aptos"/>
-          <w:b/>
-          <w:bCs/>
-          <w:color w:val="002060"/>
-          <w:lang w:val="en-IN"/>
-        </w:rPr>
-        <w:t>Precision</w:t>
-      </w:r>
-      <w:r>
-        <w:rPr>
-          <w:rFonts w:ascii="Aptos" w:eastAsia="Aptos" w:hAnsi="Aptos" w:cs="Aptos"/>
-          <w:color w:val="002060"/>
-          <w:lang w:val="en-IN"/>
-        </w:rPr>
-        <w:t>: 0.83</w:t>
+        <w:spacing w:after="0" w:line="240" w:lineRule="auto"/>
+        <w:rPr>
+          <w:rFonts w:ascii="Aptos" w:eastAsia="Aptos" w:hAnsi="Aptos" w:cs="Aptos"/>
+          <w:b/>
+          <w:bCs/>
+          <w:color w:val="002060"/>
+          <w:lang w:val="en-IN"/>
+        </w:rPr>
+      </w:pPr>
+      <w:r>
+        <w:rPr>
+          <w:rFonts w:ascii="Aptos" w:eastAsia="Aptos" w:hAnsi="Aptos" w:cs="Aptos"/>
+          <w:b/>
+          <w:bCs/>
+          <w:color w:val="002060"/>
+          <w:lang w:val="en-IN"/>
+        </w:rPr>
+        <w:t>Precision: 0.92</w:t>
       </w:r>
     </w:p>
     <w:p>
       <w:pPr>
         <w:numPr>
           <w:ilvl w:val="0"/>
-          <w:numId w:val="9"/>
+          <w:numId w:val="40"/>
         </w:numPr>
-        <w:spacing w:after="0"/>
-        <w:rPr>
-          <w:rFonts w:ascii="Aptos" w:eastAsia="Aptos" w:hAnsi="Aptos" w:cs="Aptos"/>
-          <w:color w:val="002060"/>
-          <w:lang w:val="en-IN"/>
-        </w:rPr>
-      </w:pPr>
-      <w:r>
-        <w:rPr>
-          <w:rFonts w:ascii="Aptos" w:eastAsia="Aptos" w:hAnsi="Aptos" w:cs="Aptos"/>
-          <w:b/>
-          <w:bCs/>
-          <w:color w:val="002060"/>
-          <w:lang w:val="en-IN"/>
-        </w:rPr>
-        <w:t>Recall</w:t>
-      </w:r>
-      <w:r>
-        <w:rPr>
-          <w:rFonts w:ascii="Aptos" w:eastAsia="Aptos" w:hAnsi="Aptos" w:cs="Aptos"/>
-          <w:color w:val="002060"/>
-          <w:lang w:val="en-IN"/>
-        </w:rPr>
-        <w:t>: 0.69</w:t>
+        <w:spacing w:after="0" w:line="240" w:lineRule="auto"/>
+        <w:rPr>
+          <w:rFonts w:ascii="Aptos" w:eastAsia="Aptos" w:hAnsi="Aptos" w:cs="Aptos"/>
+          <w:b/>
+          <w:bCs/>
+          <w:color w:val="002060"/>
+          <w:lang w:val="en-IN"/>
+        </w:rPr>
+      </w:pPr>
+      <w:r>
+        <w:rPr>
+          <w:rFonts w:ascii="Aptos" w:eastAsia="Aptos" w:hAnsi="Aptos" w:cs="Aptos"/>
+          <w:b/>
+          <w:bCs/>
+          <w:color w:val="002060"/>
+          <w:lang w:val="en-IN"/>
+        </w:rPr>
+        <w:t>Recall: 0.97</w:t>
       </w:r>
     </w:p>
     <w:p>
       <w:pPr>
         <w:numPr>
           <w:ilvl w:val="0"/>
-          <w:numId w:val="9"/>
+          <w:numId w:val="40"/>
         </w:numPr>
-        <w:spacing w:after="0"/>
-        <w:rPr>
-          <w:rFonts w:ascii="Aptos" w:eastAsia="Aptos" w:hAnsi="Aptos" w:cs="Aptos"/>
-          <w:color w:val="002060"/>
-          <w:lang w:val="en-IN"/>
-        </w:rPr>
-      </w:pPr>
-      <w:r>
-        <w:rPr>
-          <w:rFonts w:ascii="Aptos" w:eastAsia="Aptos" w:hAnsi="Aptos" w:cs="Aptos"/>
-          <w:b/>
-          <w:bCs/>
-          <w:color w:val="002060"/>
-          <w:lang w:val="en-IN"/>
-        </w:rPr>
-        <w:t>F1 Score</w:t>
-      </w:r>
-      <w:r>
-        <w:rPr>
-          <w:rFonts w:ascii="Aptos" w:eastAsia="Aptos" w:hAnsi="Aptos" w:cs="Aptos"/>
-          <w:color w:val="002060"/>
-          <w:lang w:val="en-IN"/>
-        </w:rPr>
-        <w:t>: 0.76</w:t>
-      </w:r>
-      <w:r>
-        <w:rPr>
-          <w:rFonts w:ascii="Aptos" w:eastAsia="Aptos" w:hAnsi="Aptos" w:cs="Aptos"/>
-          <w:color w:val="002060"/>
-          <w:lang w:val="en-IN"/>
-        </w:rPr>
-        <w:t xml:space="preserve"> </w:t>
-      </w:r>
-      <w:r>
-        <w:rPr>
-          <w:rFonts w:ascii="Aptos" w:eastAsia="Aptos" w:hAnsi="Aptos" w:cs="Aptos"/>
-          <w:color w:val="002060"/>
-          <w:lang w:val="en-IN"/>
-        </w:rPr>
-        <w:t>– Adpositions (like prepositions) are tagged with comparable difficulty.</w:t>
-      </w:r>
-    </w:p>
-    <w:p>
-      <w:pPr>
-        <w:spacing w:after="0"/>
+        <w:spacing w:after="0" w:line="240" w:lineRule="auto"/>
+        <w:rPr>
+          <w:rFonts w:ascii="Aptos" w:eastAsia="Aptos" w:hAnsi="Aptos" w:cs="Aptos"/>
+          <w:b/>
+          <w:bCs/>
+          <w:color w:val="002060"/>
+          <w:lang w:val="en-IN"/>
+        </w:rPr>
+      </w:pPr>
+      <w:r>
+        <w:rPr>
+          <w:rFonts w:ascii="Aptos" w:eastAsia="Aptos" w:hAnsi="Aptos" w:cs="Aptos"/>
+          <w:b/>
+          <w:bCs/>
+          <w:color w:val="002060"/>
+          <w:lang w:val="en-IN"/>
+        </w:rPr>
+        <w:t xml:space="preserve">F1 Score: 0.95 – Strong performance with </w:t>
+      </w:r>
+      <w:proofErr w:type="spellStart"/>
+      <w:r>
+        <w:rPr>
+          <w:rFonts w:ascii="Aptos" w:eastAsia="Aptos" w:hAnsi="Aptos" w:cs="Aptos"/>
+          <w:b/>
+          <w:bCs/>
+          <w:color w:val="002060"/>
+          <w:lang w:val="en-IN"/>
+        </w:rPr>
+        <w:t>adpositions</w:t>
+      </w:r>
+      <w:proofErr w:type="spellEnd"/>
+      <w:r>
+        <w:rPr>
+          <w:rFonts w:ascii="Aptos" w:eastAsia="Aptos" w:hAnsi="Aptos" w:cs="Aptos"/>
+          <w:b/>
+          <w:bCs/>
+          <w:color w:val="002060"/>
+          <w:lang w:val="en-IN"/>
+        </w:rPr>
+        <w:t>.</w:t>
+      </w:r>
+    </w:p>
+    <w:p>
+      <w:pPr>
+        <w:spacing w:after="0" w:line="240" w:lineRule="auto"/>
+        <w:ind w:left="720"/>
+        <w:rPr>
+          <w:rFonts w:ascii="Aptos" w:eastAsia="Aptos" w:hAnsi="Aptos" w:cs="Aptos"/>
+          <w:b/>
+          <w:bCs/>
+          <w:color w:val="002060"/>
+          <w:lang w:val="en-IN"/>
+        </w:rPr>
+      </w:pPr>
+    </w:p>
+    <w:p>
+      <w:pPr>
+        <w:spacing w:after="0" w:line="240" w:lineRule="auto"/>
+        <w:ind w:left="720"/>
         <w:rPr>
           <w:rFonts w:ascii="Aptos" w:eastAsia="Aptos" w:hAnsi="Aptos" w:cs="Aptos"/>
           <w:b/>
@@ -2789,133 +2627,97 @@
       <w:pPr>
         <w:numPr>
           <w:ilvl w:val="0"/>
-          <w:numId w:val="10"/>
+          <w:numId w:val="41"/>
         </w:numPr>
-        <w:spacing w:after="0"/>
-        <w:rPr>
-          <w:rFonts w:ascii="Aptos" w:eastAsia="Aptos" w:hAnsi="Aptos" w:cs="Aptos"/>
-          <w:color w:val="002060"/>
-          <w:lang w:val="en-IN"/>
-        </w:rPr>
-      </w:pPr>
-      <w:r>
-        <w:rPr>
-          <w:rFonts w:ascii="Aptos" w:eastAsia="Aptos" w:hAnsi="Aptos" w:cs="Aptos"/>
-          <w:b/>
-          <w:bCs/>
-          <w:color w:val="002060"/>
-          <w:lang w:val="en-IN"/>
-        </w:rPr>
-        <w:t>Precision</w:t>
-      </w:r>
-      <w:r>
-        <w:rPr>
-          <w:rFonts w:ascii="Aptos" w:eastAsia="Aptos" w:hAnsi="Aptos" w:cs="Aptos"/>
-          <w:color w:val="002060"/>
-          <w:lang w:val="en-IN"/>
-        </w:rPr>
-        <w:t>: 0.90</w:t>
-      </w:r>
-      <w:r>
-        <w:rPr>
-          <w:rFonts w:ascii="Aptos" w:eastAsia="Aptos" w:hAnsi="Aptos" w:cs="Aptos"/>
-          <w:color w:val="002060"/>
-          <w:lang w:val="en-IN"/>
-        </w:rPr>
-        <w:t xml:space="preserve"> </w:t>
-      </w:r>
-      <w:r>
-        <w:rPr>
-          <w:rFonts w:ascii="Aptos" w:eastAsia="Aptos" w:hAnsi="Aptos" w:cs="Aptos"/>
-          <w:color w:val="002060"/>
-          <w:lang w:val="en-IN"/>
-        </w:rPr>
-        <w:t>– Slightly better precision than other tags.</w:t>
+        <w:spacing w:after="0" w:line="240" w:lineRule="auto"/>
+        <w:rPr>
+          <w:rFonts w:ascii="Aptos" w:eastAsia="Aptos" w:hAnsi="Aptos" w:cs="Aptos"/>
+          <w:b/>
+          <w:bCs/>
+          <w:color w:val="002060"/>
+          <w:lang w:val="en-IN"/>
+        </w:rPr>
+      </w:pPr>
+      <w:r>
+        <w:rPr>
+          <w:rFonts w:ascii="Aptos" w:eastAsia="Aptos" w:hAnsi="Aptos" w:cs="Aptos"/>
+          <w:b/>
+          <w:bCs/>
+          <w:color w:val="002060"/>
+          <w:lang w:val="en-IN"/>
+        </w:rPr>
+        <w:t>Precision: 0.17</w:t>
       </w:r>
     </w:p>
     <w:p>
       <w:pPr>
         <w:numPr>
           <w:ilvl w:val="0"/>
-          <w:numId w:val="10"/>
+          <w:numId w:val="41"/>
         </w:numPr>
-        <w:spacing w:after="0"/>
-        <w:rPr>
-          <w:rFonts w:ascii="Aptos" w:eastAsia="Aptos" w:hAnsi="Aptos" w:cs="Aptos"/>
-          <w:color w:val="002060"/>
-          <w:lang w:val="en-IN"/>
-        </w:rPr>
-      </w:pPr>
-      <w:r>
-        <w:rPr>
-          <w:rFonts w:ascii="Aptos" w:eastAsia="Aptos" w:hAnsi="Aptos" w:cs="Aptos"/>
-          <w:b/>
-          <w:bCs/>
-          <w:color w:val="002060"/>
-          <w:lang w:val="en-IN"/>
-        </w:rPr>
-        <w:t>Recall</w:t>
-      </w:r>
-      <w:r>
-        <w:rPr>
-          <w:rFonts w:ascii="Aptos" w:eastAsia="Aptos" w:hAnsi="Aptos" w:cs="Aptos"/>
-          <w:color w:val="002060"/>
-          <w:lang w:val="en-IN"/>
-        </w:rPr>
-        <w:t>: 0.65</w:t>
+        <w:spacing w:after="0" w:line="240" w:lineRule="auto"/>
+        <w:rPr>
+          <w:rFonts w:ascii="Aptos" w:eastAsia="Aptos" w:hAnsi="Aptos" w:cs="Aptos"/>
+          <w:b/>
+          <w:bCs/>
+          <w:color w:val="002060"/>
+          <w:lang w:val="en-IN"/>
+        </w:rPr>
+      </w:pPr>
+      <w:r>
+        <w:rPr>
+          <w:rFonts w:ascii="Aptos" w:eastAsia="Aptos" w:hAnsi="Aptos" w:cs="Aptos"/>
+          <w:b/>
+          <w:bCs/>
+          <w:color w:val="002060"/>
+          <w:lang w:val="en-IN"/>
+        </w:rPr>
+        <w:t>Recall: 0.15</w:t>
       </w:r>
     </w:p>
     <w:p>
       <w:pPr>
         <w:numPr>
           <w:ilvl w:val="0"/>
-          <w:numId w:val="10"/>
+          <w:numId w:val="41"/>
         </w:numPr>
-        <w:spacing w:after="0"/>
-        <w:rPr>
-          <w:rFonts w:ascii="Aptos" w:eastAsia="Aptos" w:hAnsi="Aptos" w:cs="Aptos"/>
-          <w:color w:val="002060"/>
-          <w:lang w:val="en-IN"/>
-        </w:rPr>
-      </w:pPr>
-      <w:r>
-        <w:rPr>
-          <w:rFonts w:ascii="Aptos" w:eastAsia="Aptos" w:hAnsi="Aptos" w:cs="Aptos"/>
-          <w:b/>
-          <w:bCs/>
-          <w:color w:val="002060"/>
-          <w:lang w:val="en-IN"/>
-        </w:rPr>
-        <w:t>F1 Score</w:t>
-      </w:r>
-      <w:r>
-        <w:rPr>
-          <w:rFonts w:ascii="Aptos" w:eastAsia="Aptos" w:hAnsi="Aptos" w:cs="Aptos"/>
-          <w:color w:val="002060"/>
-          <w:lang w:val="en-IN"/>
-        </w:rPr>
-        <w:t>: 0.75</w:t>
-      </w:r>
-      <w:r>
-        <w:rPr>
-          <w:rFonts w:ascii="Aptos" w:eastAsia="Aptos" w:hAnsi="Aptos" w:cs="Aptos"/>
-          <w:color w:val="002060"/>
-          <w:lang w:val="en-IN"/>
-        </w:rPr>
-        <w:t xml:space="preserve"> </w:t>
-      </w:r>
-      <w:r>
-        <w:rPr>
-          <w:rFonts w:ascii="Aptos" w:eastAsia="Aptos" w:hAnsi="Aptos" w:cs="Aptos"/>
-          <w:color w:val="002060"/>
-          <w:lang w:val="en-IN"/>
-        </w:rPr>
-        <w:t>– The model performs reasonably well for words tagged as "other."</w:t>
-      </w:r>
-    </w:p>
-    <w:p>
-      <w:pPr>
-        <w:spacing w:after="0"/>
+        <w:spacing w:after="0" w:line="240" w:lineRule="auto"/>
+        <w:rPr>
+          <w:rFonts w:ascii="Aptos" w:eastAsia="Aptos" w:hAnsi="Aptos" w:cs="Aptos"/>
+          <w:b/>
+          <w:bCs/>
+          <w:color w:val="002060"/>
+          <w:lang w:val="en-IN"/>
+        </w:rPr>
+      </w:pPr>
+      <w:r>
+        <w:rPr>
+          <w:rFonts w:ascii="Aptos" w:eastAsia="Aptos" w:hAnsi="Aptos" w:cs="Aptos"/>
+          <w:b/>
+          <w:bCs/>
+          <w:color w:val="002060"/>
+          <w:lang w:val="en-IN"/>
+        </w:rPr>
+        <w:t>F1 Score: 0.16 – The model struggles significantly with miscellaneous categories.</w:t>
+      </w:r>
+    </w:p>
+    <w:p>
+      <w:pPr>
+        <w:spacing w:after="0" w:line="240" w:lineRule="auto"/>
+        <w:ind w:left="720"/>
+        <w:rPr>
+          <w:rFonts w:ascii="Aptos" w:eastAsia="Aptos" w:hAnsi="Aptos" w:cs="Aptos"/>
+          <w:b/>
+          <w:bCs/>
+          <w:color w:val="002060"/>
+          <w:lang w:val="en-IN"/>
+        </w:rPr>
+      </w:pPr>
+    </w:p>
+    <w:p>
+      <w:pPr>
+        <w:spacing w:after="0" w:line="240" w:lineRule="auto"/>
+        <w:ind w:left="720"/>
         <w:rPr>
           <w:rFonts w:ascii="Aptos" w:eastAsia="Aptos" w:hAnsi="Aptos" w:cs="Aptos"/>
           <w:b/>
@@ -2939,117 +2741,97 @@
       <w:pPr>
         <w:numPr>
           <w:ilvl w:val="0"/>
-          <w:numId w:val="11"/>
+          <w:numId w:val="42"/>
         </w:numPr>
-        <w:spacing w:after="0"/>
-        <w:rPr>
-          <w:rFonts w:ascii="Aptos" w:eastAsia="Aptos" w:hAnsi="Aptos" w:cs="Aptos"/>
-          <w:color w:val="002060"/>
-          <w:lang w:val="en-IN"/>
-        </w:rPr>
-      </w:pPr>
-      <w:r>
-        <w:rPr>
-          <w:rFonts w:ascii="Aptos" w:eastAsia="Aptos" w:hAnsi="Aptos" w:cs="Aptos"/>
-          <w:b/>
-          <w:bCs/>
-          <w:color w:val="002060"/>
-          <w:lang w:val="en-IN"/>
-        </w:rPr>
-        <w:t>Precision</w:t>
-      </w:r>
-      <w:r>
-        <w:rPr>
-          <w:rFonts w:ascii="Aptos" w:eastAsia="Aptos" w:hAnsi="Aptos" w:cs="Aptos"/>
-          <w:color w:val="002060"/>
-          <w:lang w:val="en-IN"/>
-        </w:rPr>
-        <w:t>: 0.83</w:t>
+        <w:spacing w:after="0" w:line="240" w:lineRule="auto"/>
+        <w:rPr>
+          <w:rFonts w:ascii="Aptos" w:eastAsia="Aptos" w:hAnsi="Aptos" w:cs="Aptos"/>
+          <w:b/>
+          <w:bCs/>
+          <w:color w:val="002060"/>
+          <w:lang w:val="en-IN"/>
+        </w:rPr>
+      </w:pPr>
+      <w:r>
+        <w:rPr>
+          <w:rFonts w:ascii="Aptos" w:eastAsia="Aptos" w:hAnsi="Aptos" w:cs="Aptos"/>
+          <w:b/>
+          <w:bCs/>
+          <w:color w:val="002060"/>
+          <w:lang w:val="en-IN"/>
+        </w:rPr>
+        <w:t>Precision: 0.89</w:t>
       </w:r>
     </w:p>
     <w:p>
       <w:pPr>
         <w:numPr>
           <w:ilvl w:val="0"/>
-          <w:numId w:val="11"/>
+          <w:numId w:val="42"/>
         </w:numPr>
-        <w:spacing w:after="0"/>
-        <w:rPr>
-          <w:rFonts w:ascii="Aptos" w:eastAsia="Aptos" w:hAnsi="Aptos" w:cs="Aptos"/>
-          <w:color w:val="002060"/>
-          <w:lang w:val="en-IN"/>
-        </w:rPr>
-      </w:pPr>
-      <w:r>
-        <w:rPr>
-          <w:rFonts w:ascii="Aptos" w:eastAsia="Aptos" w:hAnsi="Aptos" w:cs="Aptos"/>
-          <w:b/>
-          <w:bCs/>
-          <w:color w:val="002060"/>
-          <w:lang w:val="en-IN"/>
-        </w:rPr>
-        <w:t>Recall</w:t>
-      </w:r>
-      <w:r>
-        <w:rPr>
-          <w:rFonts w:ascii="Aptos" w:eastAsia="Aptos" w:hAnsi="Aptos" w:cs="Aptos"/>
-          <w:color w:val="002060"/>
-          <w:lang w:val="en-IN"/>
-        </w:rPr>
-        <w:t>: 0.65</w:t>
+        <w:spacing w:after="0" w:line="240" w:lineRule="auto"/>
+        <w:rPr>
+          <w:rFonts w:ascii="Aptos" w:eastAsia="Aptos" w:hAnsi="Aptos" w:cs="Aptos"/>
+          <w:b/>
+          <w:bCs/>
+          <w:color w:val="002060"/>
+          <w:lang w:val="en-IN"/>
+        </w:rPr>
+      </w:pPr>
+      <w:r>
+        <w:rPr>
+          <w:rFonts w:ascii="Aptos" w:eastAsia="Aptos" w:hAnsi="Aptos" w:cs="Aptos"/>
+          <w:b/>
+          <w:bCs/>
+          <w:color w:val="002060"/>
+          <w:lang w:val="en-IN"/>
+        </w:rPr>
+        <w:t>Recall: 0.89</w:t>
       </w:r>
     </w:p>
     <w:p>
       <w:pPr>
         <w:numPr>
           <w:ilvl w:val="0"/>
-          <w:numId w:val="11"/>
+          <w:numId w:val="42"/>
         </w:numPr>
-        <w:spacing w:after="0"/>
-        <w:rPr>
-          <w:rFonts w:ascii="Aptos" w:eastAsia="Aptos" w:hAnsi="Aptos" w:cs="Aptos"/>
-          <w:color w:val="002060"/>
-          <w:lang w:val="en-IN"/>
-        </w:rPr>
-      </w:pPr>
-      <w:r>
-        <w:rPr>
-          <w:rFonts w:ascii="Aptos" w:eastAsia="Aptos" w:hAnsi="Aptos" w:cs="Aptos"/>
-          <w:b/>
-          <w:bCs/>
-          <w:color w:val="002060"/>
-          <w:lang w:val="en-IN"/>
-        </w:rPr>
-        <w:t>F1 Score</w:t>
-      </w:r>
-      <w:r>
-        <w:rPr>
-          <w:rFonts w:ascii="Aptos" w:eastAsia="Aptos" w:hAnsi="Aptos" w:cs="Aptos"/>
-          <w:color w:val="002060"/>
-          <w:lang w:val="en-IN"/>
-        </w:rPr>
-        <w:t>: 0.73</w:t>
-      </w:r>
-      <w:r>
-        <w:rPr>
-          <w:rFonts w:ascii="Aptos" w:eastAsia="Aptos" w:hAnsi="Aptos" w:cs="Aptos"/>
-          <w:color w:val="002060"/>
-          <w:lang w:val="en-IN"/>
-        </w:rPr>
-        <w:t xml:space="preserve"> </w:t>
-      </w:r>
-      <w:r>
-        <w:rPr>
-          <w:rFonts w:ascii="Aptos" w:eastAsia="Aptos" w:hAnsi="Aptos" w:cs="Aptos"/>
-          <w:color w:val="002060"/>
-          <w:lang w:val="en-IN"/>
-        </w:rPr>
-        <w:t>– Adverbs present moderate difficulty for the model.</w:t>
-      </w:r>
-    </w:p>
-    <w:p>
-      <w:pPr>
-        <w:spacing w:after="0"/>
+        <w:spacing w:after="0" w:line="240" w:lineRule="auto"/>
+        <w:rPr>
+          <w:rFonts w:ascii="Aptos" w:eastAsia="Aptos" w:hAnsi="Aptos" w:cs="Aptos"/>
+          <w:b/>
+          <w:bCs/>
+          <w:color w:val="002060"/>
+          <w:lang w:val="en-IN"/>
+        </w:rPr>
+      </w:pPr>
+      <w:r>
+        <w:rPr>
+          <w:rFonts w:ascii="Aptos" w:eastAsia="Aptos" w:hAnsi="Aptos" w:cs="Aptos"/>
+          <w:b/>
+          <w:bCs/>
+          <w:color w:val="002060"/>
+          <w:lang w:val="en-IN"/>
+        </w:rPr>
+        <w:t>F1 Score: 0.89 – Good consistent performance for adverbs.</w:t>
+      </w:r>
+    </w:p>
+    <w:p>
+      <w:pPr>
+        <w:spacing w:after="0" w:line="240" w:lineRule="auto"/>
+        <w:ind w:left="720"/>
+        <w:rPr>
+          <w:rFonts w:ascii="Aptos" w:eastAsia="Aptos" w:hAnsi="Aptos" w:cs="Aptos"/>
+          <w:b/>
+          <w:bCs/>
+          <w:color w:val="002060"/>
+          <w:lang w:val="en-IN"/>
+        </w:rPr>
+      </w:pPr>
+    </w:p>
+    <w:p>
+      <w:pPr>
+        <w:spacing w:after="0" w:line="240" w:lineRule="auto"/>
+        <w:ind w:left="720"/>
         <w:rPr>
           <w:rFonts w:ascii="Aptos" w:eastAsia="Aptos" w:hAnsi="Aptos" w:cs="Aptos"/>
           <w:b/>
@@ -3073,117 +2855,97 @@
       <w:pPr>
         <w:numPr>
           <w:ilvl w:val="0"/>
-          <w:numId w:val="12"/>
+          <w:numId w:val="43"/>
         </w:numPr>
-        <w:spacing w:after="0"/>
-        <w:rPr>
-          <w:rFonts w:ascii="Aptos" w:eastAsia="Aptos" w:hAnsi="Aptos" w:cs="Aptos"/>
-          <w:color w:val="002060"/>
-          <w:lang w:val="en-IN"/>
-        </w:rPr>
-      </w:pPr>
-      <w:r>
-        <w:rPr>
-          <w:rFonts w:ascii="Aptos" w:eastAsia="Aptos" w:hAnsi="Aptos" w:cs="Aptos"/>
-          <w:b/>
-          <w:bCs/>
-          <w:color w:val="002060"/>
-          <w:lang w:val="en-IN"/>
-        </w:rPr>
-        <w:t>Precision</w:t>
-      </w:r>
-      <w:r>
-        <w:rPr>
-          <w:rFonts w:ascii="Aptos" w:eastAsia="Aptos" w:hAnsi="Aptos" w:cs="Aptos"/>
-          <w:color w:val="002060"/>
-          <w:lang w:val="en-IN"/>
-        </w:rPr>
-        <w:t>: 0.83</w:t>
+        <w:spacing w:after="0" w:line="240" w:lineRule="auto"/>
+        <w:rPr>
+          <w:rFonts w:ascii="Aptos" w:eastAsia="Aptos" w:hAnsi="Aptos" w:cs="Aptos"/>
+          <w:b/>
+          <w:bCs/>
+          <w:color w:val="002060"/>
+          <w:lang w:val="en-IN"/>
+        </w:rPr>
+      </w:pPr>
+      <w:r>
+        <w:rPr>
+          <w:rFonts w:ascii="Aptos" w:eastAsia="Aptos" w:hAnsi="Aptos" w:cs="Aptos"/>
+          <w:b/>
+          <w:bCs/>
+          <w:color w:val="002060"/>
+          <w:lang w:val="en-IN"/>
+        </w:rPr>
+        <w:t>Precision: 0.88</w:t>
       </w:r>
     </w:p>
     <w:p>
       <w:pPr>
         <w:numPr>
           <w:ilvl w:val="0"/>
-          <w:numId w:val="12"/>
+          <w:numId w:val="43"/>
         </w:numPr>
-        <w:spacing w:after="0"/>
-        <w:rPr>
-          <w:rFonts w:ascii="Aptos" w:eastAsia="Aptos" w:hAnsi="Aptos" w:cs="Aptos"/>
-          <w:color w:val="002060"/>
-          <w:lang w:val="en-IN"/>
-        </w:rPr>
-      </w:pPr>
-      <w:r>
-        <w:rPr>
-          <w:rFonts w:ascii="Aptos" w:eastAsia="Aptos" w:hAnsi="Aptos" w:cs="Aptos"/>
-          <w:b/>
-          <w:bCs/>
-          <w:color w:val="002060"/>
-          <w:lang w:val="en-IN"/>
-        </w:rPr>
-        <w:t>Recall</w:t>
-      </w:r>
-      <w:r>
-        <w:rPr>
-          <w:rFonts w:ascii="Aptos" w:eastAsia="Aptos" w:hAnsi="Aptos" w:cs="Aptos"/>
-          <w:color w:val="002060"/>
-          <w:lang w:val="en-IN"/>
-        </w:rPr>
-        <w:t>: 0.65</w:t>
+        <w:spacing w:after="0" w:line="240" w:lineRule="auto"/>
+        <w:rPr>
+          <w:rFonts w:ascii="Aptos" w:eastAsia="Aptos" w:hAnsi="Aptos" w:cs="Aptos"/>
+          <w:b/>
+          <w:bCs/>
+          <w:color w:val="002060"/>
+          <w:lang w:val="en-IN"/>
+        </w:rPr>
+      </w:pPr>
+      <w:r>
+        <w:rPr>
+          <w:rFonts w:ascii="Aptos" w:eastAsia="Aptos" w:hAnsi="Aptos" w:cs="Aptos"/>
+          <w:b/>
+          <w:bCs/>
+          <w:color w:val="002060"/>
+          <w:lang w:val="en-IN"/>
+        </w:rPr>
+        <w:t>Recall: 0.86</w:t>
       </w:r>
     </w:p>
     <w:p>
       <w:pPr>
         <w:numPr>
           <w:ilvl w:val="0"/>
-          <w:numId w:val="12"/>
+          <w:numId w:val="43"/>
         </w:numPr>
-        <w:spacing w:after="0"/>
-        <w:rPr>
-          <w:rFonts w:ascii="Aptos" w:eastAsia="Aptos" w:hAnsi="Aptos" w:cs="Aptos"/>
-          <w:color w:val="002060"/>
-          <w:lang w:val="en-IN"/>
-        </w:rPr>
-      </w:pPr>
-      <w:r>
-        <w:rPr>
-          <w:rFonts w:ascii="Aptos" w:eastAsia="Aptos" w:hAnsi="Aptos" w:cs="Aptos"/>
-          <w:b/>
-          <w:bCs/>
-          <w:color w:val="002060"/>
-          <w:lang w:val="en-IN"/>
-        </w:rPr>
-        <w:t>F1 Score</w:t>
-      </w:r>
-      <w:r>
-        <w:rPr>
-          <w:rFonts w:ascii="Aptos" w:eastAsia="Aptos" w:hAnsi="Aptos" w:cs="Aptos"/>
-          <w:color w:val="002060"/>
-          <w:lang w:val="en-IN"/>
-        </w:rPr>
-        <w:t>: 0.73</w:t>
-      </w:r>
-      <w:r>
-        <w:rPr>
-          <w:rFonts w:ascii="Aptos" w:eastAsia="Aptos" w:hAnsi="Aptos" w:cs="Aptos"/>
-          <w:color w:val="002060"/>
-          <w:lang w:val="en-IN"/>
-        </w:rPr>
-        <w:t xml:space="preserve"> </w:t>
-      </w:r>
-      <w:r>
-        <w:rPr>
-          <w:rFonts w:ascii="Aptos" w:eastAsia="Aptos" w:hAnsi="Aptos" w:cs="Aptos"/>
-          <w:color w:val="002060"/>
-          <w:lang w:val="en-IN"/>
-        </w:rPr>
-        <w:t>– Adjectives show performance similar to adverbs.</w:t>
-      </w:r>
-    </w:p>
-    <w:p>
-      <w:pPr>
-        <w:spacing w:after="0"/>
+        <w:spacing w:after="0" w:line="240" w:lineRule="auto"/>
+        <w:rPr>
+          <w:rFonts w:ascii="Aptos" w:eastAsia="Aptos" w:hAnsi="Aptos" w:cs="Aptos"/>
+          <w:b/>
+          <w:bCs/>
+          <w:color w:val="002060"/>
+          <w:lang w:val="en-IN"/>
+        </w:rPr>
+      </w:pPr>
+      <w:r>
+        <w:rPr>
+          <w:rFonts w:ascii="Aptos" w:eastAsia="Aptos" w:hAnsi="Aptos" w:cs="Aptos"/>
+          <w:b/>
+          <w:bCs/>
+          <w:color w:val="002060"/>
+          <w:lang w:val="en-IN"/>
+        </w:rPr>
+        <w:t>F1 Score: 0.87 – Solid performance in identifying adjectives.</w:t>
+      </w:r>
+    </w:p>
+    <w:p>
+      <w:pPr>
+        <w:spacing w:after="0" w:line="240" w:lineRule="auto"/>
+        <w:ind w:left="720"/>
+        <w:rPr>
+          <w:rFonts w:ascii="Aptos" w:eastAsia="Aptos" w:hAnsi="Aptos" w:cs="Aptos"/>
+          <w:b/>
+          <w:bCs/>
+          <w:color w:val="002060"/>
+          <w:lang w:val="en-IN"/>
+        </w:rPr>
+      </w:pPr>
+    </w:p>
+    <w:p>
+      <w:pPr>
+        <w:spacing w:after="0" w:line="240" w:lineRule="auto"/>
+        <w:ind w:left="720"/>
         <w:rPr>
           <w:rFonts w:ascii="Aptos" w:eastAsia="Aptos" w:hAnsi="Aptos" w:cs="Aptos"/>
           <w:b/>
@@ -3207,101 +2969,97 @@
       <w:pPr>
         <w:numPr>
           <w:ilvl w:val="0"/>
-          <w:numId w:val="13"/>
+          <w:numId w:val="44"/>
         </w:numPr>
-        <w:spacing w:after="0"/>
-        <w:rPr>
-          <w:rFonts w:ascii="Aptos" w:eastAsia="Aptos" w:hAnsi="Aptos" w:cs="Aptos"/>
-          <w:color w:val="002060"/>
-          <w:lang w:val="en-IN"/>
-        </w:rPr>
-      </w:pPr>
-      <w:r>
-        <w:rPr>
-          <w:rFonts w:ascii="Aptos" w:eastAsia="Aptos" w:hAnsi="Aptos" w:cs="Aptos"/>
-          <w:b/>
-          <w:bCs/>
-          <w:color w:val="002060"/>
-          <w:lang w:val="en-IN"/>
-        </w:rPr>
-        <w:t>Precision</w:t>
-      </w:r>
-      <w:r>
-        <w:rPr>
-          <w:rFonts w:ascii="Aptos" w:eastAsia="Aptos" w:hAnsi="Aptos" w:cs="Aptos"/>
-          <w:color w:val="002060"/>
-          <w:lang w:val="en-IN"/>
-        </w:rPr>
-        <w:t>: 0.83</w:t>
+        <w:spacing w:after="0" w:line="240" w:lineRule="auto"/>
+        <w:rPr>
+          <w:rFonts w:ascii="Aptos" w:eastAsia="Aptos" w:hAnsi="Aptos" w:cs="Aptos"/>
+          <w:b/>
+          <w:bCs/>
+          <w:color w:val="002060"/>
+          <w:lang w:val="en-IN"/>
+        </w:rPr>
+      </w:pPr>
+      <w:r>
+        <w:rPr>
+          <w:rFonts w:ascii="Aptos" w:eastAsia="Aptos" w:hAnsi="Aptos" w:cs="Aptos"/>
+          <w:b/>
+          <w:bCs/>
+          <w:color w:val="002060"/>
+          <w:lang w:val="en-IN"/>
+        </w:rPr>
+        <w:t>Precision: 0.95</w:t>
       </w:r>
     </w:p>
     <w:p>
       <w:pPr>
         <w:numPr>
           <w:ilvl w:val="0"/>
-          <w:numId w:val="13"/>
+          <w:numId w:val="44"/>
         </w:numPr>
-        <w:spacing w:after="0"/>
-        <w:rPr>
-          <w:rFonts w:ascii="Aptos" w:eastAsia="Aptos" w:hAnsi="Aptos" w:cs="Aptos"/>
-          <w:color w:val="002060"/>
-          <w:lang w:val="en-IN"/>
-        </w:rPr>
-      </w:pPr>
-      <w:r>
-        <w:rPr>
-          <w:rFonts w:ascii="Aptos" w:eastAsia="Aptos" w:hAnsi="Aptos" w:cs="Aptos"/>
-          <w:b/>
-          <w:bCs/>
-          <w:color w:val="002060"/>
-          <w:lang w:val="en-IN"/>
-        </w:rPr>
-        <w:t>Recall</w:t>
-      </w:r>
-      <w:r>
-        <w:rPr>
-          <w:rFonts w:ascii="Aptos" w:eastAsia="Aptos" w:hAnsi="Aptos" w:cs="Aptos"/>
-          <w:color w:val="002060"/>
-          <w:lang w:val="en-IN"/>
-        </w:rPr>
-        <w:t>: 0.71</w:t>
+        <w:spacing w:after="0" w:line="240" w:lineRule="auto"/>
+        <w:rPr>
+          <w:rFonts w:ascii="Aptos" w:eastAsia="Aptos" w:hAnsi="Aptos" w:cs="Aptos"/>
+          <w:b/>
+          <w:bCs/>
+          <w:color w:val="002060"/>
+          <w:lang w:val="en-IN"/>
+        </w:rPr>
+      </w:pPr>
+      <w:r>
+        <w:rPr>
+          <w:rFonts w:ascii="Aptos" w:eastAsia="Aptos" w:hAnsi="Aptos" w:cs="Aptos"/>
+          <w:b/>
+          <w:bCs/>
+          <w:color w:val="002060"/>
+          <w:lang w:val="en-IN"/>
+        </w:rPr>
+        <w:t>Recall: 0.96</w:t>
       </w:r>
     </w:p>
     <w:p>
       <w:pPr>
         <w:numPr>
           <w:ilvl w:val="0"/>
-          <w:numId w:val="13"/>
+          <w:numId w:val="44"/>
         </w:numPr>
-        <w:spacing w:after="0"/>
-        <w:rPr>
-          <w:rFonts w:ascii="Aptos" w:eastAsia="Aptos" w:hAnsi="Aptos" w:cs="Aptos"/>
-          <w:color w:val="002060"/>
-          <w:lang w:val="en-IN"/>
-        </w:rPr>
-      </w:pPr>
-      <w:r>
-        <w:rPr>
-          <w:rFonts w:ascii="Aptos" w:eastAsia="Aptos" w:hAnsi="Aptos" w:cs="Aptos"/>
-          <w:b/>
-          <w:bCs/>
-          <w:color w:val="002060"/>
-          <w:lang w:val="en-IN"/>
-        </w:rPr>
-        <w:t>F1 Score</w:t>
-      </w:r>
-      <w:r>
-        <w:rPr>
-          <w:rFonts w:ascii="Aptos" w:eastAsia="Aptos" w:hAnsi="Aptos" w:cs="Aptos"/>
-          <w:color w:val="002060"/>
-          <w:lang w:val="en-IN"/>
-        </w:rPr>
-        <w:t>: 0.77– The model manages to balance precision and recall well for pronouns.</w:t>
-      </w:r>
-    </w:p>
-    <w:p>
-      <w:pPr>
-        <w:spacing w:after="0"/>
+        <w:spacing w:after="0" w:line="240" w:lineRule="auto"/>
+        <w:rPr>
+          <w:rFonts w:ascii="Aptos" w:eastAsia="Aptos" w:hAnsi="Aptos" w:cs="Aptos"/>
+          <w:b/>
+          <w:bCs/>
+          <w:color w:val="002060"/>
+          <w:lang w:val="en-IN"/>
+        </w:rPr>
+      </w:pPr>
+      <w:r>
+        <w:rPr>
+          <w:rFonts w:ascii="Aptos" w:eastAsia="Aptos" w:hAnsi="Aptos" w:cs="Aptos"/>
+          <w:b/>
+          <w:bCs/>
+          <w:color w:val="002060"/>
+          <w:lang w:val="en-IN"/>
+        </w:rPr>
+        <w:t>F1 Score: 0.95 – Excellent performance in identifying pronouns.</w:t>
+      </w:r>
+    </w:p>
+    <w:p>
+      <w:pPr>
+        <w:spacing w:after="0" w:line="240" w:lineRule="auto"/>
+        <w:ind w:left="720"/>
+        <w:rPr>
+          <w:rFonts w:ascii="Aptos" w:eastAsia="Aptos" w:hAnsi="Aptos" w:cs="Aptos"/>
+          <w:b/>
+          <w:bCs/>
+          <w:color w:val="002060"/>
+          <w:lang w:val="en-IN"/>
+        </w:rPr>
+      </w:pPr>
+    </w:p>
+    <w:p>
+      <w:pPr>
+        <w:spacing w:after="0" w:line="240" w:lineRule="auto"/>
+        <w:ind w:left="720"/>
         <w:rPr>
           <w:rFonts w:ascii="Aptos" w:eastAsia="Aptos" w:hAnsi="Aptos" w:cs="Aptos"/>
           <w:b/>
@@ -3325,112 +3083,78 @@
       <w:pPr>
         <w:numPr>
           <w:ilvl w:val="0"/>
-          <w:numId w:val="14"/>
+          <w:numId w:val="45"/>
         </w:numPr>
-        <w:spacing w:after="0"/>
-        <w:rPr>
-          <w:rFonts w:ascii="Aptos" w:eastAsia="Aptos" w:hAnsi="Aptos" w:cs="Aptos"/>
-          <w:color w:val="002060"/>
-          <w:lang w:val="en-IN"/>
-        </w:rPr>
-      </w:pPr>
-      <w:r>
-        <w:rPr>
-          <w:rFonts w:ascii="Aptos" w:eastAsia="Aptos" w:hAnsi="Aptos" w:cs="Aptos"/>
-          <w:b/>
-          <w:bCs/>
-          <w:color w:val="002060"/>
-          <w:lang w:val="en-IN"/>
-        </w:rPr>
-        <w:t>Precision</w:t>
-      </w:r>
-      <w:r>
-        <w:rPr>
-          <w:rFonts w:ascii="Aptos" w:eastAsia="Aptos" w:hAnsi="Aptos" w:cs="Aptos"/>
-          <w:color w:val="002060"/>
-          <w:lang w:val="en-IN"/>
-        </w:rPr>
-        <w:t>: 0.83</w:t>
+        <w:spacing w:after="0" w:line="240" w:lineRule="auto"/>
+        <w:rPr>
+          <w:rFonts w:ascii="Aptos" w:eastAsia="Aptos" w:hAnsi="Aptos" w:cs="Aptos"/>
+          <w:b/>
+          <w:bCs/>
+          <w:color w:val="002060"/>
+          <w:lang w:val="en-IN"/>
+        </w:rPr>
+      </w:pPr>
+      <w:r>
+        <w:rPr>
+          <w:rFonts w:ascii="Aptos" w:eastAsia="Aptos" w:hAnsi="Aptos" w:cs="Aptos"/>
+          <w:b/>
+          <w:bCs/>
+          <w:color w:val="002060"/>
+          <w:lang w:val="en-IN"/>
+        </w:rPr>
+        <w:t>Precision: 0.95</w:t>
       </w:r>
     </w:p>
     <w:p>
       <w:pPr>
         <w:numPr>
           <w:ilvl w:val="0"/>
-          <w:numId w:val="14"/>
+          <w:numId w:val="45"/>
         </w:numPr>
-        <w:spacing w:after="0"/>
-        <w:rPr>
-          <w:rFonts w:ascii="Aptos" w:eastAsia="Aptos" w:hAnsi="Aptos" w:cs="Aptos"/>
-          <w:color w:val="002060"/>
-          <w:lang w:val="en-IN"/>
-        </w:rPr>
-      </w:pPr>
-      <w:r>
-        <w:rPr>
-          <w:rFonts w:ascii="Aptos" w:eastAsia="Aptos" w:hAnsi="Aptos" w:cs="Aptos"/>
-          <w:b/>
-          <w:bCs/>
-          <w:color w:val="002060"/>
-          <w:lang w:val="en-IN"/>
-        </w:rPr>
-        <w:t>Recall</w:t>
-      </w:r>
-      <w:r>
-        <w:rPr>
-          <w:rFonts w:ascii="Aptos" w:eastAsia="Aptos" w:hAnsi="Aptos" w:cs="Aptos"/>
-          <w:color w:val="002060"/>
-          <w:lang w:val="en-IN"/>
-        </w:rPr>
-        <w:t>: 0.68</w:t>
+        <w:spacing w:after="0" w:line="240" w:lineRule="auto"/>
+        <w:rPr>
+          <w:rFonts w:ascii="Aptos" w:eastAsia="Aptos" w:hAnsi="Aptos" w:cs="Aptos"/>
+          <w:b/>
+          <w:bCs/>
+          <w:color w:val="002060"/>
+          <w:lang w:val="en-IN"/>
+        </w:rPr>
+      </w:pPr>
+      <w:r>
+        <w:rPr>
+          <w:rFonts w:ascii="Aptos" w:eastAsia="Aptos" w:hAnsi="Aptos" w:cs="Aptos"/>
+          <w:b/>
+          <w:bCs/>
+          <w:color w:val="002060"/>
+          <w:lang w:val="en-IN"/>
+        </w:rPr>
+        <w:t>Recall: 0.93</w:t>
       </w:r>
     </w:p>
     <w:p>
       <w:pPr>
         <w:numPr>
           <w:ilvl w:val="0"/>
-          <w:numId w:val="14"/>
+          <w:numId w:val="45"/>
         </w:numPr>
-        <w:spacing w:after="0"/>
-        <w:rPr>
-          <w:rFonts w:ascii="Aptos" w:eastAsia="Aptos" w:hAnsi="Aptos" w:cs="Aptos"/>
-          <w:color w:val="002060"/>
-          <w:lang w:val="en-IN"/>
-        </w:rPr>
-      </w:pPr>
-      <w:r>
-        <w:rPr>
-          <w:rFonts w:ascii="Aptos" w:eastAsia="Aptos" w:hAnsi="Aptos" w:cs="Aptos"/>
-          <w:b/>
-          <w:bCs/>
-          <w:color w:val="002060"/>
-          <w:lang w:val="en-IN"/>
-        </w:rPr>
-        <w:t>F1 Score</w:t>
-      </w:r>
-      <w:r>
-        <w:rPr>
-          <w:rFonts w:ascii="Aptos" w:eastAsia="Aptos" w:hAnsi="Aptos" w:cs="Aptos"/>
-          <w:color w:val="002060"/>
-          <w:lang w:val="en-IN"/>
-        </w:rPr>
-        <w:t>: 0.75</w:t>
-      </w:r>
-      <w:r>
-        <w:rPr>
-          <w:rFonts w:ascii="Aptos" w:eastAsia="Aptos" w:hAnsi="Aptos" w:cs="Aptos"/>
-          <w:color w:val="002060"/>
-          <w:lang w:val="en-IN"/>
-        </w:rPr>
-        <w:t xml:space="preserve"> </w:t>
-      </w:r>
-      <w:r>
-        <w:rPr>
-          <w:rFonts w:ascii="Aptos" w:eastAsia="Aptos" w:hAnsi="Aptos" w:cs="Aptos"/>
-          <w:color w:val="002060"/>
-          <w:lang w:val="en-IN"/>
-        </w:rPr>
-        <w:t>– Nouns, being frequent, are tagged reasonably well, though room for improvement exists.</w:t>
+        <w:spacing w:after="0" w:line="240" w:lineRule="auto"/>
+        <w:rPr>
+          <w:rFonts w:ascii="Aptos" w:eastAsia="Aptos" w:hAnsi="Aptos" w:cs="Aptos"/>
+          <w:b/>
+          <w:bCs/>
+          <w:color w:val="002060"/>
+          <w:lang w:val="en-IN"/>
+        </w:rPr>
+      </w:pPr>
+      <w:r>
+        <w:rPr>
+          <w:rFonts w:ascii="Aptos" w:eastAsia="Aptos" w:hAnsi="Aptos" w:cs="Aptos"/>
+          <w:b/>
+          <w:bCs/>
+          <w:color w:val="002060"/>
+          <w:lang w:val="en-IN"/>
+        </w:rPr>
+        <w:t>F1 Score: 0.94 – Very strong performance in identifying nouns.</w:t>
       </w:r>
     </w:p>
     <w:p>
@@ -3465,24 +3189,16 @@
         <w:spacing w:after="0"/>
         <w:ind w:left="720"/>
         <w:jc w:val="center"/>
-        <w:rPr>
-          <w:rFonts w:ascii="Aptos" w:eastAsia="Aptos" w:hAnsi="Aptos" w:cs="Aptos"/>
-          <w:color w:val="002060"/>
-          <w:lang w:val="en-IN"/>
-        </w:rPr>
-      </w:pPr>
-      <w:r>
-        <w:rPr>
-          <w:rFonts w:ascii="Aptos" w:eastAsia="Aptos" w:hAnsi="Aptos" w:cs="Aptos"/>
+      </w:pPr>
+      <w:r>
+        <w:rPr>
           <w:noProof/>
-          <w:color w:val="002060"/>
-          <w:lang w:val="en-IN"/>
         </w:rPr>
         <w:drawing>
-          <wp:inline distT="0" distB="0" distL="0" distR="0" wp14:anchorId="4FC67D78" wp14:editId="36DB547F">
-            <wp:extent cx="7191524" cy="5753100"/>
-            <wp:effectExtent l="0" t="0" r="9525" b="0"/>
-            <wp:docPr id="387252172" name="Picture 2"/>
+          <wp:inline distT="0" distB="0" distL="0" distR="0" wp14:anchorId="7895FD96" wp14:editId="3566C1F5">
+            <wp:extent cx="6456696" cy="5382883"/>
+            <wp:effectExtent l="0" t="0" r="1270" b="8890"/>
+            <wp:docPr id="814430659" name="Picture 2"/>
             <wp:cNvGraphicFramePr>
               <a:graphicFrameLocks xmlns:a="http://schemas.openxmlformats.org/drawingml/2006/main" noChangeAspect="1"/>
             </wp:cNvGraphicFramePr>
@@ -3490,8 +3206,10 @@
               <a:graphicData uri="http://schemas.openxmlformats.org/drawingml/2006/picture">
                 <pic:pic xmlns:pic="http://schemas.openxmlformats.org/drawingml/2006/picture">
                   <pic:nvPicPr>
-                    <pic:cNvPr id="387252172" name="Picture 387252172"/>
-                    <pic:cNvPicPr/>
+                    <pic:cNvPr id="0" name="Picture 2"/>
+                    <pic:cNvPicPr>
+                      <a:picLocks noChangeAspect="1" noChangeArrowheads="1"/>
+                    </pic:cNvPicPr>
                   </pic:nvPicPr>
                   <pic:blipFill>
                     <a:blip r:embed="rId5">
@@ -3501,18 +3219,23 @@
                         </a:ext>
                       </a:extLst>
                     </a:blip>
+                    <a:srcRect/>
                     <a:stretch>
                       <a:fillRect/>
                     </a:stretch>
                   </pic:blipFill>
-                  <pic:spPr>
+                  <pic:spPr bwMode="auto">
                     <a:xfrm>
                       <a:off x="0" y="0"/>
-                      <a:ext cx="7215819" cy="5772535"/>
+                      <a:ext cx="6469154" cy="5393269"/>
                     </a:xfrm>
                     <a:prstGeom prst="rect">
                       <a:avLst/>
                     </a:prstGeom>
+                    <a:noFill/>
+                    <a:ln>
+                      <a:noFill/>
+                    </a:ln>
                   </pic:spPr>
                 </pic:pic>
               </a:graphicData>
@@ -3543,21 +3266,6 @@
         <w:jc w:val="center"/>
         <w:rPr>
           <w:rFonts w:ascii="Aptos" w:eastAsia="Aptos" w:hAnsi="Aptos" w:cs="Aptos"/>
-          <w:b/>
-          <w:bCs/>
-          <w:color w:val="3A7C22" w:themeColor="accent6" w:themeShade="BF"/>
-          <w:sz w:val="48"/>
-          <w:szCs w:val="48"/>
-        </w:rPr>
-      </w:pPr>
-    </w:p>
-    <w:p>
-      <w:pPr>
-        <w:spacing w:after="0"/>
-        <w:ind w:left="720"/>
-        <w:jc w:val="center"/>
-        <w:rPr>
-          <w:rFonts w:ascii="Aptos" w:eastAsia="Aptos" w:hAnsi="Aptos" w:cs="Aptos"/>
           <w:color w:val="002060"/>
           <w:lang w:val="en-IN"/>
         </w:rPr>
@@ -3927,6 +3635,7 @@
           <w:sz w:val="48"/>
           <w:szCs w:val="48"/>
         </w:rPr>
+        <w:lastRenderedPageBreak/>
         <w:t>Interpretation of</w:t>
       </w:r>
       <w:r>
@@ -3976,53 +3685,9 @@
     </w:p>
     <w:p>
       <w:pPr>
-        <w:ind w:left="720"/>
-        <w:rPr>
-          <w:rFonts w:ascii="Aptos" w:eastAsia="Aptos" w:hAnsi="Aptos" w:cs="Aptos"/>
-          <w:color w:val="002060"/>
-          <w:sz w:val="28"/>
-          <w:szCs w:val="28"/>
-          <w:lang w:val="en-IN"/>
-        </w:rPr>
-      </w:pPr>
-      <w:r>
-        <w:rPr>
-          <w:rFonts w:ascii="Aptos" w:eastAsia="Aptos" w:hAnsi="Aptos" w:cs="Aptos"/>
-          <w:color w:val="002060"/>
-          <w:sz w:val="28"/>
-          <w:szCs w:val="28"/>
-          <w:lang w:val="en-IN"/>
-        </w:rPr>
-        <w:t xml:space="preserve">1.  </w:t>
-      </w:r>
-      <w:r>
-        <w:rPr>
-          <w:rFonts w:ascii="Aptos" w:eastAsia="Aptos" w:hAnsi="Aptos" w:cs="Aptos"/>
-          <w:b/>
-          <w:bCs/>
-          <w:color w:val="002060"/>
-          <w:sz w:val="28"/>
-          <w:szCs w:val="28"/>
-          <w:lang w:val="en-IN"/>
-        </w:rPr>
-        <w:t>NOUN vs DET (10,983 times)</w:t>
-      </w:r>
-      <w:r>
-        <w:rPr>
-          <w:rFonts w:ascii="Aptos" w:eastAsia="Aptos" w:hAnsi="Aptos" w:cs="Aptos"/>
-          <w:color w:val="002060"/>
-          <w:sz w:val="28"/>
-          <w:szCs w:val="28"/>
-          <w:lang w:val="en-IN"/>
-        </w:rPr>
-        <w:t>:</w:t>
-      </w:r>
-    </w:p>
-    <w:p>
-      <w:pPr>
         <w:numPr>
           <w:ilvl w:val="0"/>
-          <w:numId w:val="19"/>
+          <w:numId w:val="46"/>
         </w:numPr>
         <w:rPr>
           <w:rFonts w:ascii="Aptos" w:eastAsia="Aptos" w:hAnsi="Aptos" w:cs="Aptos"/>
@@ -4042,73 +3707,7 @@
           <w:szCs w:val="28"/>
           <w:lang w:val="en-IN"/>
         </w:rPr>
-        <w:t>Nouns</w:t>
-      </w:r>
-      <w:r>
-        <w:rPr>
-          <w:rFonts w:ascii="Aptos" w:eastAsia="Aptos" w:hAnsi="Aptos" w:cs="Aptos"/>
-          <w:color w:val="002060"/>
-          <w:sz w:val="28"/>
-          <w:szCs w:val="28"/>
-          <w:lang w:val="en-IN"/>
-        </w:rPr>
-        <w:t xml:space="preserve"> are often misclassified as </w:t>
-      </w:r>
-      <w:r>
-        <w:rPr>
-          <w:rFonts w:ascii="Aptos" w:eastAsia="Aptos" w:hAnsi="Aptos" w:cs="Aptos"/>
-          <w:b/>
-          <w:bCs/>
-          <w:color w:val="002060"/>
-          <w:sz w:val="28"/>
-          <w:szCs w:val="28"/>
-          <w:lang w:val="en-IN"/>
-        </w:rPr>
-        <w:t>determiners</w:t>
-      </w:r>
-      <w:r>
-        <w:rPr>
-          <w:rFonts w:ascii="Aptos" w:eastAsia="Aptos" w:hAnsi="Aptos" w:cs="Aptos"/>
-          <w:color w:val="002060"/>
-          <w:sz w:val="28"/>
-          <w:szCs w:val="28"/>
-          <w:lang w:val="en-IN"/>
-        </w:rPr>
-        <w:t xml:space="preserve"> (DET). This suggests the model has difficulty distinguishing between articles or determiners and noun phrases, especially when they are adjacent.</w:t>
-      </w:r>
-    </w:p>
-    <w:p>
-      <w:pPr>
-        <w:ind w:left="720"/>
-        <w:rPr>
-          <w:rFonts w:ascii="Aptos" w:eastAsia="Aptos" w:hAnsi="Aptos" w:cs="Aptos"/>
-          <w:color w:val="002060"/>
-          <w:sz w:val="28"/>
-          <w:szCs w:val="28"/>
-          <w:lang w:val="en-IN"/>
-        </w:rPr>
-      </w:pPr>
-      <w:r>
-        <w:rPr>
-          <w:rFonts w:ascii="Aptos" w:eastAsia="Aptos" w:hAnsi="Aptos" w:cs="Aptos"/>
-          <w:color w:val="002060"/>
-          <w:sz w:val="28"/>
-          <w:szCs w:val="28"/>
-          <w:lang w:val="en-IN"/>
-        </w:rPr>
-        <w:t xml:space="preserve">2.  </w:t>
-      </w:r>
-      <w:r>
-        <w:rPr>
-          <w:rFonts w:ascii="Aptos" w:eastAsia="Aptos" w:hAnsi="Aptos" w:cs="Aptos"/>
-          <w:b/>
-          <w:bCs/>
-          <w:color w:val="002060"/>
-          <w:sz w:val="28"/>
-          <w:szCs w:val="28"/>
-          <w:lang w:val="en-IN"/>
-        </w:rPr>
-        <w:t>VERB vs NOUN (10,698 times)</w:t>
+        <w:t>VERB vs NOUN (290 times)</w:t>
       </w:r>
       <w:r>
         <w:rPr>
@@ -4125,7 +3724,7 @@
       <w:pPr>
         <w:numPr>
           <w:ilvl w:val="0"/>
-          <w:numId w:val="20"/>
+          <w:numId w:val="47"/>
         </w:numPr>
         <w:rPr>
           <w:rFonts w:ascii="Aptos" w:eastAsia="Aptos" w:hAnsi="Aptos" w:cs="Aptos"/>
@@ -4143,58 +3742,58 @@
           <w:szCs w:val="28"/>
           <w:lang w:val="en-IN"/>
         </w:rPr>
-        <w:t>Verbs are frequently misclassified as nouns, indicating that the model struggles with recognizing verbs in certain contexts, likely when they appear in noun-like positions (e.g., gerunds or verb-noun ambiguity).</w:t>
-      </w:r>
-    </w:p>
-    <w:p>
-      <w:pPr>
-        <w:ind w:left="720"/>
-        <w:rPr>
-          <w:rFonts w:ascii="Aptos" w:eastAsia="Aptos" w:hAnsi="Aptos" w:cs="Aptos"/>
-          <w:color w:val="002060"/>
-          <w:sz w:val="28"/>
-          <w:szCs w:val="28"/>
-          <w:lang w:val="en-IN"/>
-        </w:rPr>
-      </w:pPr>
-      <w:r>
-        <w:rPr>
-          <w:rFonts w:ascii="Aptos" w:eastAsia="Aptos" w:hAnsi="Aptos" w:cs="Aptos"/>
-          <w:color w:val="002060"/>
-          <w:sz w:val="28"/>
-          <w:szCs w:val="28"/>
-          <w:lang w:val="en-IN"/>
-        </w:rPr>
-        <w:t xml:space="preserve">3.  </w:t>
-      </w:r>
-      <w:r>
-        <w:rPr>
-          <w:rFonts w:ascii="Aptos" w:eastAsia="Aptos" w:hAnsi="Aptos" w:cs="Aptos"/>
-          <w:b/>
-          <w:bCs/>
-          <w:color w:val="002060"/>
-          <w:sz w:val="28"/>
-          <w:szCs w:val="28"/>
-          <w:lang w:val="en-IN"/>
-        </w:rPr>
-        <w:t>Punctuation (.) vs NOUN (10,161 times)</w:t>
-      </w:r>
-      <w:r>
-        <w:rPr>
-          <w:rFonts w:ascii="Aptos" w:eastAsia="Aptos" w:hAnsi="Aptos" w:cs="Aptos"/>
-          <w:color w:val="002060"/>
-          <w:sz w:val="28"/>
-          <w:szCs w:val="28"/>
-          <w:lang w:val="en-IN"/>
-        </w:rPr>
-        <w:t>:</w:t>
+        <w:t xml:space="preserve">The most frequent confusion occurs when </w:t>
+      </w:r>
+      <w:r>
+        <w:rPr>
+          <w:rFonts w:ascii="Aptos" w:eastAsia="Aptos" w:hAnsi="Aptos" w:cs="Aptos"/>
+          <w:b/>
+          <w:bCs/>
+          <w:color w:val="002060"/>
+          <w:sz w:val="28"/>
+          <w:szCs w:val="28"/>
+          <w:lang w:val="en-IN"/>
+        </w:rPr>
+        <w:t>verbs</w:t>
+      </w:r>
+      <w:r>
+        <w:rPr>
+          <w:rFonts w:ascii="Aptos" w:eastAsia="Aptos" w:hAnsi="Aptos" w:cs="Aptos"/>
+          <w:color w:val="002060"/>
+          <w:sz w:val="28"/>
+          <w:szCs w:val="28"/>
+          <w:lang w:val="en-IN"/>
+        </w:rPr>
+        <w:t xml:space="preserve"> are misclassified as </w:t>
+      </w:r>
+      <w:r>
+        <w:rPr>
+          <w:rFonts w:ascii="Aptos" w:eastAsia="Aptos" w:hAnsi="Aptos" w:cs="Aptos"/>
+          <w:b/>
+          <w:bCs/>
+          <w:color w:val="002060"/>
+          <w:sz w:val="28"/>
+          <w:szCs w:val="28"/>
+          <w:lang w:val="en-IN"/>
+        </w:rPr>
+        <w:t>nouns</w:t>
+      </w:r>
+      <w:r>
+        <w:rPr>
+          <w:rFonts w:ascii="Aptos" w:eastAsia="Aptos" w:hAnsi="Aptos" w:cs="Aptos"/>
+          <w:color w:val="002060"/>
+          <w:sz w:val="28"/>
+          <w:szCs w:val="28"/>
+          <w:lang w:val="en-IN"/>
+        </w:rPr>
+        <w:t>. This highlights the model's challenge in distinguishing verb forms, particularly with gerunds or words that can function as both verbs and nouns.</w:t>
       </w:r>
     </w:p>
     <w:p>
       <w:pPr>
         <w:numPr>
           <w:ilvl w:val="0"/>
-          <w:numId w:val="21"/>
+          <w:numId w:val="48"/>
         </w:numPr>
         <w:rPr>
           <w:rFonts w:ascii="Aptos" w:eastAsia="Aptos" w:hAnsi="Aptos" w:cs="Aptos"/>
@@ -4207,46 +3806,14 @@
       <w:r>
         <w:rPr>
           <w:rFonts w:ascii="Aptos" w:eastAsia="Aptos" w:hAnsi="Aptos" w:cs="Aptos"/>
-          <w:color w:val="002060"/>
-          <w:sz w:val="28"/>
-          <w:szCs w:val="28"/>
-          <w:lang w:val="en-IN"/>
-        </w:rPr>
-        <w:t>Punctuation marks are misclassified as nouns, possibly due to sentences ending with punctuation where the model mistakenly predicts a noun, showing the challenge of tagging punctuation accurately.</w:t>
-      </w:r>
-    </w:p>
-    <w:p>
-      <w:pPr>
-        <w:ind w:left="720"/>
-        <w:rPr>
-          <w:rFonts w:ascii="Aptos" w:eastAsia="Aptos" w:hAnsi="Aptos" w:cs="Aptos"/>
-          <w:color w:val="002060"/>
-          <w:sz w:val="28"/>
-          <w:szCs w:val="28"/>
-          <w:lang w:val="en-IN"/>
-        </w:rPr>
-      </w:pPr>
-      <w:r>
-        <w:rPr>
-          <w:rFonts w:ascii="Aptos" w:eastAsia="Aptos" w:hAnsi="Aptos" w:cs="Aptos"/>
-          <w:color w:val="002060"/>
-          <w:sz w:val="28"/>
-          <w:szCs w:val="28"/>
-          <w:lang w:val="en-IN"/>
-        </w:rPr>
-        <w:t xml:space="preserve">4.  </w:t>
-      </w:r>
-      <w:r>
-        <w:rPr>
-          <w:rFonts w:ascii="Aptos" w:eastAsia="Aptos" w:hAnsi="Aptos" w:cs="Aptos"/>
-          <w:b/>
-          <w:bCs/>
-          <w:color w:val="002060"/>
-          <w:sz w:val="28"/>
-          <w:szCs w:val="28"/>
-          <w:lang w:val="en-IN"/>
-        </w:rPr>
-        <w:t>NOUN vs ADJ (9,447 times)</w:t>
+          <w:b/>
+          <w:bCs/>
+          <w:color w:val="002060"/>
+          <w:sz w:val="28"/>
+          <w:szCs w:val="28"/>
+          <w:lang w:val="en-IN"/>
+        </w:rPr>
+        <w:t>ADJ vs NOUN (232 times)</w:t>
       </w:r>
       <w:r>
         <w:rPr>
@@ -4263,7 +3830,7 @@
       <w:pPr>
         <w:numPr>
           <w:ilvl w:val="0"/>
-          <w:numId w:val="22"/>
+          <w:numId w:val="49"/>
         </w:numPr>
         <w:rPr>
           <w:rFonts w:ascii="Aptos" w:eastAsia="Aptos" w:hAnsi="Aptos" w:cs="Aptos"/>
@@ -4276,73 +3843,53 @@
       <w:r>
         <w:rPr>
           <w:rFonts w:ascii="Aptos" w:eastAsia="Aptos" w:hAnsi="Aptos" w:cs="Aptos"/>
-          <w:color w:val="002060"/>
-          <w:sz w:val="28"/>
-          <w:szCs w:val="28"/>
-          <w:lang w:val="en-IN"/>
-        </w:rPr>
-        <w:t>Nouns are often confused with adjectives, especially when noun phrases are used attributively. This indicates that the model might have trouble distinguishing between descriptive adjectives and nouns acting as adjectives.</w:t>
-      </w:r>
-    </w:p>
-    <w:p>
-      <w:pPr>
-        <w:ind w:left="720"/>
-        <w:rPr>
-          <w:rFonts w:ascii="Aptos" w:eastAsia="Aptos" w:hAnsi="Aptos" w:cs="Aptos"/>
-          <w:color w:val="002060"/>
-          <w:sz w:val="28"/>
-          <w:szCs w:val="28"/>
-          <w:lang w:val="en-IN"/>
-        </w:rPr>
-      </w:pPr>
-      <w:r>
-        <w:rPr>
-          <w:rFonts w:ascii="Aptos" w:eastAsia="Aptos" w:hAnsi="Aptos" w:cs="Aptos"/>
-          <w:color w:val="002060"/>
-          <w:sz w:val="28"/>
-          <w:szCs w:val="28"/>
-          <w:lang w:val="en-IN"/>
-        </w:rPr>
-        <w:t>5.</w:t>
-      </w:r>
-      <w:r>
-        <w:rPr>
-          <w:rFonts w:ascii="Aptos" w:eastAsia="Aptos" w:hAnsi="Aptos" w:cs="Aptos"/>
-          <w:color w:val="002060"/>
-          <w:sz w:val="28"/>
-          <w:szCs w:val="28"/>
-          <w:lang w:val="en-IN"/>
-        </w:rPr>
-        <w:t xml:space="preserve">  </w:t>
-      </w:r>
-      <w:r>
-        <w:rPr>
-          <w:rFonts w:ascii="Aptos" w:eastAsia="Aptos" w:hAnsi="Aptos" w:cs="Aptos"/>
-          <w:b/>
-          <w:bCs/>
-          <w:color w:val="002060"/>
-          <w:sz w:val="28"/>
-          <w:szCs w:val="28"/>
-          <w:lang w:val="en-IN"/>
-        </w:rPr>
-        <w:t>ADP vs NOUN (8,758 times)</w:t>
-      </w:r>
-      <w:r>
-        <w:rPr>
-          <w:rFonts w:ascii="Aptos" w:eastAsia="Aptos" w:hAnsi="Aptos" w:cs="Aptos"/>
-          <w:color w:val="002060"/>
-          <w:sz w:val="28"/>
-          <w:szCs w:val="28"/>
-          <w:lang w:val="en-IN"/>
-        </w:rPr>
-        <w:t>:</w:t>
+          <w:b/>
+          <w:bCs/>
+          <w:color w:val="002060"/>
+          <w:sz w:val="28"/>
+          <w:szCs w:val="28"/>
+          <w:lang w:val="en-IN"/>
+        </w:rPr>
+        <w:t>Adjectives</w:t>
+      </w:r>
+      <w:r>
+        <w:rPr>
+          <w:rFonts w:ascii="Aptos" w:eastAsia="Aptos" w:hAnsi="Aptos" w:cs="Aptos"/>
+          <w:color w:val="002060"/>
+          <w:sz w:val="28"/>
+          <w:szCs w:val="28"/>
+          <w:lang w:val="en-IN"/>
+        </w:rPr>
+        <w:t xml:space="preserve"> are often misidentified as </w:t>
+      </w:r>
+      <w:r>
+        <w:rPr>
+          <w:rFonts w:ascii="Aptos" w:eastAsia="Aptos" w:hAnsi="Aptos" w:cs="Aptos"/>
+          <w:b/>
+          <w:bCs/>
+          <w:color w:val="002060"/>
+          <w:sz w:val="28"/>
+          <w:szCs w:val="28"/>
+          <w:lang w:val="en-IN"/>
+        </w:rPr>
+        <w:t>nouns</w:t>
+      </w:r>
+      <w:r>
+        <w:rPr>
+          <w:rFonts w:ascii="Aptos" w:eastAsia="Aptos" w:hAnsi="Aptos" w:cs="Aptos"/>
+          <w:color w:val="002060"/>
+          <w:sz w:val="28"/>
+          <w:szCs w:val="28"/>
+          <w:lang w:val="en-IN"/>
+        </w:rPr>
+        <w:t>, suggesting difficulty in contexts where adjectives can function nominally or when distinguishing between descriptive words and the nouns they modify.</w:t>
       </w:r>
     </w:p>
     <w:p>
       <w:pPr>
         <w:numPr>
           <w:ilvl w:val="0"/>
-          <w:numId w:val="23"/>
+          <w:numId w:val="50"/>
         </w:numPr>
         <w:rPr>
           <w:rFonts w:ascii="Aptos" w:eastAsia="Aptos" w:hAnsi="Aptos" w:cs="Aptos"/>
@@ -4362,27 +3909,278 @@
           <w:szCs w:val="28"/>
           <w:lang w:val="en-IN"/>
         </w:rPr>
-        <w:t>Adpositions</w:t>
-      </w:r>
-      <w:r>
-        <w:rPr>
-          <w:rFonts w:ascii="Aptos" w:eastAsia="Aptos" w:hAnsi="Aptos" w:cs="Aptos"/>
-          <w:color w:val="002060"/>
-          <w:sz w:val="28"/>
-          <w:szCs w:val="28"/>
-          <w:lang w:val="en-IN"/>
-        </w:rPr>
-        <w:t xml:space="preserve"> (ADP, e.g., prepositions) are misclassified as nouns, highlighting confusion in contexts where prepositions are used in noun-heavy structures</w:t>
-      </w:r>
-      <w:r>
-        <w:rPr>
-          <w:rFonts w:ascii="Aptos" w:eastAsia="Aptos" w:hAnsi="Aptos" w:cs="Aptos"/>
-          <w:color w:val="002060"/>
-          <w:sz w:val="28"/>
-          <w:szCs w:val="28"/>
-          <w:lang w:val="en-IN"/>
-        </w:rPr>
-        <w:t>.</w:t>
+        <w:t>NOUN vs ADJ (204 times)</w:t>
+      </w:r>
+      <w:r>
+        <w:rPr>
+          <w:rFonts w:ascii="Aptos" w:eastAsia="Aptos" w:hAnsi="Aptos" w:cs="Aptos"/>
+          <w:color w:val="002060"/>
+          <w:sz w:val="28"/>
+          <w:szCs w:val="28"/>
+          <w:lang w:val="en-IN"/>
+        </w:rPr>
+        <w:t>:</w:t>
+      </w:r>
+    </w:p>
+    <w:p>
+      <w:pPr>
+        <w:numPr>
+          <w:ilvl w:val="0"/>
+          <w:numId w:val="51"/>
+        </w:numPr>
+        <w:rPr>
+          <w:rFonts w:ascii="Aptos" w:eastAsia="Aptos" w:hAnsi="Aptos" w:cs="Aptos"/>
+          <w:color w:val="002060"/>
+          <w:sz w:val="28"/>
+          <w:szCs w:val="28"/>
+          <w:lang w:val="en-IN"/>
+        </w:rPr>
+      </w:pPr>
+      <w:r>
+        <w:rPr>
+          <w:rFonts w:ascii="Aptos" w:eastAsia="Aptos" w:hAnsi="Aptos" w:cs="Aptos"/>
+          <w:color w:val="002060"/>
+          <w:sz w:val="28"/>
+          <w:szCs w:val="28"/>
+          <w:lang w:val="en-IN"/>
+        </w:rPr>
+        <w:t xml:space="preserve">Conversely, </w:t>
+      </w:r>
+      <w:r>
+        <w:rPr>
+          <w:rFonts w:ascii="Aptos" w:eastAsia="Aptos" w:hAnsi="Aptos" w:cs="Aptos"/>
+          <w:b/>
+          <w:bCs/>
+          <w:color w:val="002060"/>
+          <w:sz w:val="28"/>
+          <w:szCs w:val="28"/>
+          <w:lang w:val="en-IN"/>
+        </w:rPr>
+        <w:t>nouns</w:t>
+      </w:r>
+      <w:r>
+        <w:rPr>
+          <w:rFonts w:ascii="Aptos" w:eastAsia="Aptos" w:hAnsi="Aptos" w:cs="Aptos"/>
+          <w:color w:val="002060"/>
+          <w:sz w:val="28"/>
+          <w:szCs w:val="28"/>
+          <w:lang w:val="en-IN"/>
+        </w:rPr>
+        <w:t xml:space="preserve"> are frequently misclassified as </w:t>
+      </w:r>
+      <w:r>
+        <w:rPr>
+          <w:rFonts w:ascii="Aptos" w:eastAsia="Aptos" w:hAnsi="Aptos" w:cs="Aptos"/>
+          <w:b/>
+          <w:bCs/>
+          <w:color w:val="002060"/>
+          <w:sz w:val="28"/>
+          <w:szCs w:val="28"/>
+          <w:lang w:val="en-IN"/>
+        </w:rPr>
+        <w:t>adjectives</w:t>
+      </w:r>
+      <w:r>
+        <w:rPr>
+          <w:rFonts w:ascii="Aptos" w:eastAsia="Aptos" w:hAnsi="Aptos" w:cs="Aptos"/>
+          <w:color w:val="002060"/>
+          <w:sz w:val="28"/>
+          <w:szCs w:val="28"/>
+          <w:lang w:val="en-IN"/>
+        </w:rPr>
+        <w:t>, particularly when nouns are used attributively or in compound structures. This bidirectional confusion (ADJ↔NOUN) indicates a persistent challenge in distinguishing these categories.</w:t>
+      </w:r>
+    </w:p>
+    <w:p>
+      <w:pPr>
+        <w:numPr>
+          <w:ilvl w:val="0"/>
+          <w:numId w:val="52"/>
+        </w:numPr>
+        <w:rPr>
+          <w:rFonts w:ascii="Aptos" w:eastAsia="Aptos" w:hAnsi="Aptos" w:cs="Aptos"/>
+          <w:color w:val="002060"/>
+          <w:sz w:val="28"/>
+          <w:szCs w:val="28"/>
+          <w:lang w:val="en-IN"/>
+        </w:rPr>
+      </w:pPr>
+      <w:r>
+        <w:rPr>
+          <w:rFonts w:ascii="Aptos" w:eastAsia="Aptos" w:hAnsi="Aptos" w:cs="Aptos"/>
+          <w:b/>
+          <w:bCs/>
+          <w:color w:val="002060"/>
+          <w:sz w:val="28"/>
+          <w:szCs w:val="28"/>
+          <w:lang w:val="en-IN"/>
+        </w:rPr>
+        <w:t>NOUN vs VERB (200 times)</w:t>
+      </w:r>
+      <w:r>
+        <w:rPr>
+          <w:rFonts w:ascii="Aptos" w:eastAsia="Aptos" w:hAnsi="Aptos" w:cs="Aptos"/>
+          <w:color w:val="002060"/>
+          <w:sz w:val="28"/>
+          <w:szCs w:val="28"/>
+          <w:lang w:val="en-IN"/>
+        </w:rPr>
+        <w:t>:</w:t>
+      </w:r>
+    </w:p>
+    <w:p>
+      <w:pPr>
+        <w:numPr>
+          <w:ilvl w:val="0"/>
+          <w:numId w:val="53"/>
+        </w:numPr>
+        <w:rPr>
+          <w:rFonts w:ascii="Aptos" w:eastAsia="Aptos" w:hAnsi="Aptos" w:cs="Aptos"/>
+          <w:color w:val="002060"/>
+          <w:sz w:val="28"/>
+          <w:szCs w:val="28"/>
+          <w:lang w:val="en-IN"/>
+        </w:rPr>
+      </w:pPr>
+      <w:r>
+        <w:rPr>
+          <w:rFonts w:ascii="Aptos" w:eastAsia="Aptos" w:hAnsi="Aptos" w:cs="Aptos"/>
+          <w:b/>
+          <w:bCs/>
+          <w:color w:val="002060"/>
+          <w:sz w:val="28"/>
+          <w:szCs w:val="28"/>
+          <w:lang w:val="en-IN"/>
+        </w:rPr>
+        <w:t>Nouns</w:t>
+      </w:r>
+      <w:r>
+        <w:rPr>
+          <w:rFonts w:ascii="Aptos" w:eastAsia="Aptos" w:hAnsi="Aptos" w:cs="Aptos"/>
+          <w:color w:val="002060"/>
+          <w:sz w:val="28"/>
+          <w:szCs w:val="28"/>
+          <w:lang w:val="en-IN"/>
+        </w:rPr>
+        <w:t xml:space="preserve"> being mistaken for </w:t>
+      </w:r>
+      <w:r>
+        <w:rPr>
+          <w:rFonts w:ascii="Aptos" w:eastAsia="Aptos" w:hAnsi="Aptos" w:cs="Aptos"/>
+          <w:b/>
+          <w:bCs/>
+          <w:color w:val="002060"/>
+          <w:sz w:val="28"/>
+          <w:szCs w:val="28"/>
+          <w:lang w:val="en-IN"/>
+        </w:rPr>
+        <w:t>verbs</w:t>
+      </w:r>
+      <w:r>
+        <w:rPr>
+          <w:rFonts w:ascii="Aptos" w:eastAsia="Aptos" w:hAnsi="Aptos" w:cs="Aptos"/>
+          <w:color w:val="002060"/>
+          <w:sz w:val="28"/>
+          <w:szCs w:val="28"/>
+          <w:lang w:val="en-IN"/>
+        </w:rPr>
+        <w:t xml:space="preserve"> represents another common bidirectional confusion, showing that the model struggles with words that can function as both nouns and verbs depending on context.</w:t>
+      </w:r>
+    </w:p>
+    <w:p>
+      <w:pPr>
+        <w:numPr>
+          <w:ilvl w:val="0"/>
+          <w:numId w:val="54"/>
+        </w:numPr>
+        <w:rPr>
+          <w:rFonts w:ascii="Aptos" w:eastAsia="Aptos" w:hAnsi="Aptos" w:cs="Aptos"/>
+          <w:color w:val="002060"/>
+          <w:sz w:val="28"/>
+          <w:szCs w:val="28"/>
+          <w:lang w:val="en-IN"/>
+        </w:rPr>
+      </w:pPr>
+      <w:r>
+        <w:rPr>
+          <w:rFonts w:ascii="Aptos" w:eastAsia="Aptos" w:hAnsi="Aptos" w:cs="Aptos"/>
+          <w:b/>
+          <w:bCs/>
+          <w:color w:val="002060"/>
+          <w:sz w:val="28"/>
+          <w:szCs w:val="28"/>
+          <w:lang w:val="en-IN"/>
+        </w:rPr>
+        <w:t>NOUN vs DET (183 times)</w:t>
+      </w:r>
+      <w:r>
+        <w:rPr>
+          <w:rFonts w:ascii="Aptos" w:eastAsia="Aptos" w:hAnsi="Aptos" w:cs="Aptos"/>
+          <w:color w:val="002060"/>
+          <w:sz w:val="28"/>
+          <w:szCs w:val="28"/>
+          <w:lang w:val="en-IN"/>
+        </w:rPr>
+        <w:t>:</w:t>
+      </w:r>
+    </w:p>
+    <w:p>
+      <w:pPr>
+        <w:numPr>
+          <w:ilvl w:val="0"/>
+          <w:numId w:val="55"/>
+        </w:numPr>
+        <w:rPr>
+          <w:rFonts w:ascii="Aptos" w:eastAsia="Aptos" w:hAnsi="Aptos" w:cs="Aptos"/>
+          <w:color w:val="002060"/>
+          <w:sz w:val="28"/>
+          <w:szCs w:val="28"/>
+          <w:lang w:val="en-IN"/>
+        </w:rPr>
+      </w:pPr>
+      <w:r>
+        <w:rPr>
+          <w:rFonts w:ascii="Aptos" w:eastAsia="Aptos" w:hAnsi="Aptos" w:cs="Aptos"/>
+          <w:b/>
+          <w:bCs/>
+          <w:color w:val="002060"/>
+          <w:sz w:val="28"/>
+          <w:szCs w:val="28"/>
+          <w:lang w:val="en-IN"/>
+        </w:rPr>
+        <w:t>Nouns</w:t>
+      </w:r>
+      <w:r>
+        <w:rPr>
+          <w:rFonts w:ascii="Aptos" w:eastAsia="Aptos" w:hAnsi="Aptos" w:cs="Aptos"/>
+          <w:color w:val="002060"/>
+          <w:sz w:val="28"/>
+          <w:szCs w:val="28"/>
+          <w:lang w:val="en-IN"/>
+        </w:rPr>
+        <w:t xml:space="preserve"> are sometimes misclassified as </w:t>
+      </w:r>
+      <w:r>
+        <w:rPr>
+          <w:rFonts w:ascii="Aptos" w:eastAsia="Aptos" w:hAnsi="Aptos" w:cs="Aptos"/>
+          <w:b/>
+          <w:bCs/>
+          <w:color w:val="002060"/>
+          <w:sz w:val="28"/>
+          <w:szCs w:val="28"/>
+          <w:lang w:val="en-IN"/>
+        </w:rPr>
+        <w:t>determiners</w:t>
+      </w:r>
+      <w:r>
+        <w:rPr>
+          <w:rFonts w:ascii="Aptos" w:eastAsia="Aptos" w:hAnsi="Aptos" w:cs="Aptos"/>
+          <w:color w:val="002060"/>
+          <w:sz w:val="28"/>
+          <w:szCs w:val="28"/>
+          <w:lang w:val="en-IN"/>
+        </w:rPr>
+        <w:t xml:space="preserve"> (DET), suggesting challenges in properly identifying determiners in complex noun phrases or when dealing with demonstrative pronouns.</w:t>
       </w:r>
     </w:p>
     <w:p>
@@ -4398,11 +4196,7 @@
           <w:szCs w:val="48"/>
         </w:rPr>
       </w:pPr>
-    </w:p>
-    <w:p>
-      <w:pPr>
-        <w:ind w:left="720"/>
-        <w:jc w:val="center"/>
+      <w:r>
         <w:rPr>
           <w:rFonts w:ascii="Aptos" w:eastAsia="Aptos" w:hAnsi="Aptos" w:cs="Aptos"/>
           <w:b/>
@@ -4411,16 +4205,7 @@
           <w:sz w:val="48"/>
           <w:szCs w:val="48"/>
         </w:rPr>
-      </w:pPr>
-      <w:r>
-        <w:rPr>
-          <w:rFonts w:ascii="Aptos" w:eastAsia="Aptos" w:hAnsi="Aptos" w:cs="Aptos"/>
-          <w:b/>
-          <w:bCs/>
-          <w:color w:val="3A7C22" w:themeColor="accent6" w:themeShade="BF"/>
-          <w:sz w:val="48"/>
-          <w:szCs w:val="48"/>
-        </w:rPr>
+        <w:lastRenderedPageBreak/>
         <w:t>Inferencing/Decoding Info</w:t>
       </w:r>
     </w:p>
@@ -4792,7 +4577,6 @@
           <w:szCs w:val="28"/>
           <w:lang w:val="en-IN"/>
         </w:rPr>
-        <w:lastRenderedPageBreak/>
         <w:t>Emission probabilities (B):</w:t>
       </w:r>
       <w:r>
@@ -4861,6 +4645,7 @@
           <w:szCs w:val="28"/>
           <w:lang w:val="en-IN"/>
         </w:rPr>
+        <w:lastRenderedPageBreak/>
         <w:t>In the context of POS tagging, the hidden states are the possible POS tags, and the observations are the words in a given sentence.</w:t>
       </w:r>
     </w:p>
@@ -6432,7 +6217,6 @@
           <w:u w:val="single"/>
           <w:lang w:val="en-IN"/>
         </w:rPr>
-        <w:lastRenderedPageBreak/>
         <w:t>3. Inference and Decoding in Code</w:t>
       </w:r>
     </w:p>
@@ -6456,6 +6240,7 @@
           <w:szCs w:val="28"/>
           <w:lang w:val="en-IN"/>
         </w:rPr>
+        <w:lastRenderedPageBreak/>
         <w:t>In the code implementation, the inference process for the POS tagger using the Viterbi algorithm typically follows these steps:</w:t>
       </w:r>
     </w:p>
@@ -6896,6 +6681,7 @@
           <w:sz w:val="48"/>
           <w:szCs w:val="48"/>
         </w:rPr>
+        <w:lastRenderedPageBreak/>
         <w:t>Benchmarking against ChatGPT</w:t>
       </w:r>
     </w:p>
@@ -7049,32 +6835,8 @@
           <w:sz w:val="32"/>
           <w:szCs w:val="32"/>
           <w:u w:val="single"/>
-          <w:lang w:val="en-IN"/>
-        </w:rPr>
-        <w:t>75.49</w:t>
-      </w:r>
-      <w:r>
-        <w:rPr>
-          <w:rFonts w:ascii="Aptos" w:eastAsia="Aptos" w:hAnsi="Aptos" w:cs="Aptos"/>
-          <w:b/>
-          <w:bCs/>
-          <w:color w:val="002060"/>
-          <w:sz w:val="32"/>
-          <w:szCs w:val="32"/>
-          <w:u w:val="single"/>
-          <w:lang w:val="en-IN"/>
-        </w:rPr>
-        <w:t>%</w:t>
-      </w:r>
-      <w:r>
-        <w:rPr>
-          <w:rFonts w:ascii="Aptos" w:eastAsia="Aptos" w:hAnsi="Aptos" w:cs="Aptos"/>
-          <w:color w:val="002060"/>
-          <w:sz w:val="32"/>
-          <w:szCs w:val="32"/>
-          <w:lang w:val="en-IN"/>
-        </w:rPr>
-        <w:t xml:space="preserve"> </w:t>
+        </w:rPr>
+        <w:t>92.48%</w:t>
       </w:r>
       <w:r>
         <w:rPr>
@@ -7443,7 +7205,7 @@
           <w:szCs w:val="36"/>
           <w:lang w:val="en-IN"/>
         </w:rPr>
-        <w:t>.</w:t>
+        <w:t>, had to use seaborn.</w:t>
       </w:r>
     </w:p>
     <w:p>
@@ -7976,6 +7738,119 @@
     </w:lvl>
   </w:abstractNum>
   <w:abstractNum w:abstractNumId="2" w15:restartNumberingAfterBreak="0">
+    <w:nsid w:val="0E2C5DBE"/>
+    <w:multiLevelType w:val="multilevel"/>
+    <w:tmpl w:val="2EC48D88"/>
+    <w:lvl w:ilvl="0">
+      <w:start w:val="4"/>
+      <w:numFmt w:val="decimal"/>
+      <w:lvlText w:val="%1."/>
+      <w:lvlJc w:val="left"/>
+      <w:pPr>
+        <w:tabs>
+          <w:tab w:val="num" w:pos="720"/>
+        </w:tabs>
+        <w:ind w:left="720" w:hanging="360"/>
+      </w:pPr>
+    </w:lvl>
+    <w:lvl w:ilvl="1" w:tentative="1">
+      <w:start w:val="1"/>
+      <w:numFmt w:val="decimal"/>
+      <w:lvlText w:val="%2."/>
+      <w:lvlJc w:val="left"/>
+      <w:pPr>
+        <w:tabs>
+          <w:tab w:val="num" w:pos="1440"/>
+        </w:tabs>
+        <w:ind w:left="1440" w:hanging="360"/>
+      </w:pPr>
+    </w:lvl>
+    <w:lvl w:ilvl="2" w:tentative="1">
+      <w:start w:val="1"/>
+      <w:numFmt w:val="decimal"/>
+      <w:lvlText w:val="%3."/>
+      <w:lvlJc w:val="left"/>
+      <w:pPr>
+        <w:tabs>
+          <w:tab w:val="num" w:pos="2160"/>
+        </w:tabs>
+        <w:ind w:left="2160" w:hanging="360"/>
+      </w:pPr>
+    </w:lvl>
+    <w:lvl w:ilvl="3" w:tentative="1">
+      <w:start w:val="1"/>
+      <w:numFmt w:val="decimal"/>
+      <w:lvlText w:val="%4."/>
+      <w:lvlJc w:val="left"/>
+      <w:pPr>
+        <w:tabs>
+          <w:tab w:val="num" w:pos="2880"/>
+        </w:tabs>
+        <w:ind w:left="2880" w:hanging="360"/>
+      </w:pPr>
+    </w:lvl>
+    <w:lvl w:ilvl="4" w:tentative="1">
+      <w:start w:val="1"/>
+      <w:numFmt w:val="decimal"/>
+      <w:lvlText w:val="%5."/>
+      <w:lvlJc w:val="left"/>
+      <w:pPr>
+        <w:tabs>
+          <w:tab w:val="num" w:pos="3600"/>
+        </w:tabs>
+        <w:ind w:left="3600" w:hanging="360"/>
+      </w:pPr>
+    </w:lvl>
+    <w:lvl w:ilvl="5" w:tentative="1">
+      <w:start w:val="1"/>
+      <w:numFmt w:val="decimal"/>
+      <w:lvlText w:val="%6."/>
+      <w:lvlJc w:val="left"/>
+      <w:pPr>
+        <w:tabs>
+          <w:tab w:val="num" w:pos="4320"/>
+        </w:tabs>
+        <w:ind w:left="4320" w:hanging="360"/>
+      </w:pPr>
+    </w:lvl>
+    <w:lvl w:ilvl="6" w:tentative="1">
+      <w:start w:val="1"/>
+      <w:numFmt w:val="decimal"/>
+      <w:lvlText w:val="%7."/>
+      <w:lvlJc w:val="left"/>
+      <w:pPr>
+        <w:tabs>
+          <w:tab w:val="num" w:pos="5040"/>
+        </w:tabs>
+        <w:ind w:left="5040" w:hanging="360"/>
+      </w:pPr>
+    </w:lvl>
+    <w:lvl w:ilvl="7" w:tentative="1">
+      <w:start w:val="1"/>
+      <w:numFmt w:val="decimal"/>
+      <w:lvlText w:val="%8."/>
+      <w:lvlJc w:val="left"/>
+      <w:pPr>
+        <w:tabs>
+          <w:tab w:val="num" w:pos="5760"/>
+        </w:tabs>
+        <w:ind w:left="5760" w:hanging="360"/>
+      </w:pPr>
+    </w:lvl>
+    <w:lvl w:ilvl="8" w:tentative="1">
+      <w:start w:val="1"/>
+      <w:numFmt w:val="decimal"/>
+      <w:lvlText w:val="%9."/>
+      <w:lvlJc w:val="left"/>
+      <w:pPr>
+        <w:tabs>
+          <w:tab w:val="num" w:pos="6480"/>
+        </w:tabs>
+        <w:ind w:left="6480" w:hanging="360"/>
+      </w:pPr>
+    </w:lvl>
+  </w:abstractNum>
+  <w:abstractNum w:abstractNumId="3" w15:restartNumberingAfterBreak="0">
     <w:nsid w:val="11C72417"/>
     <w:multiLevelType w:val="multilevel"/>
     <w:tmpl w:val="97B69804"/>
@@ -8124,7 +7999,7 @@
       </w:rPr>
     </w:lvl>
   </w:abstractNum>
-  <w:abstractNum w:abstractNumId="3" w15:restartNumberingAfterBreak="0">
+  <w:abstractNum w:abstractNumId="4" w15:restartNumberingAfterBreak="0">
     <w:nsid w:val="1261429D"/>
     <w:multiLevelType w:val="hybridMultilevel"/>
     <w:tmpl w:val="654EDA16"/>
@@ -8237,7 +8112,120 @@
       </w:rPr>
     </w:lvl>
   </w:abstractNum>
-  <w:abstractNum w:abstractNumId="4" w15:restartNumberingAfterBreak="0">
+  <w:abstractNum w:abstractNumId="5" w15:restartNumberingAfterBreak="0">
+    <w:nsid w:val="14E65E6C"/>
+    <w:multiLevelType w:val="multilevel"/>
+    <w:tmpl w:val="56A6A9F0"/>
+    <w:lvl w:ilvl="0">
+      <w:start w:val="5"/>
+      <w:numFmt w:val="decimal"/>
+      <w:lvlText w:val="%1."/>
+      <w:lvlJc w:val="left"/>
+      <w:pPr>
+        <w:tabs>
+          <w:tab w:val="num" w:pos="720"/>
+        </w:tabs>
+        <w:ind w:left="720" w:hanging="360"/>
+      </w:pPr>
+    </w:lvl>
+    <w:lvl w:ilvl="1" w:tentative="1">
+      <w:start w:val="1"/>
+      <w:numFmt w:val="decimal"/>
+      <w:lvlText w:val="%2."/>
+      <w:lvlJc w:val="left"/>
+      <w:pPr>
+        <w:tabs>
+          <w:tab w:val="num" w:pos="1440"/>
+        </w:tabs>
+        <w:ind w:left="1440" w:hanging="360"/>
+      </w:pPr>
+    </w:lvl>
+    <w:lvl w:ilvl="2" w:tentative="1">
+      <w:start w:val="1"/>
+      <w:numFmt w:val="decimal"/>
+      <w:lvlText w:val="%3."/>
+      <w:lvlJc w:val="left"/>
+      <w:pPr>
+        <w:tabs>
+          <w:tab w:val="num" w:pos="2160"/>
+        </w:tabs>
+        <w:ind w:left="2160" w:hanging="360"/>
+      </w:pPr>
+    </w:lvl>
+    <w:lvl w:ilvl="3" w:tentative="1">
+      <w:start w:val="1"/>
+      <w:numFmt w:val="decimal"/>
+      <w:lvlText w:val="%4."/>
+      <w:lvlJc w:val="left"/>
+      <w:pPr>
+        <w:tabs>
+          <w:tab w:val="num" w:pos="2880"/>
+        </w:tabs>
+        <w:ind w:left="2880" w:hanging="360"/>
+      </w:pPr>
+    </w:lvl>
+    <w:lvl w:ilvl="4" w:tentative="1">
+      <w:start w:val="1"/>
+      <w:numFmt w:val="decimal"/>
+      <w:lvlText w:val="%5."/>
+      <w:lvlJc w:val="left"/>
+      <w:pPr>
+        <w:tabs>
+          <w:tab w:val="num" w:pos="3600"/>
+        </w:tabs>
+        <w:ind w:left="3600" w:hanging="360"/>
+      </w:pPr>
+    </w:lvl>
+    <w:lvl w:ilvl="5" w:tentative="1">
+      <w:start w:val="1"/>
+      <w:numFmt w:val="decimal"/>
+      <w:lvlText w:val="%6."/>
+      <w:lvlJc w:val="left"/>
+      <w:pPr>
+        <w:tabs>
+          <w:tab w:val="num" w:pos="4320"/>
+        </w:tabs>
+        <w:ind w:left="4320" w:hanging="360"/>
+      </w:pPr>
+    </w:lvl>
+    <w:lvl w:ilvl="6" w:tentative="1">
+      <w:start w:val="1"/>
+      <w:numFmt w:val="decimal"/>
+      <w:lvlText w:val="%7."/>
+      <w:lvlJc w:val="left"/>
+      <w:pPr>
+        <w:tabs>
+          <w:tab w:val="num" w:pos="5040"/>
+        </w:tabs>
+        <w:ind w:left="5040" w:hanging="360"/>
+      </w:pPr>
+    </w:lvl>
+    <w:lvl w:ilvl="7" w:tentative="1">
+      <w:start w:val="1"/>
+      <w:numFmt w:val="decimal"/>
+      <w:lvlText w:val="%8."/>
+      <w:lvlJc w:val="left"/>
+      <w:pPr>
+        <w:tabs>
+          <w:tab w:val="num" w:pos="5760"/>
+        </w:tabs>
+        <w:ind w:left="5760" w:hanging="360"/>
+      </w:pPr>
+    </w:lvl>
+    <w:lvl w:ilvl="8" w:tentative="1">
+      <w:start w:val="1"/>
+      <w:numFmt w:val="decimal"/>
+      <w:lvlText w:val="%9."/>
+      <w:lvlJc w:val="left"/>
+      <w:pPr>
+        <w:tabs>
+          <w:tab w:val="num" w:pos="6480"/>
+        </w:tabs>
+        <w:ind w:left="6480" w:hanging="360"/>
+      </w:pPr>
+    </w:lvl>
+  </w:abstractNum>
+  <w:abstractNum w:abstractNumId="6" w15:restartNumberingAfterBreak="0">
     <w:nsid w:val="1772139D"/>
     <w:multiLevelType w:val="multilevel"/>
     <w:tmpl w:val="323804F0"/>
@@ -8386,7 +8374,269 @@
       </w:rPr>
     </w:lvl>
   </w:abstractNum>
-  <w:abstractNum w:abstractNumId="5" w15:restartNumberingAfterBreak="0">
+  <w:abstractNum w:abstractNumId="7" w15:restartNumberingAfterBreak="0">
+    <w:nsid w:val="198401A8"/>
+    <w:multiLevelType w:val="multilevel"/>
+    <w:tmpl w:val="6608B47E"/>
+    <w:lvl w:ilvl="0">
+      <w:start w:val="2"/>
+      <w:numFmt w:val="decimal"/>
+      <w:lvlText w:val="%1."/>
+      <w:lvlJc w:val="left"/>
+      <w:pPr>
+        <w:tabs>
+          <w:tab w:val="num" w:pos="720"/>
+        </w:tabs>
+        <w:ind w:left="720" w:hanging="360"/>
+      </w:pPr>
+    </w:lvl>
+    <w:lvl w:ilvl="1" w:tentative="1">
+      <w:start w:val="1"/>
+      <w:numFmt w:val="decimal"/>
+      <w:lvlText w:val="%2."/>
+      <w:lvlJc w:val="left"/>
+      <w:pPr>
+        <w:tabs>
+          <w:tab w:val="num" w:pos="1440"/>
+        </w:tabs>
+        <w:ind w:left="1440" w:hanging="360"/>
+      </w:pPr>
+    </w:lvl>
+    <w:lvl w:ilvl="2" w:tentative="1">
+      <w:start w:val="1"/>
+      <w:numFmt w:val="decimal"/>
+      <w:lvlText w:val="%3."/>
+      <w:lvlJc w:val="left"/>
+      <w:pPr>
+        <w:tabs>
+          <w:tab w:val="num" w:pos="2160"/>
+        </w:tabs>
+        <w:ind w:left="2160" w:hanging="360"/>
+      </w:pPr>
+    </w:lvl>
+    <w:lvl w:ilvl="3" w:tentative="1">
+      <w:start w:val="1"/>
+      <w:numFmt w:val="decimal"/>
+      <w:lvlText w:val="%4."/>
+      <w:lvlJc w:val="left"/>
+      <w:pPr>
+        <w:tabs>
+          <w:tab w:val="num" w:pos="2880"/>
+        </w:tabs>
+        <w:ind w:left="2880" w:hanging="360"/>
+      </w:pPr>
+    </w:lvl>
+    <w:lvl w:ilvl="4" w:tentative="1">
+      <w:start w:val="1"/>
+      <w:numFmt w:val="decimal"/>
+      <w:lvlText w:val="%5."/>
+      <w:lvlJc w:val="left"/>
+      <w:pPr>
+        <w:tabs>
+          <w:tab w:val="num" w:pos="3600"/>
+        </w:tabs>
+        <w:ind w:left="3600" w:hanging="360"/>
+      </w:pPr>
+    </w:lvl>
+    <w:lvl w:ilvl="5" w:tentative="1">
+      <w:start w:val="1"/>
+      <w:numFmt w:val="decimal"/>
+      <w:lvlText w:val="%6."/>
+      <w:lvlJc w:val="left"/>
+      <w:pPr>
+        <w:tabs>
+          <w:tab w:val="num" w:pos="4320"/>
+        </w:tabs>
+        <w:ind w:left="4320" w:hanging="360"/>
+      </w:pPr>
+    </w:lvl>
+    <w:lvl w:ilvl="6" w:tentative="1">
+      <w:start w:val="1"/>
+      <w:numFmt w:val="decimal"/>
+      <w:lvlText w:val="%7."/>
+      <w:lvlJc w:val="left"/>
+      <w:pPr>
+        <w:tabs>
+          <w:tab w:val="num" w:pos="5040"/>
+        </w:tabs>
+        <w:ind w:left="5040" w:hanging="360"/>
+      </w:pPr>
+    </w:lvl>
+    <w:lvl w:ilvl="7" w:tentative="1">
+      <w:start w:val="1"/>
+      <w:numFmt w:val="decimal"/>
+      <w:lvlText w:val="%8."/>
+      <w:lvlJc w:val="left"/>
+      <w:pPr>
+        <w:tabs>
+          <w:tab w:val="num" w:pos="5760"/>
+        </w:tabs>
+        <w:ind w:left="5760" w:hanging="360"/>
+      </w:pPr>
+    </w:lvl>
+    <w:lvl w:ilvl="8" w:tentative="1">
+      <w:start w:val="1"/>
+      <w:numFmt w:val="decimal"/>
+      <w:lvlText w:val="%9."/>
+      <w:lvlJc w:val="left"/>
+      <w:pPr>
+        <w:tabs>
+          <w:tab w:val="num" w:pos="6480"/>
+        </w:tabs>
+        <w:ind w:left="6480" w:hanging="360"/>
+      </w:pPr>
+    </w:lvl>
+  </w:abstractNum>
+  <w:abstractNum w:abstractNumId="8" w15:restartNumberingAfterBreak="0">
+    <w:nsid w:val="1B373C7F"/>
+    <w:multiLevelType w:val="multilevel"/>
+    <w:tmpl w:val="44B89594"/>
+    <w:lvl w:ilvl="0">
+      <w:start w:val="1"/>
+      <w:numFmt w:val="bullet"/>
+      <w:lvlText w:val=""/>
+      <w:lvlJc w:val="left"/>
+      <w:pPr>
+        <w:tabs>
+          <w:tab w:val="num" w:pos="720"/>
+        </w:tabs>
+        <w:ind w:left="720" w:hanging="360"/>
+      </w:pPr>
+      <w:rPr>
+        <w:rFonts w:ascii="Symbol" w:hAnsi="Symbol" w:hint="default"/>
+        <w:sz w:val="20"/>
+      </w:rPr>
+    </w:lvl>
+    <w:lvl w:ilvl="1" w:tentative="1">
+      <w:start w:val="1"/>
+      <w:numFmt w:val="bullet"/>
+      <w:lvlText w:val="o"/>
+      <w:lvlJc w:val="left"/>
+      <w:pPr>
+        <w:tabs>
+          <w:tab w:val="num" w:pos="1440"/>
+        </w:tabs>
+        <w:ind w:left="1440" w:hanging="360"/>
+      </w:pPr>
+      <w:rPr>
+        <w:rFonts w:ascii="Courier New" w:hAnsi="Courier New" w:hint="default"/>
+        <w:sz w:val="20"/>
+      </w:rPr>
+    </w:lvl>
+    <w:lvl w:ilvl="2" w:tentative="1">
+      <w:start w:val="1"/>
+      <w:numFmt w:val="bullet"/>
+      <w:lvlText w:val=""/>
+      <w:lvlJc w:val="left"/>
+      <w:pPr>
+        <w:tabs>
+          <w:tab w:val="num" w:pos="2160"/>
+        </w:tabs>
+        <w:ind w:left="2160" w:hanging="360"/>
+      </w:pPr>
+      <w:rPr>
+        <w:rFonts w:ascii="Wingdings" w:hAnsi="Wingdings" w:hint="default"/>
+        <w:sz w:val="20"/>
+      </w:rPr>
+    </w:lvl>
+    <w:lvl w:ilvl="3" w:tentative="1">
+      <w:start w:val="1"/>
+      <w:numFmt w:val="bullet"/>
+      <w:lvlText w:val=""/>
+      <w:lvlJc w:val="left"/>
+      <w:pPr>
+        <w:tabs>
+          <w:tab w:val="num" w:pos="2880"/>
+        </w:tabs>
+        <w:ind w:left="2880" w:hanging="360"/>
+      </w:pPr>
+      <w:rPr>
+        <w:rFonts w:ascii="Wingdings" w:hAnsi="Wingdings" w:hint="default"/>
+        <w:sz w:val="20"/>
+      </w:rPr>
+    </w:lvl>
+    <w:lvl w:ilvl="4" w:tentative="1">
+      <w:start w:val="1"/>
+      <w:numFmt w:val="bullet"/>
+      <w:lvlText w:val=""/>
+      <w:lvlJc w:val="left"/>
+      <w:pPr>
+        <w:tabs>
+          <w:tab w:val="num" w:pos="3600"/>
+        </w:tabs>
+        <w:ind w:left="3600" w:hanging="360"/>
+      </w:pPr>
+      <w:rPr>
+        <w:rFonts w:ascii="Wingdings" w:hAnsi="Wingdings" w:hint="default"/>
+        <w:sz w:val="20"/>
+      </w:rPr>
+    </w:lvl>
+    <w:lvl w:ilvl="5" w:tentative="1">
+      <w:start w:val="1"/>
+      <w:numFmt w:val="bullet"/>
+      <w:lvlText w:val=""/>
+      <w:lvlJc w:val="left"/>
+      <w:pPr>
+        <w:tabs>
+          <w:tab w:val="num" w:pos="4320"/>
+        </w:tabs>
+        <w:ind w:left="4320" w:hanging="360"/>
+      </w:pPr>
+      <w:rPr>
+        <w:rFonts w:ascii="Wingdings" w:hAnsi="Wingdings" w:hint="default"/>
+        <w:sz w:val="20"/>
+      </w:rPr>
+    </w:lvl>
+    <w:lvl w:ilvl="6" w:tentative="1">
+      <w:start w:val="1"/>
+      <w:numFmt w:val="bullet"/>
+      <w:lvlText w:val=""/>
+      <w:lvlJc w:val="left"/>
+      <w:pPr>
+        <w:tabs>
+          <w:tab w:val="num" w:pos="5040"/>
+        </w:tabs>
+        <w:ind w:left="5040" w:hanging="360"/>
+      </w:pPr>
+      <w:rPr>
+        <w:rFonts w:ascii="Wingdings" w:hAnsi="Wingdings" w:hint="default"/>
+        <w:sz w:val="20"/>
+      </w:rPr>
+    </w:lvl>
+    <w:lvl w:ilvl="7" w:tentative="1">
+      <w:start w:val="1"/>
+      <w:numFmt w:val="bullet"/>
+      <w:lvlText w:val=""/>
+      <w:lvlJc w:val="left"/>
+      <w:pPr>
+        <w:tabs>
+          <w:tab w:val="num" w:pos="5760"/>
+        </w:tabs>
+        <w:ind w:left="5760" w:hanging="360"/>
+      </w:pPr>
+      <w:rPr>
+        <w:rFonts w:ascii="Wingdings" w:hAnsi="Wingdings" w:hint="default"/>
+        <w:sz w:val="20"/>
+      </w:rPr>
+    </w:lvl>
+    <w:lvl w:ilvl="8" w:tentative="1">
+      <w:start w:val="1"/>
+      <w:numFmt w:val="bullet"/>
+      <w:lvlText w:val=""/>
+      <w:lvlJc w:val="left"/>
+      <w:pPr>
+        <w:tabs>
+          <w:tab w:val="num" w:pos="6480"/>
+        </w:tabs>
+        <w:ind w:left="6480" w:hanging="360"/>
+      </w:pPr>
+      <w:rPr>
+        <w:rFonts w:ascii="Wingdings" w:hAnsi="Wingdings" w:hint="default"/>
+        <w:sz w:val="20"/>
+      </w:rPr>
+    </w:lvl>
+  </w:abstractNum>
+  <w:abstractNum w:abstractNumId="9" w15:restartNumberingAfterBreak="0">
     <w:nsid w:val="1BF23BF5"/>
     <w:multiLevelType w:val="multilevel"/>
     <w:tmpl w:val="BD58834C"/>
@@ -8535,7 +8785,7 @@
       </w:rPr>
     </w:lvl>
   </w:abstractNum>
-  <w:abstractNum w:abstractNumId="6" w15:restartNumberingAfterBreak="0">
+  <w:abstractNum w:abstractNumId="10" w15:restartNumberingAfterBreak="0">
     <w:nsid w:val="1D393DFE"/>
     <w:multiLevelType w:val="hybridMultilevel"/>
     <w:tmpl w:val="CE14891A"/>
@@ -8621,7 +8871,7 @@
       </w:pPr>
     </w:lvl>
   </w:abstractNum>
-  <w:abstractNum w:abstractNumId="7" w15:restartNumberingAfterBreak="0">
+  <w:abstractNum w:abstractNumId="11" w15:restartNumberingAfterBreak="0">
     <w:nsid w:val="20825C92"/>
     <w:multiLevelType w:val="multilevel"/>
     <w:tmpl w:val="2244ED9E"/>
@@ -8770,7 +9020,7 @@
       </w:rPr>
     </w:lvl>
   </w:abstractNum>
-  <w:abstractNum w:abstractNumId="8" w15:restartNumberingAfterBreak="0">
+  <w:abstractNum w:abstractNumId="12" w15:restartNumberingAfterBreak="0">
     <w:nsid w:val="21B85B1C"/>
     <w:multiLevelType w:val="multilevel"/>
     <w:tmpl w:val="0D7A5D00"/>
@@ -8919,7 +9169,7 @@
       </w:rPr>
     </w:lvl>
   </w:abstractNum>
-  <w:abstractNum w:abstractNumId="9" w15:restartNumberingAfterBreak="0">
+  <w:abstractNum w:abstractNumId="13" w15:restartNumberingAfterBreak="0">
     <w:nsid w:val="2A315F8E"/>
     <w:multiLevelType w:val="multilevel"/>
     <w:tmpl w:val="0C1E3CFC"/>
@@ -9068,7 +9318,7 @@
       </w:rPr>
     </w:lvl>
   </w:abstractNum>
-  <w:abstractNum w:abstractNumId="10" w15:restartNumberingAfterBreak="0">
+  <w:abstractNum w:abstractNumId="14" w15:restartNumberingAfterBreak="0">
     <w:nsid w:val="2AE975C1"/>
     <w:multiLevelType w:val="hybridMultilevel"/>
     <w:tmpl w:val="96023BE4"/>
@@ -9154,7 +9404,7 @@
       </w:pPr>
     </w:lvl>
   </w:abstractNum>
-  <w:abstractNum w:abstractNumId="11" w15:restartNumberingAfterBreak="0">
+  <w:abstractNum w:abstractNumId="15" w15:restartNumberingAfterBreak="0">
     <w:nsid w:val="2DA963D9"/>
     <w:multiLevelType w:val="hybridMultilevel"/>
     <w:tmpl w:val="9D8A313E"/>
@@ -9267,7 +9517,7 @@
       </w:rPr>
     </w:lvl>
   </w:abstractNum>
-  <w:abstractNum w:abstractNumId="12" w15:restartNumberingAfterBreak="0">
+  <w:abstractNum w:abstractNumId="16" w15:restartNumberingAfterBreak="0">
     <w:nsid w:val="2E3618A5"/>
     <w:multiLevelType w:val="multilevel"/>
     <w:tmpl w:val="619AA476"/>
@@ -9416,7 +9666,156 @@
       </w:rPr>
     </w:lvl>
   </w:abstractNum>
-  <w:abstractNum w:abstractNumId="13" w15:restartNumberingAfterBreak="0">
+  <w:abstractNum w:abstractNumId="17" w15:restartNumberingAfterBreak="0">
+    <w:nsid w:val="2E98440D"/>
+    <w:multiLevelType w:val="multilevel"/>
+    <w:tmpl w:val="B3E879C8"/>
+    <w:lvl w:ilvl="0">
+      <w:start w:val="1"/>
+      <w:numFmt w:val="bullet"/>
+      <w:lvlText w:val=""/>
+      <w:lvlJc w:val="left"/>
+      <w:pPr>
+        <w:tabs>
+          <w:tab w:val="num" w:pos="720"/>
+        </w:tabs>
+        <w:ind w:left="720" w:hanging="360"/>
+      </w:pPr>
+      <w:rPr>
+        <w:rFonts w:ascii="Symbol" w:hAnsi="Symbol" w:hint="default"/>
+        <w:sz w:val="20"/>
+      </w:rPr>
+    </w:lvl>
+    <w:lvl w:ilvl="1" w:tentative="1">
+      <w:start w:val="1"/>
+      <w:numFmt w:val="bullet"/>
+      <w:lvlText w:val="o"/>
+      <w:lvlJc w:val="left"/>
+      <w:pPr>
+        <w:tabs>
+          <w:tab w:val="num" w:pos="1440"/>
+        </w:tabs>
+        <w:ind w:left="1440" w:hanging="360"/>
+      </w:pPr>
+      <w:rPr>
+        <w:rFonts w:ascii="Courier New" w:hAnsi="Courier New" w:hint="default"/>
+        <w:sz w:val="20"/>
+      </w:rPr>
+    </w:lvl>
+    <w:lvl w:ilvl="2" w:tentative="1">
+      <w:start w:val="1"/>
+      <w:numFmt w:val="bullet"/>
+      <w:lvlText w:val=""/>
+      <w:lvlJc w:val="left"/>
+      <w:pPr>
+        <w:tabs>
+          <w:tab w:val="num" w:pos="2160"/>
+        </w:tabs>
+        <w:ind w:left="2160" w:hanging="360"/>
+      </w:pPr>
+      <w:rPr>
+        <w:rFonts w:ascii="Wingdings" w:hAnsi="Wingdings" w:hint="default"/>
+        <w:sz w:val="20"/>
+      </w:rPr>
+    </w:lvl>
+    <w:lvl w:ilvl="3" w:tentative="1">
+      <w:start w:val="1"/>
+      <w:numFmt w:val="bullet"/>
+      <w:lvlText w:val=""/>
+      <w:lvlJc w:val="left"/>
+      <w:pPr>
+        <w:tabs>
+          <w:tab w:val="num" w:pos="2880"/>
+        </w:tabs>
+        <w:ind w:left="2880" w:hanging="360"/>
+      </w:pPr>
+      <w:rPr>
+        <w:rFonts w:ascii="Wingdings" w:hAnsi="Wingdings" w:hint="default"/>
+        <w:sz w:val="20"/>
+      </w:rPr>
+    </w:lvl>
+    <w:lvl w:ilvl="4" w:tentative="1">
+      <w:start w:val="1"/>
+      <w:numFmt w:val="bullet"/>
+      <w:lvlText w:val=""/>
+      <w:lvlJc w:val="left"/>
+      <w:pPr>
+        <w:tabs>
+          <w:tab w:val="num" w:pos="3600"/>
+        </w:tabs>
+        <w:ind w:left="3600" w:hanging="360"/>
+      </w:pPr>
+      <w:rPr>
+        <w:rFonts w:ascii="Wingdings" w:hAnsi="Wingdings" w:hint="default"/>
+        <w:sz w:val="20"/>
+      </w:rPr>
+    </w:lvl>
+    <w:lvl w:ilvl="5" w:tentative="1">
+      <w:start w:val="1"/>
+      <w:numFmt w:val="bullet"/>
+      <w:lvlText w:val=""/>
+      <w:lvlJc w:val="left"/>
+      <w:pPr>
+        <w:tabs>
+          <w:tab w:val="num" w:pos="4320"/>
+        </w:tabs>
+        <w:ind w:left="4320" w:hanging="360"/>
+      </w:pPr>
+      <w:rPr>
+        <w:rFonts w:ascii="Wingdings" w:hAnsi="Wingdings" w:hint="default"/>
+        <w:sz w:val="20"/>
+      </w:rPr>
+    </w:lvl>
+    <w:lvl w:ilvl="6" w:tentative="1">
+      <w:start w:val="1"/>
+      <w:numFmt w:val="bullet"/>
+      <w:lvlText w:val=""/>
+      <w:lvlJc w:val="left"/>
+      <w:pPr>
+        <w:tabs>
+          <w:tab w:val="num" w:pos="5040"/>
+        </w:tabs>
+        <w:ind w:left="5040" w:hanging="360"/>
+      </w:pPr>
+      <w:rPr>
+        <w:rFonts w:ascii="Wingdings" w:hAnsi="Wingdings" w:hint="default"/>
+        <w:sz w:val="20"/>
+      </w:rPr>
+    </w:lvl>
+    <w:lvl w:ilvl="7" w:tentative="1">
+      <w:start w:val="1"/>
+      <w:numFmt w:val="bullet"/>
+      <w:lvlText w:val=""/>
+      <w:lvlJc w:val="left"/>
+      <w:pPr>
+        <w:tabs>
+          <w:tab w:val="num" w:pos="5760"/>
+        </w:tabs>
+        <w:ind w:left="5760" w:hanging="360"/>
+      </w:pPr>
+      <w:rPr>
+        <w:rFonts w:ascii="Wingdings" w:hAnsi="Wingdings" w:hint="default"/>
+        <w:sz w:val="20"/>
+      </w:rPr>
+    </w:lvl>
+    <w:lvl w:ilvl="8" w:tentative="1">
+      <w:start w:val="1"/>
+      <w:numFmt w:val="bullet"/>
+      <w:lvlText w:val=""/>
+      <w:lvlJc w:val="left"/>
+      <w:pPr>
+        <w:tabs>
+          <w:tab w:val="num" w:pos="6480"/>
+        </w:tabs>
+        <w:ind w:left="6480" w:hanging="360"/>
+      </w:pPr>
+      <w:rPr>
+        <w:rFonts w:ascii="Wingdings" w:hAnsi="Wingdings" w:hint="default"/>
+        <w:sz w:val="20"/>
+      </w:rPr>
+    </w:lvl>
+  </w:abstractNum>
+  <w:abstractNum w:abstractNumId="18" w15:restartNumberingAfterBreak="0">
     <w:nsid w:val="300F716C"/>
     <w:multiLevelType w:val="multilevel"/>
     <w:tmpl w:val="0C9653FA"/>
@@ -9565,7 +9964,454 @@
       </w:rPr>
     </w:lvl>
   </w:abstractNum>
-  <w:abstractNum w:abstractNumId="14" w15:restartNumberingAfterBreak="0">
+  <w:abstractNum w:abstractNumId="19" w15:restartNumberingAfterBreak="0">
+    <w:nsid w:val="31195443"/>
+    <w:multiLevelType w:val="multilevel"/>
+    <w:tmpl w:val="A5646326"/>
+    <w:lvl w:ilvl="0">
+      <w:start w:val="1"/>
+      <w:numFmt w:val="bullet"/>
+      <w:lvlText w:val=""/>
+      <w:lvlJc w:val="left"/>
+      <w:pPr>
+        <w:tabs>
+          <w:tab w:val="num" w:pos="720"/>
+        </w:tabs>
+        <w:ind w:left="720" w:hanging="360"/>
+      </w:pPr>
+      <w:rPr>
+        <w:rFonts w:ascii="Symbol" w:hAnsi="Symbol" w:hint="default"/>
+        <w:sz w:val="20"/>
+      </w:rPr>
+    </w:lvl>
+    <w:lvl w:ilvl="1" w:tentative="1">
+      <w:start w:val="1"/>
+      <w:numFmt w:val="bullet"/>
+      <w:lvlText w:val="o"/>
+      <w:lvlJc w:val="left"/>
+      <w:pPr>
+        <w:tabs>
+          <w:tab w:val="num" w:pos="1440"/>
+        </w:tabs>
+        <w:ind w:left="1440" w:hanging="360"/>
+      </w:pPr>
+      <w:rPr>
+        <w:rFonts w:ascii="Courier New" w:hAnsi="Courier New" w:hint="default"/>
+        <w:sz w:val="20"/>
+      </w:rPr>
+    </w:lvl>
+    <w:lvl w:ilvl="2" w:tentative="1">
+      <w:start w:val="1"/>
+      <w:numFmt w:val="bullet"/>
+      <w:lvlText w:val=""/>
+      <w:lvlJc w:val="left"/>
+      <w:pPr>
+        <w:tabs>
+          <w:tab w:val="num" w:pos="2160"/>
+        </w:tabs>
+        <w:ind w:left="2160" w:hanging="360"/>
+      </w:pPr>
+      <w:rPr>
+        <w:rFonts w:ascii="Wingdings" w:hAnsi="Wingdings" w:hint="default"/>
+        <w:sz w:val="20"/>
+      </w:rPr>
+    </w:lvl>
+    <w:lvl w:ilvl="3" w:tentative="1">
+      <w:start w:val="1"/>
+      <w:numFmt w:val="bullet"/>
+      <w:lvlText w:val=""/>
+      <w:lvlJc w:val="left"/>
+      <w:pPr>
+        <w:tabs>
+          <w:tab w:val="num" w:pos="2880"/>
+        </w:tabs>
+        <w:ind w:left="2880" w:hanging="360"/>
+      </w:pPr>
+      <w:rPr>
+        <w:rFonts w:ascii="Wingdings" w:hAnsi="Wingdings" w:hint="default"/>
+        <w:sz w:val="20"/>
+      </w:rPr>
+    </w:lvl>
+    <w:lvl w:ilvl="4" w:tentative="1">
+      <w:start w:val="1"/>
+      <w:numFmt w:val="bullet"/>
+      <w:lvlText w:val=""/>
+      <w:lvlJc w:val="left"/>
+      <w:pPr>
+        <w:tabs>
+          <w:tab w:val="num" w:pos="3600"/>
+        </w:tabs>
+        <w:ind w:left="3600" w:hanging="360"/>
+      </w:pPr>
+      <w:rPr>
+        <w:rFonts w:ascii="Wingdings" w:hAnsi="Wingdings" w:hint="default"/>
+        <w:sz w:val="20"/>
+      </w:rPr>
+    </w:lvl>
+    <w:lvl w:ilvl="5" w:tentative="1">
+      <w:start w:val="1"/>
+      <w:numFmt w:val="bullet"/>
+      <w:lvlText w:val=""/>
+      <w:lvlJc w:val="left"/>
+      <w:pPr>
+        <w:tabs>
+          <w:tab w:val="num" w:pos="4320"/>
+        </w:tabs>
+        <w:ind w:left="4320" w:hanging="360"/>
+      </w:pPr>
+      <w:rPr>
+        <w:rFonts w:ascii="Wingdings" w:hAnsi="Wingdings" w:hint="default"/>
+        <w:sz w:val="20"/>
+      </w:rPr>
+    </w:lvl>
+    <w:lvl w:ilvl="6" w:tentative="1">
+      <w:start w:val="1"/>
+      <w:numFmt w:val="bullet"/>
+      <w:lvlText w:val=""/>
+      <w:lvlJc w:val="left"/>
+      <w:pPr>
+        <w:tabs>
+          <w:tab w:val="num" w:pos="5040"/>
+        </w:tabs>
+        <w:ind w:left="5040" w:hanging="360"/>
+      </w:pPr>
+      <w:rPr>
+        <w:rFonts w:ascii="Wingdings" w:hAnsi="Wingdings" w:hint="default"/>
+        <w:sz w:val="20"/>
+      </w:rPr>
+    </w:lvl>
+    <w:lvl w:ilvl="7" w:tentative="1">
+      <w:start w:val="1"/>
+      <w:numFmt w:val="bullet"/>
+      <w:lvlText w:val=""/>
+      <w:lvlJc w:val="left"/>
+      <w:pPr>
+        <w:tabs>
+          <w:tab w:val="num" w:pos="5760"/>
+        </w:tabs>
+        <w:ind w:left="5760" w:hanging="360"/>
+      </w:pPr>
+      <w:rPr>
+        <w:rFonts w:ascii="Wingdings" w:hAnsi="Wingdings" w:hint="default"/>
+        <w:sz w:val="20"/>
+      </w:rPr>
+    </w:lvl>
+    <w:lvl w:ilvl="8" w:tentative="1">
+      <w:start w:val="1"/>
+      <w:numFmt w:val="bullet"/>
+      <w:lvlText w:val=""/>
+      <w:lvlJc w:val="left"/>
+      <w:pPr>
+        <w:tabs>
+          <w:tab w:val="num" w:pos="6480"/>
+        </w:tabs>
+        <w:ind w:left="6480" w:hanging="360"/>
+      </w:pPr>
+      <w:rPr>
+        <w:rFonts w:ascii="Wingdings" w:hAnsi="Wingdings" w:hint="default"/>
+        <w:sz w:val="20"/>
+      </w:rPr>
+    </w:lvl>
+  </w:abstractNum>
+  <w:abstractNum w:abstractNumId="20" w15:restartNumberingAfterBreak="0">
+    <w:nsid w:val="314153ED"/>
+    <w:multiLevelType w:val="multilevel"/>
+    <w:tmpl w:val="01E02E7A"/>
+    <w:lvl w:ilvl="0">
+      <w:start w:val="1"/>
+      <w:numFmt w:val="bullet"/>
+      <w:lvlText w:val=""/>
+      <w:lvlJc w:val="left"/>
+      <w:pPr>
+        <w:tabs>
+          <w:tab w:val="num" w:pos="720"/>
+        </w:tabs>
+        <w:ind w:left="720" w:hanging="360"/>
+      </w:pPr>
+      <w:rPr>
+        <w:rFonts w:ascii="Symbol" w:hAnsi="Symbol" w:hint="default"/>
+        <w:sz w:val="20"/>
+      </w:rPr>
+    </w:lvl>
+    <w:lvl w:ilvl="1" w:tentative="1">
+      <w:start w:val="1"/>
+      <w:numFmt w:val="bullet"/>
+      <w:lvlText w:val="o"/>
+      <w:lvlJc w:val="left"/>
+      <w:pPr>
+        <w:tabs>
+          <w:tab w:val="num" w:pos="1440"/>
+        </w:tabs>
+        <w:ind w:left="1440" w:hanging="360"/>
+      </w:pPr>
+      <w:rPr>
+        <w:rFonts w:ascii="Courier New" w:hAnsi="Courier New" w:hint="default"/>
+        <w:sz w:val="20"/>
+      </w:rPr>
+    </w:lvl>
+    <w:lvl w:ilvl="2" w:tentative="1">
+      <w:start w:val="1"/>
+      <w:numFmt w:val="bullet"/>
+      <w:lvlText w:val=""/>
+      <w:lvlJc w:val="left"/>
+      <w:pPr>
+        <w:tabs>
+          <w:tab w:val="num" w:pos="2160"/>
+        </w:tabs>
+        <w:ind w:left="2160" w:hanging="360"/>
+      </w:pPr>
+      <w:rPr>
+        <w:rFonts w:ascii="Wingdings" w:hAnsi="Wingdings" w:hint="default"/>
+        <w:sz w:val="20"/>
+      </w:rPr>
+    </w:lvl>
+    <w:lvl w:ilvl="3" w:tentative="1">
+      <w:start w:val="1"/>
+      <w:numFmt w:val="bullet"/>
+      <w:lvlText w:val=""/>
+      <w:lvlJc w:val="left"/>
+      <w:pPr>
+        <w:tabs>
+          <w:tab w:val="num" w:pos="2880"/>
+        </w:tabs>
+        <w:ind w:left="2880" w:hanging="360"/>
+      </w:pPr>
+      <w:rPr>
+        <w:rFonts w:ascii="Wingdings" w:hAnsi="Wingdings" w:hint="default"/>
+        <w:sz w:val="20"/>
+      </w:rPr>
+    </w:lvl>
+    <w:lvl w:ilvl="4" w:tentative="1">
+      <w:start w:val="1"/>
+      <w:numFmt w:val="bullet"/>
+      <w:lvlText w:val=""/>
+      <w:lvlJc w:val="left"/>
+      <w:pPr>
+        <w:tabs>
+          <w:tab w:val="num" w:pos="3600"/>
+        </w:tabs>
+        <w:ind w:left="3600" w:hanging="360"/>
+      </w:pPr>
+      <w:rPr>
+        <w:rFonts w:ascii="Wingdings" w:hAnsi="Wingdings" w:hint="default"/>
+        <w:sz w:val="20"/>
+      </w:rPr>
+    </w:lvl>
+    <w:lvl w:ilvl="5" w:tentative="1">
+      <w:start w:val="1"/>
+      <w:numFmt w:val="bullet"/>
+      <w:lvlText w:val=""/>
+      <w:lvlJc w:val="left"/>
+      <w:pPr>
+        <w:tabs>
+          <w:tab w:val="num" w:pos="4320"/>
+        </w:tabs>
+        <w:ind w:left="4320" w:hanging="360"/>
+      </w:pPr>
+      <w:rPr>
+        <w:rFonts w:ascii="Wingdings" w:hAnsi="Wingdings" w:hint="default"/>
+        <w:sz w:val="20"/>
+      </w:rPr>
+    </w:lvl>
+    <w:lvl w:ilvl="6" w:tentative="1">
+      <w:start w:val="1"/>
+      <w:numFmt w:val="bullet"/>
+      <w:lvlText w:val=""/>
+      <w:lvlJc w:val="left"/>
+      <w:pPr>
+        <w:tabs>
+          <w:tab w:val="num" w:pos="5040"/>
+        </w:tabs>
+        <w:ind w:left="5040" w:hanging="360"/>
+      </w:pPr>
+      <w:rPr>
+        <w:rFonts w:ascii="Wingdings" w:hAnsi="Wingdings" w:hint="default"/>
+        <w:sz w:val="20"/>
+      </w:rPr>
+    </w:lvl>
+    <w:lvl w:ilvl="7" w:tentative="1">
+      <w:start w:val="1"/>
+      <w:numFmt w:val="bullet"/>
+      <w:lvlText w:val=""/>
+      <w:lvlJc w:val="left"/>
+      <w:pPr>
+        <w:tabs>
+          <w:tab w:val="num" w:pos="5760"/>
+        </w:tabs>
+        <w:ind w:left="5760" w:hanging="360"/>
+      </w:pPr>
+      <w:rPr>
+        <w:rFonts w:ascii="Wingdings" w:hAnsi="Wingdings" w:hint="default"/>
+        <w:sz w:val="20"/>
+      </w:rPr>
+    </w:lvl>
+    <w:lvl w:ilvl="8" w:tentative="1">
+      <w:start w:val="1"/>
+      <w:numFmt w:val="bullet"/>
+      <w:lvlText w:val=""/>
+      <w:lvlJc w:val="left"/>
+      <w:pPr>
+        <w:tabs>
+          <w:tab w:val="num" w:pos="6480"/>
+        </w:tabs>
+        <w:ind w:left="6480" w:hanging="360"/>
+      </w:pPr>
+      <w:rPr>
+        <w:rFonts w:ascii="Wingdings" w:hAnsi="Wingdings" w:hint="default"/>
+        <w:sz w:val="20"/>
+      </w:rPr>
+    </w:lvl>
+  </w:abstractNum>
+  <w:abstractNum w:abstractNumId="21" w15:restartNumberingAfterBreak="0">
+    <w:nsid w:val="36325E3D"/>
+    <w:multiLevelType w:val="multilevel"/>
+    <w:tmpl w:val="3A02DA96"/>
+    <w:lvl w:ilvl="0">
+      <w:start w:val="1"/>
+      <w:numFmt w:val="bullet"/>
+      <w:lvlText w:val=""/>
+      <w:lvlJc w:val="left"/>
+      <w:pPr>
+        <w:tabs>
+          <w:tab w:val="num" w:pos="720"/>
+        </w:tabs>
+        <w:ind w:left="720" w:hanging="360"/>
+      </w:pPr>
+      <w:rPr>
+        <w:rFonts w:ascii="Symbol" w:hAnsi="Symbol" w:hint="default"/>
+        <w:sz w:val="20"/>
+      </w:rPr>
+    </w:lvl>
+    <w:lvl w:ilvl="1" w:tentative="1">
+      <w:start w:val="1"/>
+      <w:numFmt w:val="bullet"/>
+      <w:lvlText w:val="o"/>
+      <w:lvlJc w:val="left"/>
+      <w:pPr>
+        <w:tabs>
+          <w:tab w:val="num" w:pos="1440"/>
+        </w:tabs>
+        <w:ind w:left="1440" w:hanging="360"/>
+      </w:pPr>
+      <w:rPr>
+        <w:rFonts w:ascii="Courier New" w:hAnsi="Courier New" w:hint="default"/>
+        <w:sz w:val="20"/>
+      </w:rPr>
+    </w:lvl>
+    <w:lvl w:ilvl="2" w:tentative="1">
+      <w:start w:val="1"/>
+      <w:numFmt w:val="bullet"/>
+      <w:lvlText w:val=""/>
+      <w:lvlJc w:val="left"/>
+      <w:pPr>
+        <w:tabs>
+          <w:tab w:val="num" w:pos="2160"/>
+        </w:tabs>
+        <w:ind w:left="2160" w:hanging="360"/>
+      </w:pPr>
+      <w:rPr>
+        <w:rFonts w:ascii="Wingdings" w:hAnsi="Wingdings" w:hint="default"/>
+        <w:sz w:val="20"/>
+      </w:rPr>
+    </w:lvl>
+    <w:lvl w:ilvl="3" w:tentative="1">
+      <w:start w:val="1"/>
+      <w:numFmt w:val="bullet"/>
+      <w:lvlText w:val=""/>
+      <w:lvlJc w:val="left"/>
+      <w:pPr>
+        <w:tabs>
+          <w:tab w:val="num" w:pos="2880"/>
+        </w:tabs>
+        <w:ind w:left="2880" w:hanging="360"/>
+      </w:pPr>
+      <w:rPr>
+        <w:rFonts w:ascii="Wingdings" w:hAnsi="Wingdings" w:hint="default"/>
+        <w:sz w:val="20"/>
+      </w:rPr>
+    </w:lvl>
+    <w:lvl w:ilvl="4" w:tentative="1">
+      <w:start w:val="1"/>
+      <w:numFmt w:val="bullet"/>
+      <w:lvlText w:val=""/>
+      <w:lvlJc w:val="left"/>
+      <w:pPr>
+        <w:tabs>
+          <w:tab w:val="num" w:pos="3600"/>
+        </w:tabs>
+        <w:ind w:left="3600" w:hanging="360"/>
+      </w:pPr>
+      <w:rPr>
+        <w:rFonts w:ascii="Wingdings" w:hAnsi="Wingdings" w:hint="default"/>
+        <w:sz w:val="20"/>
+      </w:rPr>
+    </w:lvl>
+    <w:lvl w:ilvl="5" w:tentative="1">
+      <w:start w:val="1"/>
+      <w:numFmt w:val="bullet"/>
+      <w:lvlText w:val=""/>
+      <w:lvlJc w:val="left"/>
+      <w:pPr>
+        <w:tabs>
+          <w:tab w:val="num" w:pos="4320"/>
+        </w:tabs>
+        <w:ind w:left="4320" w:hanging="360"/>
+      </w:pPr>
+      <w:rPr>
+        <w:rFonts w:ascii="Wingdings" w:hAnsi="Wingdings" w:hint="default"/>
+        <w:sz w:val="20"/>
+      </w:rPr>
+    </w:lvl>
+    <w:lvl w:ilvl="6" w:tentative="1">
+      <w:start w:val="1"/>
+      <w:numFmt w:val="bullet"/>
+      <w:lvlText w:val=""/>
+      <w:lvlJc w:val="left"/>
+      <w:pPr>
+        <w:tabs>
+          <w:tab w:val="num" w:pos="5040"/>
+        </w:tabs>
+        <w:ind w:left="5040" w:hanging="360"/>
+      </w:pPr>
+      <w:rPr>
+        <w:rFonts w:ascii="Wingdings" w:hAnsi="Wingdings" w:hint="default"/>
+        <w:sz w:val="20"/>
+      </w:rPr>
+    </w:lvl>
+    <w:lvl w:ilvl="7" w:tentative="1">
+      <w:start w:val="1"/>
+      <w:numFmt w:val="bullet"/>
+      <w:lvlText w:val=""/>
+      <w:lvlJc w:val="left"/>
+      <w:pPr>
+        <w:tabs>
+          <w:tab w:val="num" w:pos="5760"/>
+        </w:tabs>
+        <w:ind w:left="5760" w:hanging="360"/>
+      </w:pPr>
+      <w:rPr>
+        <w:rFonts w:ascii="Wingdings" w:hAnsi="Wingdings" w:hint="default"/>
+        <w:sz w:val="20"/>
+      </w:rPr>
+    </w:lvl>
+    <w:lvl w:ilvl="8" w:tentative="1">
+      <w:start w:val="1"/>
+      <w:numFmt w:val="bullet"/>
+      <w:lvlText w:val=""/>
+      <w:lvlJc w:val="left"/>
+      <w:pPr>
+        <w:tabs>
+          <w:tab w:val="num" w:pos="6480"/>
+        </w:tabs>
+        <w:ind w:left="6480" w:hanging="360"/>
+      </w:pPr>
+      <w:rPr>
+        <w:rFonts w:ascii="Wingdings" w:hAnsi="Wingdings" w:hint="default"/>
+        <w:sz w:val="20"/>
+      </w:rPr>
+    </w:lvl>
+  </w:abstractNum>
+  <w:abstractNum w:abstractNumId="22" w15:restartNumberingAfterBreak="0">
     <w:nsid w:val="382F2D22"/>
     <w:multiLevelType w:val="multilevel"/>
     <w:tmpl w:val="7E5AAE8E"/>
@@ -9714,7 +10560,7 @@
       </w:rPr>
     </w:lvl>
   </w:abstractNum>
-  <w:abstractNum w:abstractNumId="15" w15:restartNumberingAfterBreak="0">
+  <w:abstractNum w:abstractNumId="23" w15:restartNumberingAfterBreak="0">
     <w:nsid w:val="39DC703D"/>
     <w:multiLevelType w:val="hybridMultilevel"/>
     <w:tmpl w:val="45BA4B70"/>
@@ -9827,7 +10673,7 @@
       </w:rPr>
     </w:lvl>
   </w:abstractNum>
-  <w:abstractNum w:abstractNumId="16" w15:restartNumberingAfterBreak="0">
+  <w:abstractNum w:abstractNumId="24" w15:restartNumberingAfterBreak="0">
     <w:nsid w:val="3AB90A3F"/>
     <w:multiLevelType w:val="multilevel"/>
     <w:tmpl w:val="6562D462"/>
@@ -9976,7 +10822,7 @@
       </w:rPr>
     </w:lvl>
   </w:abstractNum>
-  <w:abstractNum w:abstractNumId="17" w15:restartNumberingAfterBreak="0">
+  <w:abstractNum w:abstractNumId="25" w15:restartNumberingAfterBreak="0">
     <w:nsid w:val="3E870367"/>
     <w:multiLevelType w:val="multilevel"/>
     <w:tmpl w:val="6644A4EC"/>
@@ -10125,7 +10971,7 @@
       </w:rPr>
     </w:lvl>
   </w:abstractNum>
-  <w:abstractNum w:abstractNumId="18" w15:restartNumberingAfterBreak="0">
+  <w:abstractNum w:abstractNumId="26" w15:restartNumberingAfterBreak="0">
     <w:nsid w:val="408F70C4"/>
     <w:multiLevelType w:val="multilevel"/>
     <w:tmpl w:val="BBDA0C32"/>
@@ -10274,7 +11120,7 @@
       </w:rPr>
     </w:lvl>
   </w:abstractNum>
-  <w:abstractNum w:abstractNumId="19" w15:restartNumberingAfterBreak="0">
+  <w:abstractNum w:abstractNumId="27" w15:restartNumberingAfterBreak="0">
     <w:nsid w:val="42E93211"/>
     <w:multiLevelType w:val="multilevel"/>
     <w:tmpl w:val="C8BC80B2"/>
@@ -10423,7 +11269,7 @@
       </w:rPr>
     </w:lvl>
   </w:abstractNum>
-  <w:abstractNum w:abstractNumId="20" w15:restartNumberingAfterBreak="0">
+  <w:abstractNum w:abstractNumId="28" w15:restartNumberingAfterBreak="0">
     <w:nsid w:val="449E310C"/>
     <w:multiLevelType w:val="multilevel"/>
     <w:tmpl w:val="F62818E2"/>
@@ -10571,7 +11417,7 @@
       </w:rPr>
     </w:lvl>
   </w:abstractNum>
-  <w:abstractNum w:abstractNumId="21" w15:restartNumberingAfterBreak="0">
+  <w:abstractNum w:abstractNumId="29" w15:restartNumberingAfterBreak="0">
     <w:nsid w:val="462E0D5C"/>
     <w:multiLevelType w:val="multilevel"/>
     <w:tmpl w:val="7F4E693E"/>
@@ -10684,7 +11530,7 @@
       </w:pPr>
     </w:lvl>
   </w:abstractNum>
-  <w:abstractNum w:abstractNumId="22" w15:restartNumberingAfterBreak="0">
+  <w:abstractNum w:abstractNumId="30" w15:restartNumberingAfterBreak="0">
     <w:nsid w:val="46D47B01"/>
     <w:multiLevelType w:val="hybridMultilevel"/>
     <w:tmpl w:val="4894D31E"/>
@@ -10797,7 +11643,120 @@
       </w:rPr>
     </w:lvl>
   </w:abstractNum>
-  <w:abstractNum w:abstractNumId="23" w15:restartNumberingAfterBreak="0">
+  <w:abstractNum w:abstractNumId="31" w15:restartNumberingAfterBreak="0">
+    <w:nsid w:val="4B4279AA"/>
+    <w:multiLevelType w:val="multilevel"/>
+    <w:tmpl w:val="777E88C2"/>
+    <w:lvl w:ilvl="0">
+      <w:start w:val="3"/>
+      <w:numFmt w:val="decimal"/>
+      <w:lvlText w:val="%1."/>
+      <w:lvlJc w:val="left"/>
+      <w:pPr>
+        <w:tabs>
+          <w:tab w:val="num" w:pos="720"/>
+        </w:tabs>
+        <w:ind w:left="720" w:hanging="360"/>
+      </w:pPr>
+    </w:lvl>
+    <w:lvl w:ilvl="1" w:tentative="1">
+      <w:start w:val="1"/>
+      <w:numFmt w:val="decimal"/>
+      <w:lvlText w:val="%2."/>
+      <w:lvlJc w:val="left"/>
+      <w:pPr>
+        <w:tabs>
+          <w:tab w:val="num" w:pos="1440"/>
+        </w:tabs>
+        <w:ind w:left="1440" w:hanging="360"/>
+      </w:pPr>
+    </w:lvl>
+    <w:lvl w:ilvl="2" w:tentative="1">
+      <w:start w:val="1"/>
+      <w:numFmt w:val="decimal"/>
+      <w:lvlText w:val="%3."/>
+      <w:lvlJc w:val="left"/>
+      <w:pPr>
+        <w:tabs>
+          <w:tab w:val="num" w:pos="2160"/>
+        </w:tabs>
+        <w:ind w:left="2160" w:hanging="360"/>
+      </w:pPr>
+    </w:lvl>
+    <w:lvl w:ilvl="3" w:tentative="1">
+      <w:start w:val="1"/>
+      <w:numFmt w:val="decimal"/>
+      <w:lvlText w:val="%4."/>
+      <w:lvlJc w:val="left"/>
+      <w:pPr>
+        <w:tabs>
+          <w:tab w:val="num" w:pos="2880"/>
+        </w:tabs>
+        <w:ind w:left="2880" w:hanging="360"/>
+      </w:pPr>
+    </w:lvl>
+    <w:lvl w:ilvl="4" w:tentative="1">
+      <w:start w:val="1"/>
+      <w:numFmt w:val="decimal"/>
+      <w:lvlText w:val="%5."/>
+      <w:lvlJc w:val="left"/>
+      <w:pPr>
+        <w:tabs>
+          <w:tab w:val="num" w:pos="3600"/>
+        </w:tabs>
+        <w:ind w:left="3600" w:hanging="360"/>
+      </w:pPr>
+    </w:lvl>
+    <w:lvl w:ilvl="5" w:tentative="1">
+      <w:start w:val="1"/>
+      <w:numFmt w:val="decimal"/>
+      <w:lvlText w:val="%6."/>
+      <w:lvlJc w:val="left"/>
+      <w:pPr>
+        <w:tabs>
+          <w:tab w:val="num" w:pos="4320"/>
+        </w:tabs>
+        <w:ind w:left="4320" w:hanging="360"/>
+      </w:pPr>
+    </w:lvl>
+    <w:lvl w:ilvl="6" w:tentative="1">
+      <w:start w:val="1"/>
+      <w:numFmt w:val="decimal"/>
+      <w:lvlText w:val="%7."/>
+      <w:lvlJc w:val="left"/>
+      <w:pPr>
+        <w:tabs>
+          <w:tab w:val="num" w:pos="5040"/>
+        </w:tabs>
+        <w:ind w:left="5040" w:hanging="360"/>
+      </w:pPr>
+    </w:lvl>
+    <w:lvl w:ilvl="7" w:tentative="1">
+      <w:start w:val="1"/>
+      <w:numFmt w:val="decimal"/>
+      <w:lvlText w:val="%8."/>
+      <w:lvlJc w:val="left"/>
+      <w:pPr>
+        <w:tabs>
+          <w:tab w:val="num" w:pos="5760"/>
+        </w:tabs>
+        <w:ind w:left="5760" w:hanging="360"/>
+      </w:pPr>
+    </w:lvl>
+    <w:lvl w:ilvl="8" w:tentative="1">
+      <w:start w:val="1"/>
+      <w:numFmt w:val="decimal"/>
+      <w:lvlText w:val="%9."/>
+      <w:lvlJc w:val="left"/>
+      <w:pPr>
+        <w:tabs>
+          <w:tab w:val="num" w:pos="6480"/>
+        </w:tabs>
+        <w:ind w:left="6480" w:hanging="360"/>
+      </w:pPr>
+    </w:lvl>
+  </w:abstractNum>
+  <w:abstractNum w:abstractNumId="32" w15:restartNumberingAfterBreak="0">
     <w:nsid w:val="4D9B78B5"/>
     <w:multiLevelType w:val="multilevel"/>
     <w:tmpl w:val="37C294E2"/>
@@ -10946,7 +11905,603 @@
       </w:rPr>
     </w:lvl>
   </w:abstractNum>
-  <w:abstractNum w:abstractNumId="24" w15:restartNumberingAfterBreak="0">
+  <w:abstractNum w:abstractNumId="33" w15:restartNumberingAfterBreak="0">
+    <w:nsid w:val="50B73578"/>
+    <w:multiLevelType w:val="multilevel"/>
+    <w:tmpl w:val="F3A6DDAA"/>
+    <w:lvl w:ilvl="0">
+      <w:start w:val="1"/>
+      <w:numFmt w:val="bullet"/>
+      <w:lvlText w:val=""/>
+      <w:lvlJc w:val="left"/>
+      <w:pPr>
+        <w:tabs>
+          <w:tab w:val="num" w:pos="720"/>
+        </w:tabs>
+        <w:ind w:left="720" w:hanging="360"/>
+      </w:pPr>
+      <w:rPr>
+        <w:rFonts w:ascii="Symbol" w:hAnsi="Symbol" w:hint="default"/>
+        <w:sz w:val="20"/>
+      </w:rPr>
+    </w:lvl>
+    <w:lvl w:ilvl="1" w:tentative="1">
+      <w:start w:val="1"/>
+      <w:numFmt w:val="bullet"/>
+      <w:lvlText w:val="o"/>
+      <w:lvlJc w:val="left"/>
+      <w:pPr>
+        <w:tabs>
+          <w:tab w:val="num" w:pos="1440"/>
+        </w:tabs>
+        <w:ind w:left="1440" w:hanging="360"/>
+      </w:pPr>
+      <w:rPr>
+        <w:rFonts w:ascii="Courier New" w:hAnsi="Courier New" w:hint="default"/>
+        <w:sz w:val="20"/>
+      </w:rPr>
+    </w:lvl>
+    <w:lvl w:ilvl="2" w:tentative="1">
+      <w:start w:val="1"/>
+      <w:numFmt w:val="bullet"/>
+      <w:lvlText w:val=""/>
+      <w:lvlJc w:val="left"/>
+      <w:pPr>
+        <w:tabs>
+          <w:tab w:val="num" w:pos="2160"/>
+        </w:tabs>
+        <w:ind w:left="2160" w:hanging="360"/>
+      </w:pPr>
+      <w:rPr>
+        <w:rFonts w:ascii="Wingdings" w:hAnsi="Wingdings" w:hint="default"/>
+        <w:sz w:val="20"/>
+      </w:rPr>
+    </w:lvl>
+    <w:lvl w:ilvl="3" w:tentative="1">
+      <w:start w:val="1"/>
+      <w:numFmt w:val="bullet"/>
+      <w:lvlText w:val=""/>
+      <w:lvlJc w:val="left"/>
+      <w:pPr>
+        <w:tabs>
+          <w:tab w:val="num" w:pos="2880"/>
+        </w:tabs>
+        <w:ind w:left="2880" w:hanging="360"/>
+      </w:pPr>
+      <w:rPr>
+        <w:rFonts w:ascii="Wingdings" w:hAnsi="Wingdings" w:hint="default"/>
+        <w:sz w:val="20"/>
+      </w:rPr>
+    </w:lvl>
+    <w:lvl w:ilvl="4" w:tentative="1">
+      <w:start w:val="1"/>
+      <w:numFmt w:val="bullet"/>
+      <w:lvlText w:val=""/>
+      <w:lvlJc w:val="left"/>
+      <w:pPr>
+        <w:tabs>
+          <w:tab w:val="num" w:pos="3600"/>
+        </w:tabs>
+        <w:ind w:left="3600" w:hanging="360"/>
+      </w:pPr>
+      <w:rPr>
+        <w:rFonts w:ascii="Wingdings" w:hAnsi="Wingdings" w:hint="default"/>
+        <w:sz w:val="20"/>
+      </w:rPr>
+    </w:lvl>
+    <w:lvl w:ilvl="5" w:tentative="1">
+      <w:start w:val="1"/>
+      <w:numFmt w:val="bullet"/>
+      <w:lvlText w:val=""/>
+      <w:lvlJc w:val="left"/>
+      <w:pPr>
+        <w:tabs>
+          <w:tab w:val="num" w:pos="4320"/>
+        </w:tabs>
+        <w:ind w:left="4320" w:hanging="360"/>
+      </w:pPr>
+      <w:rPr>
+        <w:rFonts w:ascii="Wingdings" w:hAnsi="Wingdings" w:hint="default"/>
+        <w:sz w:val="20"/>
+      </w:rPr>
+    </w:lvl>
+    <w:lvl w:ilvl="6" w:tentative="1">
+      <w:start w:val="1"/>
+      <w:numFmt w:val="bullet"/>
+      <w:lvlText w:val=""/>
+      <w:lvlJc w:val="left"/>
+      <w:pPr>
+        <w:tabs>
+          <w:tab w:val="num" w:pos="5040"/>
+        </w:tabs>
+        <w:ind w:left="5040" w:hanging="360"/>
+      </w:pPr>
+      <w:rPr>
+        <w:rFonts w:ascii="Wingdings" w:hAnsi="Wingdings" w:hint="default"/>
+        <w:sz w:val="20"/>
+      </w:rPr>
+    </w:lvl>
+    <w:lvl w:ilvl="7" w:tentative="1">
+      <w:start w:val="1"/>
+      <w:numFmt w:val="bullet"/>
+      <w:lvlText w:val=""/>
+      <w:lvlJc w:val="left"/>
+      <w:pPr>
+        <w:tabs>
+          <w:tab w:val="num" w:pos="5760"/>
+        </w:tabs>
+        <w:ind w:left="5760" w:hanging="360"/>
+      </w:pPr>
+      <w:rPr>
+        <w:rFonts w:ascii="Wingdings" w:hAnsi="Wingdings" w:hint="default"/>
+        <w:sz w:val="20"/>
+      </w:rPr>
+    </w:lvl>
+    <w:lvl w:ilvl="8" w:tentative="1">
+      <w:start w:val="1"/>
+      <w:numFmt w:val="bullet"/>
+      <w:lvlText w:val=""/>
+      <w:lvlJc w:val="left"/>
+      <w:pPr>
+        <w:tabs>
+          <w:tab w:val="num" w:pos="6480"/>
+        </w:tabs>
+        <w:ind w:left="6480" w:hanging="360"/>
+      </w:pPr>
+      <w:rPr>
+        <w:rFonts w:ascii="Wingdings" w:hAnsi="Wingdings" w:hint="default"/>
+        <w:sz w:val="20"/>
+      </w:rPr>
+    </w:lvl>
+  </w:abstractNum>
+  <w:abstractNum w:abstractNumId="34" w15:restartNumberingAfterBreak="0">
+    <w:nsid w:val="5333122F"/>
+    <w:multiLevelType w:val="multilevel"/>
+    <w:tmpl w:val="6BBEC354"/>
+    <w:lvl w:ilvl="0">
+      <w:start w:val="1"/>
+      <w:numFmt w:val="bullet"/>
+      <w:lvlText w:val=""/>
+      <w:lvlJc w:val="left"/>
+      <w:pPr>
+        <w:tabs>
+          <w:tab w:val="num" w:pos="720"/>
+        </w:tabs>
+        <w:ind w:left="720" w:hanging="360"/>
+      </w:pPr>
+      <w:rPr>
+        <w:rFonts w:ascii="Symbol" w:hAnsi="Symbol" w:hint="default"/>
+        <w:sz w:val="20"/>
+      </w:rPr>
+    </w:lvl>
+    <w:lvl w:ilvl="1" w:tentative="1">
+      <w:start w:val="1"/>
+      <w:numFmt w:val="bullet"/>
+      <w:lvlText w:val="o"/>
+      <w:lvlJc w:val="left"/>
+      <w:pPr>
+        <w:tabs>
+          <w:tab w:val="num" w:pos="1440"/>
+        </w:tabs>
+        <w:ind w:left="1440" w:hanging="360"/>
+      </w:pPr>
+      <w:rPr>
+        <w:rFonts w:ascii="Courier New" w:hAnsi="Courier New" w:hint="default"/>
+        <w:sz w:val="20"/>
+      </w:rPr>
+    </w:lvl>
+    <w:lvl w:ilvl="2" w:tentative="1">
+      <w:start w:val="1"/>
+      <w:numFmt w:val="bullet"/>
+      <w:lvlText w:val=""/>
+      <w:lvlJc w:val="left"/>
+      <w:pPr>
+        <w:tabs>
+          <w:tab w:val="num" w:pos="2160"/>
+        </w:tabs>
+        <w:ind w:left="2160" w:hanging="360"/>
+      </w:pPr>
+      <w:rPr>
+        <w:rFonts w:ascii="Wingdings" w:hAnsi="Wingdings" w:hint="default"/>
+        <w:sz w:val="20"/>
+      </w:rPr>
+    </w:lvl>
+    <w:lvl w:ilvl="3" w:tentative="1">
+      <w:start w:val="1"/>
+      <w:numFmt w:val="bullet"/>
+      <w:lvlText w:val=""/>
+      <w:lvlJc w:val="left"/>
+      <w:pPr>
+        <w:tabs>
+          <w:tab w:val="num" w:pos="2880"/>
+        </w:tabs>
+        <w:ind w:left="2880" w:hanging="360"/>
+      </w:pPr>
+      <w:rPr>
+        <w:rFonts w:ascii="Wingdings" w:hAnsi="Wingdings" w:hint="default"/>
+        <w:sz w:val="20"/>
+      </w:rPr>
+    </w:lvl>
+    <w:lvl w:ilvl="4" w:tentative="1">
+      <w:start w:val="1"/>
+      <w:numFmt w:val="bullet"/>
+      <w:lvlText w:val=""/>
+      <w:lvlJc w:val="left"/>
+      <w:pPr>
+        <w:tabs>
+          <w:tab w:val="num" w:pos="3600"/>
+        </w:tabs>
+        <w:ind w:left="3600" w:hanging="360"/>
+      </w:pPr>
+      <w:rPr>
+        <w:rFonts w:ascii="Wingdings" w:hAnsi="Wingdings" w:hint="default"/>
+        <w:sz w:val="20"/>
+      </w:rPr>
+    </w:lvl>
+    <w:lvl w:ilvl="5" w:tentative="1">
+      <w:start w:val="1"/>
+      <w:numFmt w:val="bullet"/>
+      <w:lvlText w:val=""/>
+      <w:lvlJc w:val="left"/>
+      <w:pPr>
+        <w:tabs>
+          <w:tab w:val="num" w:pos="4320"/>
+        </w:tabs>
+        <w:ind w:left="4320" w:hanging="360"/>
+      </w:pPr>
+      <w:rPr>
+        <w:rFonts w:ascii="Wingdings" w:hAnsi="Wingdings" w:hint="default"/>
+        <w:sz w:val="20"/>
+      </w:rPr>
+    </w:lvl>
+    <w:lvl w:ilvl="6" w:tentative="1">
+      <w:start w:val="1"/>
+      <w:numFmt w:val="bullet"/>
+      <w:lvlText w:val=""/>
+      <w:lvlJc w:val="left"/>
+      <w:pPr>
+        <w:tabs>
+          <w:tab w:val="num" w:pos="5040"/>
+        </w:tabs>
+        <w:ind w:left="5040" w:hanging="360"/>
+      </w:pPr>
+      <w:rPr>
+        <w:rFonts w:ascii="Wingdings" w:hAnsi="Wingdings" w:hint="default"/>
+        <w:sz w:val="20"/>
+      </w:rPr>
+    </w:lvl>
+    <w:lvl w:ilvl="7" w:tentative="1">
+      <w:start w:val="1"/>
+      <w:numFmt w:val="bullet"/>
+      <w:lvlText w:val=""/>
+      <w:lvlJc w:val="left"/>
+      <w:pPr>
+        <w:tabs>
+          <w:tab w:val="num" w:pos="5760"/>
+        </w:tabs>
+        <w:ind w:left="5760" w:hanging="360"/>
+      </w:pPr>
+      <w:rPr>
+        <w:rFonts w:ascii="Wingdings" w:hAnsi="Wingdings" w:hint="default"/>
+        <w:sz w:val="20"/>
+      </w:rPr>
+    </w:lvl>
+    <w:lvl w:ilvl="8" w:tentative="1">
+      <w:start w:val="1"/>
+      <w:numFmt w:val="bullet"/>
+      <w:lvlText w:val=""/>
+      <w:lvlJc w:val="left"/>
+      <w:pPr>
+        <w:tabs>
+          <w:tab w:val="num" w:pos="6480"/>
+        </w:tabs>
+        <w:ind w:left="6480" w:hanging="360"/>
+      </w:pPr>
+      <w:rPr>
+        <w:rFonts w:ascii="Wingdings" w:hAnsi="Wingdings" w:hint="default"/>
+        <w:sz w:val="20"/>
+      </w:rPr>
+    </w:lvl>
+  </w:abstractNum>
+  <w:abstractNum w:abstractNumId="35" w15:restartNumberingAfterBreak="0">
+    <w:nsid w:val="545343CE"/>
+    <w:multiLevelType w:val="multilevel"/>
+    <w:tmpl w:val="0974EDBA"/>
+    <w:lvl w:ilvl="0">
+      <w:start w:val="1"/>
+      <w:numFmt w:val="bullet"/>
+      <w:lvlText w:val=""/>
+      <w:lvlJc w:val="left"/>
+      <w:pPr>
+        <w:tabs>
+          <w:tab w:val="num" w:pos="720"/>
+        </w:tabs>
+        <w:ind w:left="720" w:hanging="360"/>
+      </w:pPr>
+      <w:rPr>
+        <w:rFonts w:ascii="Symbol" w:hAnsi="Symbol" w:hint="default"/>
+        <w:sz w:val="20"/>
+      </w:rPr>
+    </w:lvl>
+    <w:lvl w:ilvl="1" w:tentative="1">
+      <w:start w:val="1"/>
+      <w:numFmt w:val="bullet"/>
+      <w:lvlText w:val="o"/>
+      <w:lvlJc w:val="left"/>
+      <w:pPr>
+        <w:tabs>
+          <w:tab w:val="num" w:pos="1440"/>
+        </w:tabs>
+        <w:ind w:left="1440" w:hanging="360"/>
+      </w:pPr>
+      <w:rPr>
+        <w:rFonts w:ascii="Courier New" w:hAnsi="Courier New" w:hint="default"/>
+        <w:sz w:val="20"/>
+      </w:rPr>
+    </w:lvl>
+    <w:lvl w:ilvl="2" w:tentative="1">
+      <w:start w:val="1"/>
+      <w:numFmt w:val="bullet"/>
+      <w:lvlText w:val=""/>
+      <w:lvlJc w:val="left"/>
+      <w:pPr>
+        <w:tabs>
+          <w:tab w:val="num" w:pos="2160"/>
+        </w:tabs>
+        <w:ind w:left="2160" w:hanging="360"/>
+      </w:pPr>
+      <w:rPr>
+        <w:rFonts w:ascii="Wingdings" w:hAnsi="Wingdings" w:hint="default"/>
+        <w:sz w:val="20"/>
+      </w:rPr>
+    </w:lvl>
+    <w:lvl w:ilvl="3" w:tentative="1">
+      <w:start w:val="1"/>
+      <w:numFmt w:val="bullet"/>
+      <w:lvlText w:val=""/>
+      <w:lvlJc w:val="left"/>
+      <w:pPr>
+        <w:tabs>
+          <w:tab w:val="num" w:pos="2880"/>
+        </w:tabs>
+        <w:ind w:left="2880" w:hanging="360"/>
+      </w:pPr>
+      <w:rPr>
+        <w:rFonts w:ascii="Wingdings" w:hAnsi="Wingdings" w:hint="default"/>
+        <w:sz w:val="20"/>
+      </w:rPr>
+    </w:lvl>
+    <w:lvl w:ilvl="4" w:tentative="1">
+      <w:start w:val="1"/>
+      <w:numFmt w:val="bullet"/>
+      <w:lvlText w:val=""/>
+      <w:lvlJc w:val="left"/>
+      <w:pPr>
+        <w:tabs>
+          <w:tab w:val="num" w:pos="3600"/>
+        </w:tabs>
+        <w:ind w:left="3600" w:hanging="360"/>
+      </w:pPr>
+      <w:rPr>
+        <w:rFonts w:ascii="Wingdings" w:hAnsi="Wingdings" w:hint="default"/>
+        <w:sz w:val="20"/>
+      </w:rPr>
+    </w:lvl>
+    <w:lvl w:ilvl="5" w:tentative="1">
+      <w:start w:val="1"/>
+      <w:numFmt w:val="bullet"/>
+      <w:lvlText w:val=""/>
+      <w:lvlJc w:val="left"/>
+      <w:pPr>
+        <w:tabs>
+          <w:tab w:val="num" w:pos="4320"/>
+        </w:tabs>
+        <w:ind w:left="4320" w:hanging="360"/>
+      </w:pPr>
+      <w:rPr>
+        <w:rFonts w:ascii="Wingdings" w:hAnsi="Wingdings" w:hint="default"/>
+        <w:sz w:val="20"/>
+      </w:rPr>
+    </w:lvl>
+    <w:lvl w:ilvl="6" w:tentative="1">
+      <w:start w:val="1"/>
+      <w:numFmt w:val="bullet"/>
+      <w:lvlText w:val=""/>
+      <w:lvlJc w:val="left"/>
+      <w:pPr>
+        <w:tabs>
+          <w:tab w:val="num" w:pos="5040"/>
+        </w:tabs>
+        <w:ind w:left="5040" w:hanging="360"/>
+      </w:pPr>
+      <w:rPr>
+        <w:rFonts w:ascii="Wingdings" w:hAnsi="Wingdings" w:hint="default"/>
+        <w:sz w:val="20"/>
+      </w:rPr>
+    </w:lvl>
+    <w:lvl w:ilvl="7" w:tentative="1">
+      <w:start w:val="1"/>
+      <w:numFmt w:val="bullet"/>
+      <w:lvlText w:val=""/>
+      <w:lvlJc w:val="left"/>
+      <w:pPr>
+        <w:tabs>
+          <w:tab w:val="num" w:pos="5760"/>
+        </w:tabs>
+        <w:ind w:left="5760" w:hanging="360"/>
+      </w:pPr>
+      <w:rPr>
+        <w:rFonts w:ascii="Wingdings" w:hAnsi="Wingdings" w:hint="default"/>
+        <w:sz w:val="20"/>
+      </w:rPr>
+    </w:lvl>
+    <w:lvl w:ilvl="8" w:tentative="1">
+      <w:start w:val="1"/>
+      <w:numFmt w:val="bullet"/>
+      <w:lvlText w:val=""/>
+      <w:lvlJc w:val="left"/>
+      <w:pPr>
+        <w:tabs>
+          <w:tab w:val="num" w:pos="6480"/>
+        </w:tabs>
+        <w:ind w:left="6480" w:hanging="360"/>
+      </w:pPr>
+      <w:rPr>
+        <w:rFonts w:ascii="Wingdings" w:hAnsi="Wingdings" w:hint="default"/>
+        <w:sz w:val="20"/>
+      </w:rPr>
+    </w:lvl>
+  </w:abstractNum>
+  <w:abstractNum w:abstractNumId="36" w15:restartNumberingAfterBreak="0">
+    <w:nsid w:val="552F2B28"/>
+    <w:multiLevelType w:val="multilevel"/>
+    <w:tmpl w:val="A8601E04"/>
+    <w:lvl w:ilvl="0">
+      <w:start w:val="1"/>
+      <w:numFmt w:val="bullet"/>
+      <w:lvlText w:val=""/>
+      <w:lvlJc w:val="left"/>
+      <w:pPr>
+        <w:tabs>
+          <w:tab w:val="num" w:pos="720"/>
+        </w:tabs>
+        <w:ind w:left="720" w:hanging="360"/>
+      </w:pPr>
+      <w:rPr>
+        <w:rFonts w:ascii="Symbol" w:hAnsi="Symbol" w:hint="default"/>
+        <w:sz w:val="20"/>
+      </w:rPr>
+    </w:lvl>
+    <w:lvl w:ilvl="1" w:tentative="1">
+      <w:start w:val="1"/>
+      <w:numFmt w:val="bullet"/>
+      <w:lvlText w:val="o"/>
+      <w:lvlJc w:val="left"/>
+      <w:pPr>
+        <w:tabs>
+          <w:tab w:val="num" w:pos="1440"/>
+        </w:tabs>
+        <w:ind w:left="1440" w:hanging="360"/>
+      </w:pPr>
+      <w:rPr>
+        <w:rFonts w:ascii="Courier New" w:hAnsi="Courier New" w:hint="default"/>
+        <w:sz w:val="20"/>
+      </w:rPr>
+    </w:lvl>
+    <w:lvl w:ilvl="2" w:tentative="1">
+      <w:start w:val="1"/>
+      <w:numFmt w:val="bullet"/>
+      <w:lvlText w:val=""/>
+      <w:lvlJc w:val="left"/>
+      <w:pPr>
+        <w:tabs>
+          <w:tab w:val="num" w:pos="2160"/>
+        </w:tabs>
+        <w:ind w:left="2160" w:hanging="360"/>
+      </w:pPr>
+      <w:rPr>
+        <w:rFonts w:ascii="Wingdings" w:hAnsi="Wingdings" w:hint="default"/>
+        <w:sz w:val="20"/>
+      </w:rPr>
+    </w:lvl>
+    <w:lvl w:ilvl="3" w:tentative="1">
+      <w:start w:val="1"/>
+      <w:numFmt w:val="bullet"/>
+      <w:lvlText w:val=""/>
+      <w:lvlJc w:val="left"/>
+      <w:pPr>
+        <w:tabs>
+          <w:tab w:val="num" w:pos="2880"/>
+        </w:tabs>
+        <w:ind w:left="2880" w:hanging="360"/>
+      </w:pPr>
+      <w:rPr>
+        <w:rFonts w:ascii="Wingdings" w:hAnsi="Wingdings" w:hint="default"/>
+        <w:sz w:val="20"/>
+      </w:rPr>
+    </w:lvl>
+    <w:lvl w:ilvl="4" w:tentative="1">
+      <w:start w:val="1"/>
+      <w:numFmt w:val="bullet"/>
+      <w:lvlText w:val=""/>
+      <w:lvlJc w:val="left"/>
+      <w:pPr>
+        <w:tabs>
+          <w:tab w:val="num" w:pos="3600"/>
+        </w:tabs>
+        <w:ind w:left="3600" w:hanging="360"/>
+      </w:pPr>
+      <w:rPr>
+        <w:rFonts w:ascii="Wingdings" w:hAnsi="Wingdings" w:hint="default"/>
+        <w:sz w:val="20"/>
+      </w:rPr>
+    </w:lvl>
+    <w:lvl w:ilvl="5" w:tentative="1">
+      <w:start w:val="1"/>
+      <w:numFmt w:val="bullet"/>
+      <w:lvlText w:val=""/>
+      <w:lvlJc w:val="left"/>
+      <w:pPr>
+        <w:tabs>
+          <w:tab w:val="num" w:pos="4320"/>
+        </w:tabs>
+        <w:ind w:left="4320" w:hanging="360"/>
+      </w:pPr>
+      <w:rPr>
+        <w:rFonts w:ascii="Wingdings" w:hAnsi="Wingdings" w:hint="default"/>
+        <w:sz w:val="20"/>
+      </w:rPr>
+    </w:lvl>
+    <w:lvl w:ilvl="6" w:tentative="1">
+      <w:start w:val="1"/>
+      <w:numFmt w:val="bullet"/>
+      <w:lvlText w:val=""/>
+      <w:lvlJc w:val="left"/>
+      <w:pPr>
+        <w:tabs>
+          <w:tab w:val="num" w:pos="5040"/>
+        </w:tabs>
+        <w:ind w:left="5040" w:hanging="360"/>
+      </w:pPr>
+      <w:rPr>
+        <w:rFonts w:ascii="Wingdings" w:hAnsi="Wingdings" w:hint="default"/>
+        <w:sz w:val="20"/>
+      </w:rPr>
+    </w:lvl>
+    <w:lvl w:ilvl="7" w:tentative="1">
+      <w:start w:val="1"/>
+      <w:numFmt w:val="bullet"/>
+      <w:lvlText w:val=""/>
+      <w:lvlJc w:val="left"/>
+      <w:pPr>
+        <w:tabs>
+          <w:tab w:val="num" w:pos="5760"/>
+        </w:tabs>
+        <w:ind w:left="5760" w:hanging="360"/>
+      </w:pPr>
+      <w:rPr>
+        <w:rFonts w:ascii="Wingdings" w:hAnsi="Wingdings" w:hint="default"/>
+        <w:sz w:val="20"/>
+      </w:rPr>
+    </w:lvl>
+    <w:lvl w:ilvl="8" w:tentative="1">
+      <w:start w:val="1"/>
+      <w:numFmt w:val="bullet"/>
+      <w:lvlText w:val=""/>
+      <w:lvlJc w:val="left"/>
+      <w:pPr>
+        <w:tabs>
+          <w:tab w:val="num" w:pos="6480"/>
+        </w:tabs>
+        <w:ind w:left="6480" w:hanging="360"/>
+      </w:pPr>
+      <w:rPr>
+        <w:rFonts w:ascii="Wingdings" w:hAnsi="Wingdings" w:hint="default"/>
+        <w:sz w:val="20"/>
+      </w:rPr>
+    </w:lvl>
+  </w:abstractNum>
+  <w:abstractNum w:abstractNumId="37" w15:restartNumberingAfterBreak="0">
     <w:nsid w:val="5DE43AAF"/>
     <w:multiLevelType w:val="hybridMultilevel"/>
     <w:tmpl w:val="26ECA794"/>
@@ -11032,7 +12587,418 @@
       </w:pPr>
     </w:lvl>
   </w:abstractNum>
-  <w:abstractNum w:abstractNumId="25" w15:restartNumberingAfterBreak="0">
+  <w:abstractNum w:abstractNumId="38" w15:restartNumberingAfterBreak="0">
+    <w:nsid w:val="5F3001CE"/>
+    <w:multiLevelType w:val="multilevel"/>
+    <w:tmpl w:val="B3A4186C"/>
+    <w:lvl w:ilvl="0">
+      <w:start w:val="1"/>
+      <w:numFmt w:val="bullet"/>
+      <w:lvlText w:val=""/>
+      <w:lvlJc w:val="left"/>
+      <w:pPr>
+        <w:tabs>
+          <w:tab w:val="num" w:pos="720"/>
+        </w:tabs>
+        <w:ind w:left="720" w:hanging="360"/>
+      </w:pPr>
+      <w:rPr>
+        <w:rFonts w:ascii="Symbol" w:hAnsi="Symbol" w:hint="default"/>
+        <w:sz w:val="20"/>
+      </w:rPr>
+    </w:lvl>
+    <w:lvl w:ilvl="1" w:tentative="1">
+      <w:start w:val="1"/>
+      <w:numFmt w:val="bullet"/>
+      <w:lvlText w:val="o"/>
+      <w:lvlJc w:val="left"/>
+      <w:pPr>
+        <w:tabs>
+          <w:tab w:val="num" w:pos="1440"/>
+        </w:tabs>
+        <w:ind w:left="1440" w:hanging="360"/>
+      </w:pPr>
+      <w:rPr>
+        <w:rFonts w:ascii="Courier New" w:hAnsi="Courier New" w:hint="default"/>
+        <w:sz w:val="20"/>
+      </w:rPr>
+    </w:lvl>
+    <w:lvl w:ilvl="2" w:tentative="1">
+      <w:start w:val="1"/>
+      <w:numFmt w:val="bullet"/>
+      <w:lvlText w:val=""/>
+      <w:lvlJc w:val="left"/>
+      <w:pPr>
+        <w:tabs>
+          <w:tab w:val="num" w:pos="2160"/>
+        </w:tabs>
+        <w:ind w:left="2160" w:hanging="360"/>
+      </w:pPr>
+      <w:rPr>
+        <w:rFonts w:ascii="Wingdings" w:hAnsi="Wingdings" w:hint="default"/>
+        <w:sz w:val="20"/>
+      </w:rPr>
+    </w:lvl>
+    <w:lvl w:ilvl="3" w:tentative="1">
+      <w:start w:val="1"/>
+      <w:numFmt w:val="bullet"/>
+      <w:lvlText w:val=""/>
+      <w:lvlJc w:val="left"/>
+      <w:pPr>
+        <w:tabs>
+          <w:tab w:val="num" w:pos="2880"/>
+        </w:tabs>
+        <w:ind w:left="2880" w:hanging="360"/>
+      </w:pPr>
+      <w:rPr>
+        <w:rFonts w:ascii="Wingdings" w:hAnsi="Wingdings" w:hint="default"/>
+        <w:sz w:val="20"/>
+      </w:rPr>
+    </w:lvl>
+    <w:lvl w:ilvl="4" w:tentative="1">
+      <w:start w:val="1"/>
+      <w:numFmt w:val="bullet"/>
+      <w:lvlText w:val=""/>
+      <w:lvlJc w:val="left"/>
+      <w:pPr>
+        <w:tabs>
+          <w:tab w:val="num" w:pos="3600"/>
+        </w:tabs>
+        <w:ind w:left="3600" w:hanging="360"/>
+      </w:pPr>
+      <w:rPr>
+        <w:rFonts w:ascii="Wingdings" w:hAnsi="Wingdings" w:hint="default"/>
+        <w:sz w:val="20"/>
+      </w:rPr>
+    </w:lvl>
+    <w:lvl w:ilvl="5" w:tentative="1">
+      <w:start w:val="1"/>
+      <w:numFmt w:val="bullet"/>
+      <w:lvlText w:val=""/>
+      <w:lvlJc w:val="left"/>
+      <w:pPr>
+        <w:tabs>
+          <w:tab w:val="num" w:pos="4320"/>
+        </w:tabs>
+        <w:ind w:left="4320" w:hanging="360"/>
+      </w:pPr>
+      <w:rPr>
+        <w:rFonts w:ascii="Wingdings" w:hAnsi="Wingdings" w:hint="default"/>
+        <w:sz w:val="20"/>
+      </w:rPr>
+    </w:lvl>
+    <w:lvl w:ilvl="6" w:tentative="1">
+      <w:start w:val="1"/>
+      <w:numFmt w:val="bullet"/>
+      <w:lvlText w:val=""/>
+      <w:lvlJc w:val="left"/>
+      <w:pPr>
+        <w:tabs>
+          <w:tab w:val="num" w:pos="5040"/>
+        </w:tabs>
+        <w:ind w:left="5040" w:hanging="360"/>
+      </w:pPr>
+      <w:rPr>
+        <w:rFonts w:ascii="Wingdings" w:hAnsi="Wingdings" w:hint="default"/>
+        <w:sz w:val="20"/>
+      </w:rPr>
+    </w:lvl>
+    <w:lvl w:ilvl="7" w:tentative="1">
+      <w:start w:val="1"/>
+      <w:numFmt w:val="bullet"/>
+      <w:lvlText w:val=""/>
+      <w:lvlJc w:val="left"/>
+      <w:pPr>
+        <w:tabs>
+          <w:tab w:val="num" w:pos="5760"/>
+        </w:tabs>
+        <w:ind w:left="5760" w:hanging="360"/>
+      </w:pPr>
+      <w:rPr>
+        <w:rFonts w:ascii="Wingdings" w:hAnsi="Wingdings" w:hint="default"/>
+        <w:sz w:val="20"/>
+      </w:rPr>
+    </w:lvl>
+    <w:lvl w:ilvl="8" w:tentative="1">
+      <w:start w:val="1"/>
+      <w:numFmt w:val="bullet"/>
+      <w:lvlText w:val=""/>
+      <w:lvlJc w:val="left"/>
+      <w:pPr>
+        <w:tabs>
+          <w:tab w:val="num" w:pos="6480"/>
+        </w:tabs>
+        <w:ind w:left="6480" w:hanging="360"/>
+      </w:pPr>
+      <w:rPr>
+        <w:rFonts w:ascii="Wingdings" w:hAnsi="Wingdings" w:hint="default"/>
+        <w:sz w:val="20"/>
+      </w:rPr>
+    </w:lvl>
+  </w:abstractNum>
+  <w:abstractNum w:abstractNumId="39" w15:restartNumberingAfterBreak="0">
+    <w:nsid w:val="60420BCF"/>
+    <w:multiLevelType w:val="multilevel"/>
+    <w:tmpl w:val="7248D4B4"/>
+    <w:lvl w:ilvl="0">
+      <w:start w:val="1"/>
+      <w:numFmt w:val="bullet"/>
+      <w:lvlText w:val=""/>
+      <w:lvlJc w:val="left"/>
+      <w:pPr>
+        <w:tabs>
+          <w:tab w:val="num" w:pos="720"/>
+        </w:tabs>
+        <w:ind w:left="720" w:hanging="360"/>
+      </w:pPr>
+      <w:rPr>
+        <w:rFonts w:ascii="Symbol" w:hAnsi="Symbol" w:hint="default"/>
+        <w:sz w:val="20"/>
+      </w:rPr>
+    </w:lvl>
+    <w:lvl w:ilvl="1" w:tentative="1">
+      <w:start w:val="1"/>
+      <w:numFmt w:val="bullet"/>
+      <w:lvlText w:val="o"/>
+      <w:lvlJc w:val="left"/>
+      <w:pPr>
+        <w:tabs>
+          <w:tab w:val="num" w:pos="1440"/>
+        </w:tabs>
+        <w:ind w:left="1440" w:hanging="360"/>
+      </w:pPr>
+      <w:rPr>
+        <w:rFonts w:ascii="Courier New" w:hAnsi="Courier New" w:hint="default"/>
+        <w:sz w:val="20"/>
+      </w:rPr>
+    </w:lvl>
+    <w:lvl w:ilvl="2" w:tentative="1">
+      <w:start w:val="1"/>
+      <w:numFmt w:val="bullet"/>
+      <w:lvlText w:val=""/>
+      <w:lvlJc w:val="left"/>
+      <w:pPr>
+        <w:tabs>
+          <w:tab w:val="num" w:pos="2160"/>
+        </w:tabs>
+        <w:ind w:left="2160" w:hanging="360"/>
+      </w:pPr>
+      <w:rPr>
+        <w:rFonts w:ascii="Wingdings" w:hAnsi="Wingdings" w:hint="default"/>
+        <w:sz w:val="20"/>
+      </w:rPr>
+    </w:lvl>
+    <w:lvl w:ilvl="3" w:tentative="1">
+      <w:start w:val="1"/>
+      <w:numFmt w:val="bullet"/>
+      <w:lvlText w:val=""/>
+      <w:lvlJc w:val="left"/>
+      <w:pPr>
+        <w:tabs>
+          <w:tab w:val="num" w:pos="2880"/>
+        </w:tabs>
+        <w:ind w:left="2880" w:hanging="360"/>
+      </w:pPr>
+      <w:rPr>
+        <w:rFonts w:ascii="Wingdings" w:hAnsi="Wingdings" w:hint="default"/>
+        <w:sz w:val="20"/>
+      </w:rPr>
+    </w:lvl>
+    <w:lvl w:ilvl="4" w:tentative="1">
+      <w:start w:val="1"/>
+      <w:numFmt w:val="bullet"/>
+      <w:lvlText w:val=""/>
+      <w:lvlJc w:val="left"/>
+      <w:pPr>
+        <w:tabs>
+          <w:tab w:val="num" w:pos="3600"/>
+        </w:tabs>
+        <w:ind w:left="3600" w:hanging="360"/>
+      </w:pPr>
+      <w:rPr>
+        <w:rFonts w:ascii="Wingdings" w:hAnsi="Wingdings" w:hint="default"/>
+        <w:sz w:val="20"/>
+      </w:rPr>
+    </w:lvl>
+    <w:lvl w:ilvl="5" w:tentative="1">
+      <w:start w:val="1"/>
+      <w:numFmt w:val="bullet"/>
+      <w:lvlText w:val=""/>
+      <w:lvlJc w:val="left"/>
+      <w:pPr>
+        <w:tabs>
+          <w:tab w:val="num" w:pos="4320"/>
+        </w:tabs>
+        <w:ind w:left="4320" w:hanging="360"/>
+      </w:pPr>
+      <w:rPr>
+        <w:rFonts w:ascii="Wingdings" w:hAnsi="Wingdings" w:hint="default"/>
+        <w:sz w:val="20"/>
+      </w:rPr>
+    </w:lvl>
+    <w:lvl w:ilvl="6" w:tentative="1">
+      <w:start w:val="1"/>
+      <w:numFmt w:val="bullet"/>
+      <w:lvlText w:val=""/>
+      <w:lvlJc w:val="left"/>
+      <w:pPr>
+        <w:tabs>
+          <w:tab w:val="num" w:pos="5040"/>
+        </w:tabs>
+        <w:ind w:left="5040" w:hanging="360"/>
+      </w:pPr>
+      <w:rPr>
+        <w:rFonts w:ascii="Wingdings" w:hAnsi="Wingdings" w:hint="default"/>
+        <w:sz w:val="20"/>
+      </w:rPr>
+    </w:lvl>
+    <w:lvl w:ilvl="7" w:tentative="1">
+      <w:start w:val="1"/>
+      <w:numFmt w:val="bullet"/>
+      <w:lvlText w:val=""/>
+      <w:lvlJc w:val="left"/>
+      <w:pPr>
+        <w:tabs>
+          <w:tab w:val="num" w:pos="5760"/>
+        </w:tabs>
+        <w:ind w:left="5760" w:hanging="360"/>
+      </w:pPr>
+      <w:rPr>
+        <w:rFonts w:ascii="Wingdings" w:hAnsi="Wingdings" w:hint="default"/>
+        <w:sz w:val="20"/>
+      </w:rPr>
+    </w:lvl>
+    <w:lvl w:ilvl="8" w:tentative="1">
+      <w:start w:val="1"/>
+      <w:numFmt w:val="bullet"/>
+      <w:lvlText w:val=""/>
+      <w:lvlJc w:val="left"/>
+      <w:pPr>
+        <w:tabs>
+          <w:tab w:val="num" w:pos="6480"/>
+        </w:tabs>
+        <w:ind w:left="6480" w:hanging="360"/>
+      </w:pPr>
+      <w:rPr>
+        <w:rFonts w:ascii="Wingdings" w:hAnsi="Wingdings" w:hint="default"/>
+        <w:sz w:val="20"/>
+      </w:rPr>
+    </w:lvl>
+  </w:abstractNum>
+  <w:abstractNum w:abstractNumId="40" w15:restartNumberingAfterBreak="0">
+    <w:nsid w:val="608A5540"/>
+    <w:multiLevelType w:val="multilevel"/>
+    <w:tmpl w:val="7868BF82"/>
+    <w:lvl w:ilvl="0">
+      <w:start w:val="1"/>
+      <w:numFmt w:val="decimal"/>
+      <w:lvlText w:val="%1."/>
+      <w:lvlJc w:val="left"/>
+      <w:pPr>
+        <w:tabs>
+          <w:tab w:val="num" w:pos="720"/>
+        </w:tabs>
+        <w:ind w:left="720" w:hanging="360"/>
+      </w:pPr>
+    </w:lvl>
+    <w:lvl w:ilvl="1" w:tentative="1">
+      <w:start w:val="1"/>
+      <w:numFmt w:val="decimal"/>
+      <w:lvlText w:val="%2."/>
+      <w:lvlJc w:val="left"/>
+      <w:pPr>
+        <w:tabs>
+          <w:tab w:val="num" w:pos="1440"/>
+        </w:tabs>
+        <w:ind w:left="1440" w:hanging="360"/>
+      </w:pPr>
+    </w:lvl>
+    <w:lvl w:ilvl="2" w:tentative="1">
+      <w:start w:val="1"/>
+      <w:numFmt w:val="decimal"/>
+      <w:lvlText w:val="%3."/>
+      <w:lvlJc w:val="left"/>
+      <w:pPr>
+        <w:tabs>
+          <w:tab w:val="num" w:pos="2160"/>
+        </w:tabs>
+        <w:ind w:left="2160" w:hanging="360"/>
+      </w:pPr>
+    </w:lvl>
+    <w:lvl w:ilvl="3" w:tentative="1">
+      <w:start w:val="1"/>
+      <w:numFmt w:val="decimal"/>
+      <w:lvlText w:val="%4."/>
+      <w:lvlJc w:val="left"/>
+      <w:pPr>
+        <w:tabs>
+          <w:tab w:val="num" w:pos="2880"/>
+        </w:tabs>
+        <w:ind w:left="2880" w:hanging="360"/>
+      </w:pPr>
+    </w:lvl>
+    <w:lvl w:ilvl="4" w:tentative="1">
+      <w:start w:val="1"/>
+      <w:numFmt w:val="decimal"/>
+      <w:lvlText w:val="%5."/>
+      <w:lvlJc w:val="left"/>
+      <w:pPr>
+        <w:tabs>
+          <w:tab w:val="num" w:pos="3600"/>
+        </w:tabs>
+        <w:ind w:left="3600" w:hanging="360"/>
+      </w:pPr>
+    </w:lvl>
+    <w:lvl w:ilvl="5" w:tentative="1">
+      <w:start w:val="1"/>
+      <w:numFmt w:val="decimal"/>
+      <w:lvlText w:val="%6."/>
+      <w:lvlJc w:val="left"/>
+      <w:pPr>
+        <w:tabs>
+          <w:tab w:val="num" w:pos="4320"/>
+        </w:tabs>
+        <w:ind w:left="4320" w:hanging="360"/>
+      </w:pPr>
+    </w:lvl>
+    <w:lvl w:ilvl="6" w:tentative="1">
+      <w:start w:val="1"/>
+      <w:numFmt w:val="decimal"/>
+      <w:lvlText w:val="%7."/>
+      <w:lvlJc w:val="left"/>
+      <w:pPr>
+        <w:tabs>
+          <w:tab w:val="num" w:pos="5040"/>
+        </w:tabs>
+        <w:ind w:left="5040" w:hanging="360"/>
+      </w:pPr>
+    </w:lvl>
+    <w:lvl w:ilvl="7" w:tentative="1">
+      <w:start w:val="1"/>
+      <w:numFmt w:val="decimal"/>
+      <w:lvlText w:val="%8."/>
+      <w:lvlJc w:val="left"/>
+      <w:pPr>
+        <w:tabs>
+          <w:tab w:val="num" w:pos="5760"/>
+        </w:tabs>
+        <w:ind w:left="5760" w:hanging="360"/>
+      </w:pPr>
+    </w:lvl>
+    <w:lvl w:ilvl="8" w:tentative="1">
+      <w:start w:val="1"/>
+      <w:numFmt w:val="decimal"/>
+      <w:lvlText w:val="%9."/>
+      <w:lvlJc w:val="left"/>
+      <w:pPr>
+        <w:tabs>
+          <w:tab w:val="num" w:pos="6480"/>
+        </w:tabs>
+        <w:ind w:left="6480" w:hanging="360"/>
+      </w:pPr>
+    </w:lvl>
+  </w:abstractNum>
+  <w:abstractNum w:abstractNumId="41" w15:restartNumberingAfterBreak="0">
     <w:nsid w:val="635174CF"/>
     <w:multiLevelType w:val="multilevel"/>
     <w:tmpl w:val="115067B0"/>
@@ -11181,7 +13147,7 @@
       </w:rPr>
     </w:lvl>
   </w:abstractNum>
-  <w:abstractNum w:abstractNumId="26" w15:restartNumberingAfterBreak="0">
+  <w:abstractNum w:abstractNumId="42" w15:restartNumberingAfterBreak="0">
     <w:nsid w:val="64322E93"/>
     <w:multiLevelType w:val="multilevel"/>
     <w:tmpl w:val="0CAEAAA8"/>
@@ -11330,7 +13296,156 @@
       </w:rPr>
     </w:lvl>
   </w:abstractNum>
-  <w:abstractNum w:abstractNumId="27" w15:restartNumberingAfterBreak="0">
+  <w:abstractNum w:abstractNumId="43" w15:restartNumberingAfterBreak="0">
+    <w:nsid w:val="67916652"/>
+    <w:multiLevelType w:val="multilevel"/>
+    <w:tmpl w:val="6CC078B4"/>
+    <w:lvl w:ilvl="0">
+      <w:start w:val="1"/>
+      <w:numFmt w:val="bullet"/>
+      <w:lvlText w:val=""/>
+      <w:lvlJc w:val="left"/>
+      <w:pPr>
+        <w:tabs>
+          <w:tab w:val="num" w:pos="720"/>
+        </w:tabs>
+        <w:ind w:left="720" w:hanging="360"/>
+      </w:pPr>
+      <w:rPr>
+        <w:rFonts w:ascii="Symbol" w:hAnsi="Symbol" w:hint="default"/>
+        <w:sz w:val="20"/>
+      </w:rPr>
+    </w:lvl>
+    <w:lvl w:ilvl="1" w:tentative="1">
+      <w:start w:val="1"/>
+      <w:numFmt w:val="bullet"/>
+      <w:lvlText w:val="o"/>
+      <w:lvlJc w:val="left"/>
+      <w:pPr>
+        <w:tabs>
+          <w:tab w:val="num" w:pos="1440"/>
+        </w:tabs>
+        <w:ind w:left="1440" w:hanging="360"/>
+      </w:pPr>
+      <w:rPr>
+        <w:rFonts w:ascii="Courier New" w:hAnsi="Courier New" w:hint="default"/>
+        <w:sz w:val="20"/>
+      </w:rPr>
+    </w:lvl>
+    <w:lvl w:ilvl="2" w:tentative="1">
+      <w:start w:val="1"/>
+      <w:numFmt w:val="bullet"/>
+      <w:lvlText w:val=""/>
+      <w:lvlJc w:val="left"/>
+      <w:pPr>
+        <w:tabs>
+          <w:tab w:val="num" w:pos="2160"/>
+        </w:tabs>
+        <w:ind w:left="2160" w:hanging="360"/>
+      </w:pPr>
+      <w:rPr>
+        <w:rFonts w:ascii="Wingdings" w:hAnsi="Wingdings" w:hint="default"/>
+        <w:sz w:val="20"/>
+      </w:rPr>
+    </w:lvl>
+    <w:lvl w:ilvl="3" w:tentative="1">
+      <w:start w:val="1"/>
+      <w:numFmt w:val="bullet"/>
+      <w:lvlText w:val=""/>
+      <w:lvlJc w:val="left"/>
+      <w:pPr>
+        <w:tabs>
+          <w:tab w:val="num" w:pos="2880"/>
+        </w:tabs>
+        <w:ind w:left="2880" w:hanging="360"/>
+      </w:pPr>
+      <w:rPr>
+        <w:rFonts w:ascii="Wingdings" w:hAnsi="Wingdings" w:hint="default"/>
+        <w:sz w:val="20"/>
+      </w:rPr>
+    </w:lvl>
+    <w:lvl w:ilvl="4" w:tentative="1">
+      <w:start w:val="1"/>
+      <w:numFmt w:val="bullet"/>
+      <w:lvlText w:val=""/>
+      <w:lvlJc w:val="left"/>
+      <w:pPr>
+        <w:tabs>
+          <w:tab w:val="num" w:pos="3600"/>
+        </w:tabs>
+        <w:ind w:left="3600" w:hanging="360"/>
+      </w:pPr>
+      <w:rPr>
+        <w:rFonts w:ascii="Wingdings" w:hAnsi="Wingdings" w:hint="default"/>
+        <w:sz w:val="20"/>
+      </w:rPr>
+    </w:lvl>
+    <w:lvl w:ilvl="5" w:tentative="1">
+      <w:start w:val="1"/>
+      <w:numFmt w:val="bullet"/>
+      <w:lvlText w:val=""/>
+      <w:lvlJc w:val="left"/>
+      <w:pPr>
+        <w:tabs>
+          <w:tab w:val="num" w:pos="4320"/>
+        </w:tabs>
+        <w:ind w:left="4320" w:hanging="360"/>
+      </w:pPr>
+      <w:rPr>
+        <w:rFonts w:ascii="Wingdings" w:hAnsi="Wingdings" w:hint="default"/>
+        <w:sz w:val="20"/>
+      </w:rPr>
+    </w:lvl>
+    <w:lvl w:ilvl="6" w:tentative="1">
+      <w:start w:val="1"/>
+      <w:numFmt w:val="bullet"/>
+      <w:lvlText w:val=""/>
+      <w:lvlJc w:val="left"/>
+      <w:pPr>
+        <w:tabs>
+          <w:tab w:val="num" w:pos="5040"/>
+        </w:tabs>
+        <w:ind w:left="5040" w:hanging="360"/>
+      </w:pPr>
+      <w:rPr>
+        <w:rFonts w:ascii="Wingdings" w:hAnsi="Wingdings" w:hint="default"/>
+        <w:sz w:val="20"/>
+      </w:rPr>
+    </w:lvl>
+    <w:lvl w:ilvl="7" w:tentative="1">
+      <w:start w:val="1"/>
+      <w:numFmt w:val="bullet"/>
+      <w:lvlText w:val=""/>
+      <w:lvlJc w:val="left"/>
+      <w:pPr>
+        <w:tabs>
+          <w:tab w:val="num" w:pos="5760"/>
+        </w:tabs>
+        <w:ind w:left="5760" w:hanging="360"/>
+      </w:pPr>
+      <w:rPr>
+        <w:rFonts w:ascii="Wingdings" w:hAnsi="Wingdings" w:hint="default"/>
+        <w:sz w:val="20"/>
+      </w:rPr>
+    </w:lvl>
+    <w:lvl w:ilvl="8" w:tentative="1">
+      <w:start w:val="1"/>
+      <w:numFmt w:val="bullet"/>
+      <w:lvlText w:val=""/>
+      <w:lvlJc w:val="left"/>
+      <w:pPr>
+        <w:tabs>
+          <w:tab w:val="num" w:pos="6480"/>
+        </w:tabs>
+        <w:ind w:left="6480" w:hanging="360"/>
+      </w:pPr>
+      <w:rPr>
+        <w:rFonts w:ascii="Wingdings" w:hAnsi="Wingdings" w:hint="default"/>
+        <w:sz w:val="20"/>
+      </w:rPr>
+    </w:lvl>
+  </w:abstractNum>
+  <w:abstractNum w:abstractNumId="44" w15:restartNumberingAfterBreak="0">
     <w:nsid w:val="6882036C"/>
     <w:multiLevelType w:val="multilevel"/>
     <w:tmpl w:val="F6F476D2"/>
@@ -11479,7 +13594,156 @@
       </w:rPr>
     </w:lvl>
   </w:abstractNum>
-  <w:abstractNum w:abstractNumId="28" w15:restartNumberingAfterBreak="0">
+  <w:abstractNum w:abstractNumId="45" w15:restartNumberingAfterBreak="0">
+    <w:nsid w:val="6E0A450A"/>
+    <w:multiLevelType w:val="multilevel"/>
+    <w:tmpl w:val="90E64E7E"/>
+    <w:lvl w:ilvl="0">
+      <w:start w:val="1"/>
+      <w:numFmt w:val="bullet"/>
+      <w:lvlText w:val=""/>
+      <w:lvlJc w:val="left"/>
+      <w:pPr>
+        <w:tabs>
+          <w:tab w:val="num" w:pos="720"/>
+        </w:tabs>
+        <w:ind w:left="720" w:hanging="360"/>
+      </w:pPr>
+      <w:rPr>
+        <w:rFonts w:ascii="Symbol" w:hAnsi="Symbol" w:hint="default"/>
+        <w:sz w:val="20"/>
+      </w:rPr>
+    </w:lvl>
+    <w:lvl w:ilvl="1" w:tentative="1">
+      <w:start w:val="1"/>
+      <w:numFmt w:val="bullet"/>
+      <w:lvlText w:val="o"/>
+      <w:lvlJc w:val="left"/>
+      <w:pPr>
+        <w:tabs>
+          <w:tab w:val="num" w:pos="1440"/>
+        </w:tabs>
+        <w:ind w:left="1440" w:hanging="360"/>
+      </w:pPr>
+      <w:rPr>
+        <w:rFonts w:ascii="Courier New" w:hAnsi="Courier New" w:hint="default"/>
+        <w:sz w:val="20"/>
+      </w:rPr>
+    </w:lvl>
+    <w:lvl w:ilvl="2" w:tentative="1">
+      <w:start w:val="1"/>
+      <w:numFmt w:val="bullet"/>
+      <w:lvlText w:val=""/>
+      <w:lvlJc w:val="left"/>
+      <w:pPr>
+        <w:tabs>
+          <w:tab w:val="num" w:pos="2160"/>
+        </w:tabs>
+        <w:ind w:left="2160" w:hanging="360"/>
+      </w:pPr>
+      <w:rPr>
+        <w:rFonts w:ascii="Wingdings" w:hAnsi="Wingdings" w:hint="default"/>
+        <w:sz w:val="20"/>
+      </w:rPr>
+    </w:lvl>
+    <w:lvl w:ilvl="3" w:tentative="1">
+      <w:start w:val="1"/>
+      <w:numFmt w:val="bullet"/>
+      <w:lvlText w:val=""/>
+      <w:lvlJc w:val="left"/>
+      <w:pPr>
+        <w:tabs>
+          <w:tab w:val="num" w:pos="2880"/>
+        </w:tabs>
+        <w:ind w:left="2880" w:hanging="360"/>
+      </w:pPr>
+      <w:rPr>
+        <w:rFonts w:ascii="Wingdings" w:hAnsi="Wingdings" w:hint="default"/>
+        <w:sz w:val="20"/>
+      </w:rPr>
+    </w:lvl>
+    <w:lvl w:ilvl="4" w:tentative="1">
+      <w:start w:val="1"/>
+      <w:numFmt w:val="bullet"/>
+      <w:lvlText w:val=""/>
+      <w:lvlJc w:val="left"/>
+      <w:pPr>
+        <w:tabs>
+          <w:tab w:val="num" w:pos="3600"/>
+        </w:tabs>
+        <w:ind w:left="3600" w:hanging="360"/>
+      </w:pPr>
+      <w:rPr>
+        <w:rFonts w:ascii="Wingdings" w:hAnsi="Wingdings" w:hint="default"/>
+        <w:sz w:val="20"/>
+      </w:rPr>
+    </w:lvl>
+    <w:lvl w:ilvl="5" w:tentative="1">
+      <w:start w:val="1"/>
+      <w:numFmt w:val="bullet"/>
+      <w:lvlText w:val=""/>
+      <w:lvlJc w:val="left"/>
+      <w:pPr>
+        <w:tabs>
+          <w:tab w:val="num" w:pos="4320"/>
+        </w:tabs>
+        <w:ind w:left="4320" w:hanging="360"/>
+      </w:pPr>
+      <w:rPr>
+        <w:rFonts w:ascii="Wingdings" w:hAnsi="Wingdings" w:hint="default"/>
+        <w:sz w:val="20"/>
+      </w:rPr>
+    </w:lvl>
+    <w:lvl w:ilvl="6" w:tentative="1">
+      <w:start w:val="1"/>
+      <w:numFmt w:val="bullet"/>
+      <w:lvlText w:val=""/>
+      <w:lvlJc w:val="left"/>
+      <w:pPr>
+        <w:tabs>
+          <w:tab w:val="num" w:pos="5040"/>
+        </w:tabs>
+        <w:ind w:left="5040" w:hanging="360"/>
+      </w:pPr>
+      <w:rPr>
+        <w:rFonts w:ascii="Wingdings" w:hAnsi="Wingdings" w:hint="default"/>
+        <w:sz w:val="20"/>
+      </w:rPr>
+    </w:lvl>
+    <w:lvl w:ilvl="7" w:tentative="1">
+      <w:start w:val="1"/>
+      <w:numFmt w:val="bullet"/>
+      <w:lvlText w:val=""/>
+      <w:lvlJc w:val="left"/>
+      <w:pPr>
+        <w:tabs>
+          <w:tab w:val="num" w:pos="5760"/>
+        </w:tabs>
+        <w:ind w:left="5760" w:hanging="360"/>
+      </w:pPr>
+      <w:rPr>
+        <w:rFonts w:ascii="Wingdings" w:hAnsi="Wingdings" w:hint="default"/>
+        <w:sz w:val="20"/>
+      </w:rPr>
+    </w:lvl>
+    <w:lvl w:ilvl="8" w:tentative="1">
+      <w:start w:val="1"/>
+      <w:numFmt w:val="bullet"/>
+      <w:lvlText w:val=""/>
+      <w:lvlJc w:val="left"/>
+      <w:pPr>
+        <w:tabs>
+          <w:tab w:val="num" w:pos="6480"/>
+        </w:tabs>
+        <w:ind w:left="6480" w:hanging="360"/>
+      </w:pPr>
+      <w:rPr>
+        <w:rFonts w:ascii="Wingdings" w:hAnsi="Wingdings" w:hint="default"/>
+        <w:sz w:val="20"/>
+      </w:rPr>
+    </w:lvl>
+  </w:abstractNum>
+  <w:abstractNum w:abstractNumId="46" w15:restartNumberingAfterBreak="0">
     <w:nsid w:val="70AC4F31"/>
     <w:multiLevelType w:val="multilevel"/>
     <w:tmpl w:val="825A31C4"/>
@@ -11592,7 +13856,156 @@
       </w:pPr>
     </w:lvl>
   </w:abstractNum>
-  <w:abstractNum w:abstractNumId="29" w15:restartNumberingAfterBreak="0">
+  <w:abstractNum w:abstractNumId="47" w15:restartNumberingAfterBreak="0">
+    <w:nsid w:val="72101D24"/>
+    <w:multiLevelType w:val="multilevel"/>
+    <w:tmpl w:val="655010FE"/>
+    <w:lvl w:ilvl="0">
+      <w:start w:val="1"/>
+      <w:numFmt w:val="bullet"/>
+      <w:lvlText w:val=""/>
+      <w:lvlJc w:val="left"/>
+      <w:pPr>
+        <w:tabs>
+          <w:tab w:val="num" w:pos="720"/>
+        </w:tabs>
+        <w:ind w:left="720" w:hanging="360"/>
+      </w:pPr>
+      <w:rPr>
+        <w:rFonts w:ascii="Symbol" w:hAnsi="Symbol" w:hint="default"/>
+        <w:sz w:val="20"/>
+      </w:rPr>
+    </w:lvl>
+    <w:lvl w:ilvl="1" w:tentative="1">
+      <w:start w:val="1"/>
+      <w:numFmt w:val="bullet"/>
+      <w:lvlText w:val="o"/>
+      <w:lvlJc w:val="left"/>
+      <w:pPr>
+        <w:tabs>
+          <w:tab w:val="num" w:pos="1440"/>
+        </w:tabs>
+        <w:ind w:left="1440" w:hanging="360"/>
+      </w:pPr>
+      <w:rPr>
+        <w:rFonts w:ascii="Courier New" w:hAnsi="Courier New" w:hint="default"/>
+        <w:sz w:val="20"/>
+      </w:rPr>
+    </w:lvl>
+    <w:lvl w:ilvl="2" w:tentative="1">
+      <w:start w:val="1"/>
+      <w:numFmt w:val="bullet"/>
+      <w:lvlText w:val=""/>
+      <w:lvlJc w:val="left"/>
+      <w:pPr>
+        <w:tabs>
+          <w:tab w:val="num" w:pos="2160"/>
+        </w:tabs>
+        <w:ind w:left="2160" w:hanging="360"/>
+      </w:pPr>
+      <w:rPr>
+        <w:rFonts w:ascii="Wingdings" w:hAnsi="Wingdings" w:hint="default"/>
+        <w:sz w:val="20"/>
+      </w:rPr>
+    </w:lvl>
+    <w:lvl w:ilvl="3" w:tentative="1">
+      <w:start w:val="1"/>
+      <w:numFmt w:val="bullet"/>
+      <w:lvlText w:val=""/>
+      <w:lvlJc w:val="left"/>
+      <w:pPr>
+        <w:tabs>
+          <w:tab w:val="num" w:pos="2880"/>
+        </w:tabs>
+        <w:ind w:left="2880" w:hanging="360"/>
+      </w:pPr>
+      <w:rPr>
+        <w:rFonts w:ascii="Wingdings" w:hAnsi="Wingdings" w:hint="default"/>
+        <w:sz w:val="20"/>
+      </w:rPr>
+    </w:lvl>
+    <w:lvl w:ilvl="4" w:tentative="1">
+      <w:start w:val="1"/>
+      <w:numFmt w:val="bullet"/>
+      <w:lvlText w:val=""/>
+      <w:lvlJc w:val="left"/>
+      <w:pPr>
+        <w:tabs>
+          <w:tab w:val="num" w:pos="3600"/>
+        </w:tabs>
+        <w:ind w:left="3600" w:hanging="360"/>
+      </w:pPr>
+      <w:rPr>
+        <w:rFonts w:ascii="Wingdings" w:hAnsi="Wingdings" w:hint="default"/>
+        <w:sz w:val="20"/>
+      </w:rPr>
+    </w:lvl>
+    <w:lvl w:ilvl="5" w:tentative="1">
+      <w:start w:val="1"/>
+      <w:numFmt w:val="bullet"/>
+      <w:lvlText w:val=""/>
+      <w:lvlJc w:val="left"/>
+      <w:pPr>
+        <w:tabs>
+          <w:tab w:val="num" w:pos="4320"/>
+        </w:tabs>
+        <w:ind w:left="4320" w:hanging="360"/>
+      </w:pPr>
+      <w:rPr>
+        <w:rFonts w:ascii="Wingdings" w:hAnsi="Wingdings" w:hint="default"/>
+        <w:sz w:val="20"/>
+      </w:rPr>
+    </w:lvl>
+    <w:lvl w:ilvl="6" w:tentative="1">
+      <w:start w:val="1"/>
+      <w:numFmt w:val="bullet"/>
+      <w:lvlText w:val=""/>
+      <w:lvlJc w:val="left"/>
+      <w:pPr>
+        <w:tabs>
+          <w:tab w:val="num" w:pos="5040"/>
+        </w:tabs>
+        <w:ind w:left="5040" w:hanging="360"/>
+      </w:pPr>
+      <w:rPr>
+        <w:rFonts w:ascii="Wingdings" w:hAnsi="Wingdings" w:hint="default"/>
+        <w:sz w:val="20"/>
+      </w:rPr>
+    </w:lvl>
+    <w:lvl w:ilvl="7" w:tentative="1">
+      <w:start w:val="1"/>
+      <w:numFmt w:val="bullet"/>
+      <w:lvlText w:val=""/>
+      <w:lvlJc w:val="left"/>
+      <w:pPr>
+        <w:tabs>
+          <w:tab w:val="num" w:pos="5760"/>
+        </w:tabs>
+        <w:ind w:left="5760" w:hanging="360"/>
+      </w:pPr>
+      <w:rPr>
+        <w:rFonts w:ascii="Wingdings" w:hAnsi="Wingdings" w:hint="default"/>
+        <w:sz w:val="20"/>
+      </w:rPr>
+    </w:lvl>
+    <w:lvl w:ilvl="8" w:tentative="1">
+      <w:start w:val="1"/>
+      <w:numFmt w:val="bullet"/>
+      <w:lvlText w:val=""/>
+      <w:lvlJc w:val="left"/>
+      <w:pPr>
+        <w:tabs>
+          <w:tab w:val="num" w:pos="6480"/>
+        </w:tabs>
+        <w:ind w:left="6480" w:hanging="360"/>
+      </w:pPr>
+      <w:rPr>
+        <w:rFonts w:ascii="Wingdings" w:hAnsi="Wingdings" w:hint="default"/>
+        <w:sz w:val="20"/>
+      </w:rPr>
+    </w:lvl>
+  </w:abstractNum>
+  <w:abstractNum w:abstractNumId="48" w15:restartNumberingAfterBreak="0">
     <w:nsid w:val="75A05CBE"/>
     <w:multiLevelType w:val="multilevel"/>
     <w:tmpl w:val="3800E1C8"/>
@@ -11741,7 +14154,7 @@
       </w:rPr>
     </w:lvl>
   </w:abstractNum>
-  <w:abstractNum w:abstractNumId="30" w15:restartNumberingAfterBreak="0">
+  <w:abstractNum w:abstractNumId="49" w15:restartNumberingAfterBreak="0">
     <w:nsid w:val="78204429"/>
     <w:multiLevelType w:val="multilevel"/>
     <w:tmpl w:val="599AC946"/>
@@ -11890,7 +14303,454 @@
       </w:rPr>
     </w:lvl>
   </w:abstractNum>
-  <w:abstractNum w:abstractNumId="31" w15:restartNumberingAfterBreak="0">
+  <w:abstractNum w:abstractNumId="50" w15:restartNumberingAfterBreak="0">
+    <w:nsid w:val="782F7222"/>
+    <w:multiLevelType w:val="multilevel"/>
+    <w:tmpl w:val="8CF04B8E"/>
+    <w:lvl w:ilvl="0">
+      <w:start w:val="1"/>
+      <w:numFmt w:val="bullet"/>
+      <w:lvlText w:val=""/>
+      <w:lvlJc w:val="left"/>
+      <w:pPr>
+        <w:tabs>
+          <w:tab w:val="num" w:pos="720"/>
+        </w:tabs>
+        <w:ind w:left="720" w:hanging="360"/>
+      </w:pPr>
+      <w:rPr>
+        <w:rFonts w:ascii="Symbol" w:hAnsi="Symbol" w:hint="default"/>
+        <w:sz w:val="20"/>
+      </w:rPr>
+    </w:lvl>
+    <w:lvl w:ilvl="1" w:tentative="1">
+      <w:start w:val="1"/>
+      <w:numFmt w:val="bullet"/>
+      <w:lvlText w:val="o"/>
+      <w:lvlJc w:val="left"/>
+      <w:pPr>
+        <w:tabs>
+          <w:tab w:val="num" w:pos="1440"/>
+        </w:tabs>
+        <w:ind w:left="1440" w:hanging="360"/>
+      </w:pPr>
+      <w:rPr>
+        <w:rFonts w:ascii="Courier New" w:hAnsi="Courier New" w:hint="default"/>
+        <w:sz w:val="20"/>
+      </w:rPr>
+    </w:lvl>
+    <w:lvl w:ilvl="2" w:tentative="1">
+      <w:start w:val="1"/>
+      <w:numFmt w:val="bullet"/>
+      <w:lvlText w:val=""/>
+      <w:lvlJc w:val="left"/>
+      <w:pPr>
+        <w:tabs>
+          <w:tab w:val="num" w:pos="2160"/>
+        </w:tabs>
+        <w:ind w:left="2160" w:hanging="360"/>
+      </w:pPr>
+      <w:rPr>
+        <w:rFonts w:ascii="Wingdings" w:hAnsi="Wingdings" w:hint="default"/>
+        <w:sz w:val="20"/>
+      </w:rPr>
+    </w:lvl>
+    <w:lvl w:ilvl="3" w:tentative="1">
+      <w:start w:val="1"/>
+      <w:numFmt w:val="bullet"/>
+      <w:lvlText w:val=""/>
+      <w:lvlJc w:val="left"/>
+      <w:pPr>
+        <w:tabs>
+          <w:tab w:val="num" w:pos="2880"/>
+        </w:tabs>
+        <w:ind w:left="2880" w:hanging="360"/>
+      </w:pPr>
+      <w:rPr>
+        <w:rFonts w:ascii="Wingdings" w:hAnsi="Wingdings" w:hint="default"/>
+        <w:sz w:val="20"/>
+      </w:rPr>
+    </w:lvl>
+    <w:lvl w:ilvl="4" w:tentative="1">
+      <w:start w:val="1"/>
+      <w:numFmt w:val="bullet"/>
+      <w:lvlText w:val=""/>
+      <w:lvlJc w:val="left"/>
+      <w:pPr>
+        <w:tabs>
+          <w:tab w:val="num" w:pos="3600"/>
+        </w:tabs>
+        <w:ind w:left="3600" w:hanging="360"/>
+      </w:pPr>
+      <w:rPr>
+        <w:rFonts w:ascii="Wingdings" w:hAnsi="Wingdings" w:hint="default"/>
+        <w:sz w:val="20"/>
+      </w:rPr>
+    </w:lvl>
+    <w:lvl w:ilvl="5" w:tentative="1">
+      <w:start w:val="1"/>
+      <w:numFmt w:val="bullet"/>
+      <w:lvlText w:val=""/>
+      <w:lvlJc w:val="left"/>
+      <w:pPr>
+        <w:tabs>
+          <w:tab w:val="num" w:pos="4320"/>
+        </w:tabs>
+        <w:ind w:left="4320" w:hanging="360"/>
+      </w:pPr>
+      <w:rPr>
+        <w:rFonts w:ascii="Wingdings" w:hAnsi="Wingdings" w:hint="default"/>
+        <w:sz w:val="20"/>
+      </w:rPr>
+    </w:lvl>
+    <w:lvl w:ilvl="6" w:tentative="1">
+      <w:start w:val="1"/>
+      <w:numFmt w:val="bullet"/>
+      <w:lvlText w:val=""/>
+      <w:lvlJc w:val="left"/>
+      <w:pPr>
+        <w:tabs>
+          <w:tab w:val="num" w:pos="5040"/>
+        </w:tabs>
+        <w:ind w:left="5040" w:hanging="360"/>
+      </w:pPr>
+      <w:rPr>
+        <w:rFonts w:ascii="Wingdings" w:hAnsi="Wingdings" w:hint="default"/>
+        <w:sz w:val="20"/>
+      </w:rPr>
+    </w:lvl>
+    <w:lvl w:ilvl="7" w:tentative="1">
+      <w:start w:val="1"/>
+      <w:numFmt w:val="bullet"/>
+      <w:lvlText w:val=""/>
+      <w:lvlJc w:val="left"/>
+      <w:pPr>
+        <w:tabs>
+          <w:tab w:val="num" w:pos="5760"/>
+        </w:tabs>
+        <w:ind w:left="5760" w:hanging="360"/>
+      </w:pPr>
+      <w:rPr>
+        <w:rFonts w:ascii="Wingdings" w:hAnsi="Wingdings" w:hint="default"/>
+        <w:sz w:val="20"/>
+      </w:rPr>
+    </w:lvl>
+    <w:lvl w:ilvl="8" w:tentative="1">
+      <w:start w:val="1"/>
+      <w:numFmt w:val="bullet"/>
+      <w:lvlText w:val=""/>
+      <w:lvlJc w:val="left"/>
+      <w:pPr>
+        <w:tabs>
+          <w:tab w:val="num" w:pos="6480"/>
+        </w:tabs>
+        <w:ind w:left="6480" w:hanging="360"/>
+      </w:pPr>
+      <w:rPr>
+        <w:rFonts w:ascii="Wingdings" w:hAnsi="Wingdings" w:hint="default"/>
+        <w:sz w:val="20"/>
+      </w:rPr>
+    </w:lvl>
+  </w:abstractNum>
+  <w:abstractNum w:abstractNumId="51" w15:restartNumberingAfterBreak="0">
+    <w:nsid w:val="7A351B0E"/>
+    <w:multiLevelType w:val="multilevel"/>
+    <w:tmpl w:val="489CE0A8"/>
+    <w:lvl w:ilvl="0">
+      <w:start w:val="1"/>
+      <w:numFmt w:val="bullet"/>
+      <w:lvlText w:val=""/>
+      <w:lvlJc w:val="left"/>
+      <w:pPr>
+        <w:tabs>
+          <w:tab w:val="num" w:pos="720"/>
+        </w:tabs>
+        <w:ind w:left="720" w:hanging="360"/>
+      </w:pPr>
+      <w:rPr>
+        <w:rFonts w:ascii="Symbol" w:hAnsi="Symbol" w:hint="default"/>
+        <w:sz w:val="20"/>
+      </w:rPr>
+    </w:lvl>
+    <w:lvl w:ilvl="1" w:tentative="1">
+      <w:start w:val="1"/>
+      <w:numFmt w:val="bullet"/>
+      <w:lvlText w:val="o"/>
+      <w:lvlJc w:val="left"/>
+      <w:pPr>
+        <w:tabs>
+          <w:tab w:val="num" w:pos="1440"/>
+        </w:tabs>
+        <w:ind w:left="1440" w:hanging="360"/>
+      </w:pPr>
+      <w:rPr>
+        <w:rFonts w:ascii="Courier New" w:hAnsi="Courier New" w:hint="default"/>
+        <w:sz w:val="20"/>
+      </w:rPr>
+    </w:lvl>
+    <w:lvl w:ilvl="2" w:tentative="1">
+      <w:start w:val="1"/>
+      <w:numFmt w:val="bullet"/>
+      <w:lvlText w:val=""/>
+      <w:lvlJc w:val="left"/>
+      <w:pPr>
+        <w:tabs>
+          <w:tab w:val="num" w:pos="2160"/>
+        </w:tabs>
+        <w:ind w:left="2160" w:hanging="360"/>
+      </w:pPr>
+      <w:rPr>
+        <w:rFonts w:ascii="Wingdings" w:hAnsi="Wingdings" w:hint="default"/>
+        <w:sz w:val="20"/>
+      </w:rPr>
+    </w:lvl>
+    <w:lvl w:ilvl="3" w:tentative="1">
+      <w:start w:val="1"/>
+      <w:numFmt w:val="bullet"/>
+      <w:lvlText w:val=""/>
+      <w:lvlJc w:val="left"/>
+      <w:pPr>
+        <w:tabs>
+          <w:tab w:val="num" w:pos="2880"/>
+        </w:tabs>
+        <w:ind w:left="2880" w:hanging="360"/>
+      </w:pPr>
+      <w:rPr>
+        <w:rFonts w:ascii="Wingdings" w:hAnsi="Wingdings" w:hint="default"/>
+        <w:sz w:val="20"/>
+      </w:rPr>
+    </w:lvl>
+    <w:lvl w:ilvl="4" w:tentative="1">
+      <w:start w:val="1"/>
+      <w:numFmt w:val="bullet"/>
+      <w:lvlText w:val=""/>
+      <w:lvlJc w:val="left"/>
+      <w:pPr>
+        <w:tabs>
+          <w:tab w:val="num" w:pos="3600"/>
+        </w:tabs>
+        <w:ind w:left="3600" w:hanging="360"/>
+      </w:pPr>
+      <w:rPr>
+        <w:rFonts w:ascii="Wingdings" w:hAnsi="Wingdings" w:hint="default"/>
+        <w:sz w:val="20"/>
+      </w:rPr>
+    </w:lvl>
+    <w:lvl w:ilvl="5" w:tentative="1">
+      <w:start w:val="1"/>
+      <w:numFmt w:val="bullet"/>
+      <w:lvlText w:val=""/>
+      <w:lvlJc w:val="left"/>
+      <w:pPr>
+        <w:tabs>
+          <w:tab w:val="num" w:pos="4320"/>
+        </w:tabs>
+        <w:ind w:left="4320" w:hanging="360"/>
+      </w:pPr>
+      <w:rPr>
+        <w:rFonts w:ascii="Wingdings" w:hAnsi="Wingdings" w:hint="default"/>
+        <w:sz w:val="20"/>
+      </w:rPr>
+    </w:lvl>
+    <w:lvl w:ilvl="6" w:tentative="1">
+      <w:start w:val="1"/>
+      <w:numFmt w:val="bullet"/>
+      <w:lvlText w:val=""/>
+      <w:lvlJc w:val="left"/>
+      <w:pPr>
+        <w:tabs>
+          <w:tab w:val="num" w:pos="5040"/>
+        </w:tabs>
+        <w:ind w:left="5040" w:hanging="360"/>
+      </w:pPr>
+      <w:rPr>
+        <w:rFonts w:ascii="Wingdings" w:hAnsi="Wingdings" w:hint="default"/>
+        <w:sz w:val="20"/>
+      </w:rPr>
+    </w:lvl>
+    <w:lvl w:ilvl="7" w:tentative="1">
+      <w:start w:val="1"/>
+      <w:numFmt w:val="bullet"/>
+      <w:lvlText w:val=""/>
+      <w:lvlJc w:val="left"/>
+      <w:pPr>
+        <w:tabs>
+          <w:tab w:val="num" w:pos="5760"/>
+        </w:tabs>
+        <w:ind w:left="5760" w:hanging="360"/>
+      </w:pPr>
+      <w:rPr>
+        <w:rFonts w:ascii="Wingdings" w:hAnsi="Wingdings" w:hint="default"/>
+        <w:sz w:val="20"/>
+      </w:rPr>
+    </w:lvl>
+    <w:lvl w:ilvl="8" w:tentative="1">
+      <w:start w:val="1"/>
+      <w:numFmt w:val="bullet"/>
+      <w:lvlText w:val=""/>
+      <w:lvlJc w:val="left"/>
+      <w:pPr>
+        <w:tabs>
+          <w:tab w:val="num" w:pos="6480"/>
+        </w:tabs>
+        <w:ind w:left="6480" w:hanging="360"/>
+      </w:pPr>
+      <w:rPr>
+        <w:rFonts w:ascii="Wingdings" w:hAnsi="Wingdings" w:hint="default"/>
+        <w:sz w:val="20"/>
+      </w:rPr>
+    </w:lvl>
+  </w:abstractNum>
+  <w:abstractNum w:abstractNumId="52" w15:restartNumberingAfterBreak="0">
+    <w:nsid w:val="7BC051A5"/>
+    <w:multiLevelType w:val="multilevel"/>
+    <w:tmpl w:val="C63461CA"/>
+    <w:lvl w:ilvl="0">
+      <w:start w:val="1"/>
+      <w:numFmt w:val="bullet"/>
+      <w:lvlText w:val=""/>
+      <w:lvlJc w:val="left"/>
+      <w:pPr>
+        <w:tabs>
+          <w:tab w:val="num" w:pos="720"/>
+        </w:tabs>
+        <w:ind w:left="720" w:hanging="360"/>
+      </w:pPr>
+      <w:rPr>
+        <w:rFonts w:ascii="Symbol" w:hAnsi="Symbol" w:hint="default"/>
+        <w:sz w:val="20"/>
+      </w:rPr>
+    </w:lvl>
+    <w:lvl w:ilvl="1" w:tentative="1">
+      <w:start w:val="1"/>
+      <w:numFmt w:val="bullet"/>
+      <w:lvlText w:val="o"/>
+      <w:lvlJc w:val="left"/>
+      <w:pPr>
+        <w:tabs>
+          <w:tab w:val="num" w:pos="1440"/>
+        </w:tabs>
+        <w:ind w:left="1440" w:hanging="360"/>
+      </w:pPr>
+      <w:rPr>
+        <w:rFonts w:ascii="Courier New" w:hAnsi="Courier New" w:hint="default"/>
+        <w:sz w:val="20"/>
+      </w:rPr>
+    </w:lvl>
+    <w:lvl w:ilvl="2" w:tentative="1">
+      <w:start w:val="1"/>
+      <w:numFmt w:val="bullet"/>
+      <w:lvlText w:val=""/>
+      <w:lvlJc w:val="left"/>
+      <w:pPr>
+        <w:tabs>
+          <w:tab w:val="num" w:pos="2160"/>
+        </w:tabs>
+        <w:ind w:left="2160" w:hanging="360"/>
+      </w:pPr>
+      <w:rPr>
+        <w:rFonts w:ascii="Wingdings" w:hAnsi="Wingdings" w:hint="default"/>
+        <w:sz w:val="20"/>
+      </w:rPr>
+    </w:lvl>
+    <w:lvl w:ilvl="3" w:tentative="1">
+      <w:start w:val="1"/>
+      <w:numFmt w:val="bullet"/>
+      <w:lvlText w:val=""/>
+      <w:lvlJc w:val="left"/>
+      <w:pPr>
+        <w:tabs>
+          <w:tab w:val="num" w:pos="2880"/>
+        </w:tabs>
+        <w:ind w:left="2880" w:hanging="360"/>
+      </w:pPr>
+      <w:rPr>
+        <w:rFonts w:ascii="Wingdings" w:hAnsi="Wingdings" w:hint="default"/>
+        <w:sz w:val="20"/>
+      </w:rPr>
+    </w:lvl>
+    <w:lvl w:ilvl="4" w:tentative="1">
+      <w:start w:val="1"/>
+      <w:numFmt w:val="bullet"/>
+      <w:lvlText w:val=""/>
+      <w:lvlJc w:val="left"/>
+      <w:pPr>
+        <w:tabs>
+          <w:tab w:val="num" w:pos="3600"/>
+        </w:tabs>
+        <w:ind w:left="3600" w:hanging="360"/>
+      </w:pPr>
+      <w:rPr>
+        <w:rFonts w:ascii="Wingdings" w:hAnsi="Wingdings" w:hint="default"/>
+        <w:sz w:val="20"/>
+      </w:rPr>
+    </w:lvl>
+    <w:lvl w:ilvl="5" w:tentative="1">
+      <w:start w:val="1"/>
+      <w:numFmt w:val="bullet"/>
+      <w:lvlText w:val=""/>
+      <w:lvlJc w:val="left"/>
+      <w:pPr>
+        <w:tabs>
+          <w:tab w:val="num" w:pos="4320"/>
+        </w:tabs>
+        <w:ind w:left="4320" w:hanging="360"/>
+      </w:pPr>
+      <w:rPr>
+        <w:rFonts w:ascii="Wingdings" w:hAnsi="Wingdings" w:hint="default"/>
+        <w:sz w:val="20"/>
+      </w:rPr>
+    </w:lvl>
+    <w:lvl w:ilvl="6" w:tentative="1">
+      <w:start w:val="1"/>
+      <w:numFmt w:val="bullet"/>
+      <w:lvlText w:val=""/>
+      <w:lvlJc w:val="left"/>
+      <w:pPr>
+        <w:tabs>
+          <w:tab w:val="num" w:pos="5040"/>
+        </w:tabs>
+        <w:ind w:left="5040" w:hanging="360"/>
+      </w:pPr>
+      <w:rPr>
+        <w:rFonts w:ascii="Wingdings" w:hAnsi="Wingdings" w:hint="default"/>
+        <w:sz w:val="20"/>
+      </w:rPr>
+    </w:lvl>
+    <w:lvl w:ilvl="7" w:tentative="1">
+      <w:start w:val="1"/>
+      <w:numFmt w:val="bullet"/>
+      <w:lvlText w:val=""/>
+      <w:lvlJc w:val="left"/>
+      <w:pPr>
+        <w:tabs>
+          <w:tab w:val="num" w:pos="5760"/>
+        </w:tabs>
+        <w:ind w:left="5760" w:hanging="360"/>
+      </w:pPr>
+      <w:rPr>
+        <w:rFonts w:ascii="Wingdings" w:hAnsi="Wingdings" w:hint="default"/>
+        <w:sz w:val="20"/>
+      </w:rPr>
+    </w:lvl>
+    <w:lvl w:ilvl="8" w:tentative="1">
+      <w:start w:val="1"/>
+      <w:numFmt w:val="bullet"/>
+      <w:lvlText w:val=""/>
+      <w:lvlJc w:val="left"/>
+      <w:pPr>
+        <w:tabs>
+          <w:tab w:val="num" w:pos="6480"/>
+        </w:tabs>
+        <w:ind w:left="6480" w:hanging="360"/>
+      </w:pPr>
+      <w:rPr>
+        <w:rFonts w:ascii="Wingdings" w:hAnsi="Wingdings" w:hint="default"/>
+        <w:sz w:val="20"/>
+      </w:rPr>
+    </w:lvl>
+  </w:abstractNum>
+  <w:abstractNum w:abstractNumId="53" w15:restartNumberingAfterBreak="0">
     <w:nsid w:val="7C7D1719"/>
     <w:multiLevelType w:val="multilevel"/>
     <w:tmpl w:val="330806AC"/>
@@ -12035,7 +14895,7 @@
       </w:rPr>
     </w:lvl>
   </w:abstractNum>
-  <w:abstractNum w:abstractNumId="32" w15:restartNumberingAfterBreak="0">
+  <w:abstractNum w:abstractNumId="54" w15:restartNumberingAfterBreak="0">
     <w:nsid w:val="7DB43F6D"/>
     <w:multiLevelType w:val="multilevel"/>
     <w:tmpl w:val="0A969514"/>
@@ -12185,103 +15045,169 @@
     </w:lvl>
   </w:abstractNum>
   <w:num w:numId="1" w16cid:durableId="968826865">
-    <w:abstractNumId w:val="28"/>
+    <w:abstractNumId w:val="46"/>
   </w:num>
   <w:num w:numId="2" w16cid:durableId="168378216">
+    <w:abstractNumId w:val="26"/>
+  </w:num>
+  <w:num w:numId="3" w16cid:durableId="1278751674">
+    <w:abstractNumId w:val="27"/>
+  </w:num>
+  <w:num w:numId="4" w16cid:durableId="579994356">
+    <w:abstractNumId w:val="11"/>
+  </w:num>
+  <w:num w:numId="5" w16cid:durableId="853307667">
+    <w:abstractNumId w:val="48"/>
+  </w:num>
+  <w:num w:numId="6" w16cid:durableId="658575758">
+    <w:abstractNumId w:val="24"/>
+  </w:num>
+  <w:num w:numId="7" w16cid:durableId="437456236">
     <w:abstractNumId w:val="18"/>
   </w:num>
-  <w:num w:numId="3" w16cid:durableId="1278751674">
-    <w:abstractNumId w:val="19"/>
-  </w:num>
-  <w:num w:numId="4" w16cid:durableId="579994356">
-    <w:abstractNumId w:val="7"/>
-  </w:num>
-  <w:num w:numId="5" w16cid:durableId="853307667">
-    <w:abstractNumId w:val="29"/>
-  </w:num>
-  <w:num w:numId="6" w16cid:durableId="658575758">
-    <w:abstractNumId w:val="16"/>
-  </w:num>
-  <w:num w:numId="7" w16cid:durableId="437456236">
-    <w:abstractNumId w:val="13"/>
-  </w:num>
   <w:num w:numId="8" w16cid:durableId="635529013">
-    <w:abstractNumId w:val="2"/>
+    <w:abstractNumId w:val="3"/>
   </w:num>
   <w:num w:numId="9" w16cid:durableId="972830901">
-    <w:abstractNumId w:val="5"/>
+    <w:abstractNumId w:val="9"/>
   </w:num>
   <w:num w:numId="10" w16cid:durableId="351735319">
-    <w:abstractNumId w:val="14"/>
+    <w:abstractNumId w:val="22"/>
   </w:num>
   <w:num w:numId="11" w16cid:durableId="608585088">
-    <w:abstractNumId w:val="23"/>
+    <w:abstractNumId w:val="32"/>
   </w:num>
   <w:num w:numId="12" w16cid:durableId="425423438">
     <w:abstractNumId w:val="0"/>
   </w:num>
   <w:num w:numId="13" w16cid:durableId="2063408628">
+    <w:abstractNumId w:val="49"/>
+  </w:num>
+  <w:num w:numId="14" w16cid:durableId="693380519">
+    <w:abstractNumId w:val="41"/>
+  </w:num>
+  <w:num w:numId="15" w16cid:durableId="1757901109">
+    <w:abstractNumId w:val="6"/>
+  </w:num>
+  <w:num w:numId="16" w16cid:durableId="787553852">
+    <w:abstractNumId w:val="25"/>
+  </w:num>
+  <w:num w:numId="17" w16cid:durableId="255983659">
+    <w:abstractNumId w:val="12"/>
+  </w:num>
+  <w:num w:numId="18" w16cid:durableId="1900900336">
+    <w:abstractNumId w:val="16"/>
+  </w:num>
+  <w:num w:numId="19" w16cid:durableId="1100249754">
+    <w:abstractNumId w:val="42"/>
+  </w:num>
+  <w:num w:numId="20" w16cid:durableId="1971546740">
+    <w:abstractNumId w:val="13"/>
+  </w:num>
+  <w:num w:numId="21" w16cid:durableId="1698846631">
+    <w:abstractNumId w:val="28"/>
+  </w:num>
+  <w:num w:numId="22" w16cid:durableId="1850100583">
+    <w:abstractNumId w:val="53"/>
+  </w:num>
+  <w:num w:numId="23" w16cid:durableId="1961372860">
+    <w:abstractNumId w:val="44"/>
+  </w:num>
+  <w:num w:numId="24" w16cid:durableId="624772291">
+    <w:abstractNumId w:val="14"/>
+  </w:num>
+  <w:num w:numId="25" w16cid:durableId="125859227">
+    <w:abstractNumId w:val="29"/>
+  </w:num>
+  <w:num w:numId="26" w16cid:durableId="1331175472">
+    <w:abstractNumId w:val="54"/>
+  </w:num>
+  <w:num w:numId="27" w16cid:durableId="909467051">
+    <w:abstractNumId w:val="23"/>
+  </w:num>
+  <w:num w:numId="28" w16cid:durableId="366951916">
     <w:abstractNumId w:val="30"/>
   </w:num>
-  <w:num w:numId="14" w16cid:durableId="693380519">
-    <w:abstractNumId w:val="25"/>
+  <w:num w:numId="29" w16cid:durableId="1504465742">
+    <w:abstractNumId w:val="15"/>
   </w:num>
-  <w:num w:numId="15" w16cid:durableId="1757901109">
+  <w:num w:numId="30" w16cid:durableId="819808397">
     <w:abstractNumId w:val="4"/>
   </w:num>
-  <w:num w:numId="16" w16cid:durableId="787553852">
-    <w:abstractNumId w:val="17"/>
-  </w:num>
-  <w:num w:numId="17" w16cid:durableId="255983659">
-    <w:abstractNumId w:val="8"/>
-  </w:num>
-  <w:num w:numId="18" w16cid:durableId="1900900336">
-    <w:abstractNumId w:val="12"/>
-  </w:num>
-  <w:num w:numId="19" w16cid:durableId="1100249754">
-    <w:abstractNumId w:val="26"/>
-  </w:num>
-  <w:num w:numId="20" w16cid:durableId="1971546740">
-    <w:abstractNumId w:val="9"/>
-  </w:num>
-  <w:num w:numId="21" w16cid:durableId="1698846631">
-    <w:abstractNumId w:val="20"/>
-  </w:num>
-  <w:num w:numId="22" w16cid:durableId="1850100583">
-    <w:abstractNumId w:val="31"/>
-  </w:num>
-  <w:num w:numId="23" w16cid:durableId="1961372860">
-    <w:abstractNumId w:val="27"/>
-  </w:num>
-  <w:num w:numId="24" w16cid:durableId="624772291">
-    <w:abstractNumId w:val="10"/>
-  </w:num>
-  <w:num w:numId="25" w16cid:durableId="125859227">
-    <w:abstractNumId w:val="21"/>
-  </w:num>
-  <w:num w:numId="26" w16cid:durableId="1331175472">
-    <w:abstractNumId w:val="32"/>
-  </w:num>
-  <w:num w:numId="27" w16cid:durableId="909467051">
-    <w:abstractNumId w:val="15"/>
-  </w:num>
-  <w:num w:numId="28" w16cid:durableId="366951916">
-    <w:abstractNumId w:val="22"/>
-  </w:num>
-  <w:num w:numId="29" w16cid:durableId="1504465742">
-    <w:abstractNumId w:val="11"/>
-  </w:num>
-  <w:num w:numId="30" w16cid:durableId="819808397">
-    <w:abstractNumId w:val="3"/>
-  </w:num>
   <w:num w:numId="31" w16cid:durableId="395054816">
-    <w:abstractNumId w:val="24"/>
+    <w:abstractNumId w:val="37"/>
   </w:num>
   <w:num w:numId="32" w16cid:durableId="98068674">
-    <w:abstractNumId w:val="6"/>
+    <w:abstractNumId w:val="10"/>
   </w:num>
   <w:num w:numId="33" w16cid:durableId="970282676">
     <w:abstractNumId w:val="1"/>
+  </w:num>
+  <w:num w:numId="34" w16cid:durableId="897135377">
+    <w:abstractNumId w:val="21"/>
+  </w:num>
+  <w:num w:numId="35" w16cid:durableId="1523518403">
+    <w:abstractNumId w:val="39"/>
+  </w:num>
+  <w:num w:numId="36" w16cid:durableId="229270655">
+    <w:abstractNumId w:val="50"/>
+  </w:num>
+  <w:num w:numId="37" w16cid:durableId="127822040">
+    <w:abstractNumId w:val="19"/>
+  </w:num>
+  <w:num w:numId="38" w16cid:durableId="2026398337">
+    <w:abstractNumId w:val="52"/>
+  </w:num>
+  <w:num w:numId="39" w16cid:durableId="702555380">
+    <w:abstractNumId w:val="20"/>
+  </w:num>
+  <w:num w:numId="40" w16cid:durableId="1152873460">
+    <w:abstractNumId w:val="35"/>
+  </w:num>
+  <w:num w:numId="41" w16cid:durableId="697897803">
+    <w:abstractNumId w:val="17"/>
+  </w:num>
+  <w:num w:numId="42" w16cid:durableId="359940173">
+    <w:abstractNumId w:val="43"/>
+  </w:num>
+  <w:num w:numId="43" w16cid:durableId="1529610938">
+    <w:abstractNumId w:val="8"/>
+  </w:num>
+  <w:num w:numId="44" w16cid:durableId="1645966530">
+    <w:abstractNumId w:val="36"/>
+  </w:num>
+  <w:num w:numId="45" w16cid:durableId="84305265">
+    <w:abstractNumId w:val="51"/>
+  </w:num>
+  <w:num w:numId="46" w16cid:durableId="913591292">
+    <w:abstractNumId w:val="40"/>
+  </w:num>
+  <w:num w:numId="47" w16cid:durableId="595596856">
+    <w:abstractNumId w:val="33"/>
+  </w:num>
+  <w:num w:numId="48" w16cid:durableId="1669400791">
+    <w:abstractNumId w:val="7"/>
+  </w:num>
+  <w:num w:numId="49" w16cid:durableId="14548996">
+    <w:abstractNumId w:val="34"/>
+  </w:num>
+  <w:num w:numId="50" w16cid:durableId="155462747">
+    <w:abstractNumId w:val="31"/>
+  </w:num>
+  <w:num w:numId="51" w16cid:durableId="504443256">
+    <w:abstractNumId w:val="38"/>
+  </w:num>
+  <w:num w:numId="52" w16cid:durableId="46297698">
+    <w:abstractNumId w:val="2"/>
+  </w:num>
+  <w:num w:numId="53" w16cid:durableId="1124344167">
+    <w:abstractNumId w:val="45"/>
+  </w:num>
+  <w:num w:numId="54" w16cid:durableId="1867790162">
+    <w:abstractNumId w:val="5"/>
+  </w:num>
+  <w:num w:numId="55" w16cid:durableId="540478819">
+    <w:abstractNumId w:val="47"/>
   </w:num>
 </w:numbering>
 </file>
@@ -12871,7 +15797,6 @@
   <w:style w:type="character" w:default="1" w:styleId="DefaultParagraphFont">
     <w:name w:val="Default Paragraph Font"/>
     <w:uiPriority w:val="1"/>
-    <w:semiHidden/>
     <w:unhideWhenUsed/>
   </w:style>
   <w:style w:type="table" w:default="1" w:styleId="TableNormal">

--- a/Assignment-1a POS Tagging Using HMM Group 68-.docx
+++ b/Assignment-1a POS Tagging Using HMM Group 68-.docx
@@ -1513,7 +1513,6 @@
         </w:rPr>
         <w:t xml:space="preserve">0.5 </w:t>
       </w:r>
-      <w:proofErr w:type="gramStart"/>
       <w:r>
         <w:rPr>
           <w:rFonts w:ascii="Aptos" w:eastAsia="Aptos" w:hAnsi="Aptos" w:cs="Aptos"/>
@@ -1526,7 +1525,6 @@
         </w:rPr>
         <w:t>Score</w:t>
       </w:r>
-      <w:proofErr w:type="gramEnd"/>
       <w:r>
         <w:rPr>
           <w:rFonts w:ascii="Aptos" w:eastAsia="Aptos" w:hAnsi="Aptos" w:cs="Aptos"/>
@@ -1650,7 +1648,7 @@
           <w:szCs w:val="32"/>
           <w:lang w:val="en-IN"/>
         </w:rPr>
-        <w:t>: 0.</w:t>
+        <w:t xml:space="preserve">: </w:t>
       </w:r>
       <w:r>
         <w:rPr>
@@ -1660,17 +1658,7 @@
           <w:szCs w:val="32"/>
           <w:lang w:val="en-IN"/>
         </w:rPr>
-        <w:t>585</w:t>
-      </w:r>
-      <w:r>
-        <w:rPr>
-          <w:rFonts w:ascii="Aptos" w:eastAsia="Aptos" w:hAnsi="Aptos" w:cs="Aptos"/>
-          <w:color w:val="002060"/>
-          <w:sz w:val="32"/>
-          <w:szCs w:val="32"/>
-          <w:lang w:val="en-IN"/>
-        </w:rPr>
-        <w:t xml:space="preserve"> </w:t>
+        <w:t>0.859</w:t>
       </w:r>
       <w:r>
         <w:rPr>
@@ -2562,29 +2550,7 @@
           <w:color w:val="002060"/>
           <w:lang w:val="en-IN"/>
         </w:rPr>
-        <w:t xml:space="preserve">F1 Score: 0.95 – Strong performance with </w:t>
-      </w:r>
-      <w:proofErr w:type="spellStart"/>
-      <w:r>
-        <w:rPr>
-          <w:rFonts w:ascii="Aptos" w:eastAsia="Aptos" w:hAnsi="Aptos" w:cs="Aptos"/>
-          <w:b/>
-          <w:bCs/>
-          <w:color w:val="002060"/>
-          <w:lang w:val="en-IN"/>
-        </w:rPr>
-        <w:t>adpositions</w:t>
-      </w:r>
-      <w:proofErr w:type="spellEnd"/>
-      <w:r>
-        <w:rPr>
-          <w:rFonts w:ascii="Aptos" w:eastAsia="Aptos" w:hAnsi="Aptos" w:cs="Aptos"/>
-          <w:b/>
-          <w:bCs/>
-          <w:color w:val="002060"/>
-          <w:lang w:val="en-IN"/>
-        </w:rPr>
-        <w:t>.</w:t>
+        <w:t>F1 Score: 0.95 – Strong performance with adpositions.</w:t>
       </w:r>
     </w:p>
     <w:p>
@@ -4291,29 +4257,7 @@
           <w:szCs w:val="28"/>
           <w:lang w:val="en-IN"/>
         </w:rPr>
-        <w:t xml:space="preserve"> This file contains the logic for training the HMM POS tagger, with key imports like </w:t>
-      </w:r>
-      <w:proofErr w:type="spellStart"/>
-      <w:r>
-        <w:rPr>
-          <w:rFonts w:ascii="Aptos" w:eastAsia="Aptos" w:hAnsi="Aptos" w:cs="Aptos"/>
-          <w:color w:val="002060"/>
-          <w:sz w:val="28"/>
-          <w:szCs w:val="28"/>
-          <w:lang w:val="en-IN"/>
-        </w:rPr>
-        <w:t>nltk</w:t>
-      </w:r>
-      <w:proofErr w:type="spellEnd"/>
-      <w:r>
-        <w:rPr>
-          <w:rFonts w:ascii="Aptos" w:eastAsia="Aptos" w:hAnsi="Aptos" w:cs="Aptos"/>
-          <w:color w:val="002060"/>
-          <w:sz w:val="28"/>
-          <w:szCs w:val="28"/>
-          <w:lang w:val="en-IN"/>
-        </w:rPr>
-        <w:t>, numpy, and sklearn. It also involves metrics like precision, recall, and F1 score and includes functions related to the HMM training process.</w:t>
+        <w:t xml:space="preserve"> This file contains the logic for training the HMM POS tagger, with key imports like nltk, numpy, and sklearn. It also involves metrics like precision, recall, and F1 score and includes functions related to the HMM training process.</w:t>
       </w:r>
     </w:p>
     <w:p>
@@ -15797,6 +15741,7 @@
   <w:style w:type="character" w:default="1" w:styleId="DefaultParagraphFont">
     <w:name w:val="Default Paragraph Font"/>
     <w:uiPriority w:val="1"/>
+    <w:semiHidden/>
     <w:unhideWhenUsed/>
   </w:style>
   <w:style w:type="table" w:default="1" w:styleId="TableNormal">
